--- a/Files_Фаруди И/Validation_Фаруди И.docx
+++ b/Files_Фаруди И/Validation_Фаруди И.docx
@@ -760,7 +760,6 @@
           <w:color w:val="000000"/>
           <w:kern w:val="0"/>
           <w:u w:val="single"/>
-          <w:vertAlign w:val="subscript"/>
           <w14:ligatures w14:val="none"/>
         </w:rPr>
       </w:pPr>
@@ -771,109 +770,186 @@
           <w:kern w:val="0"/>
           <w14:ligatures w14:val="none"/>
         </w:rPr>
-        <w:t xml:space="preserve">Ссылка на используемый ресурс / </w:t>
+        <w:t xml:space="preserve">Ссылка на используемый ресурс </w:t>
       </w:r>
       <w:r>
         <w:rPr>
           <w:rFonts w:eastAsia="Calibri" w:cs="Times New Roman"/>
           <w:color w:val="000000"/>
           <w:kern w:val="0"/>
-          <w:lang w:val="en-US"/>
-          <w14:ligatures w14:val="none"/>
-        </w:rPr>
-        <w:t>URL</w:t>
+          <w14:ligatures w14:val="none"/>
+        </w:rPr>
+        <w:t>(</w:t>
       </w:r>
       <w:r>
         <w:rPr>
           <w:rFonts w:eastAsia="Calibri" w:cs="Times New Roman"/>
           <w:color w:val="000000"/>
           <w:kern w:val="0"/>
-          <w14:ligatures w14:val="none"/>
-        </w:rPr>
-        <w:t>:</w:t>
+          <w:lang w:val="en-US"/>
+          <w14:ligatures w14:val="none"/>
+        </w:rPr>
+        <w:t>html</w:t>
       </w:r>
       <w:r>
         <w:rPr>
           <w:rFonts w:eastAsia="Calibri" w:cs="Times New Roman"/>
           <w:color w:val="000000"/>
           <w:kern w:val="0"/>
-          <w:u w:val="single"/>
-          <w14:ligatures w14:val="none"/>
-        </w:rPr>
-        <w:t xml:space="preserve"> </w:t>
+          <w14:ligatures w14:val="none"/>
+        </w:rPr>
+        <w:t xml:space="preserve">) </w:t>
       </w:r>
       <w:r>
         <w:rPr>
           <w:rFonts w:eastAsia="Calibri" w:cs="Times New Roman"/>
           <w:color w:val="000000"/>
           <w:kern w:val="0"/>
-          <w:u w:val="single"/>
-          <w14:ligatures w14:val="none"/>
-        </w:rPr>
-        <w:t>https://validator.w3.org/nu/#file</w:t>
+          <w14:ligatures w14:val="none"/>
+        </w:rPr>
+        <w:t xml:space="preserve">/ </w:t>
       </w:r>
       <w:r>
         <w:rPr>
           <w:rFonts w:eastAsia="Calibri" w:cs="Times New Roman"/>
           <w:color w:val="000000"/>
           <w:kern w:val="0"/>
-          <w:u w:val="single"/>
-          <w14:ligatures w14:val="none"/>
-        </w:rPr>
-        <w:tab/>
-      </w:r>
-    </w:p>
-    <w:p>
-      <w:pPr>
-        <w:spacing w:line="240" w:lineRule="auto"/>
-        <w:ind w:firstLine="7655"/>
+          <w:lang w:val="en-US"/>
+          <w14:ligatures w14:val="none"/>
+        </w:rPr>
+        <w:t>URL</w:t>
+      </w:r>
+      <w:r>
         <w:rPr>
           <w:rFonts w:eastAsia="Calibri" w:cs="Times New Roman"/>
           <w:color w:val="000000"/>
           <w:kern w:val="0"/>
-          <w:sz w:val="20"/>
-          <w:szCs w:val="20"/>
-          <w14:ligatures w14:val="none"/>
-        </w:rPr>
-      </w:pPr>
-    </w:p>
-    <w:p>
-      <w:pPr>
-        <w:ind w:firstLine="7655"/>
+          <w14:ligatures w14:val="none"/>
+        </w:rPr>
+        <w:t>:</w:t>
+      </w:r>
+      <w:r>
         <w:rPr>
           <w:rFonts w:eastAsia="Calibri" w:cs="Times New Roman"/>
           <w:color w:val="000000"/>
           <w:kern w:val="0"/>
-          <w:sz w:val="20"/>
-          <w:szCs w:val="20"/>
-          <w14:ligatures w14:val="none"/>
-        </w:rPr>
-      </w:pPr>
-    </w:p>
-    <w:p>
-      <w:pPr>
-        <w:ind w:firstLine="7655"/>
+          <w:u w:val="single"/>
+          <w14:ligatures w14:val="none"/>
+        </w:rPr>
+        <w:t xml:space="preserve"> </w:t>
+      </w:r>
+      <w:r>
         <w:rPr>
           <w:rFonts w:eastAsia="Calibri" w:cs="Times New Roman"/>
           <w:color w:val="000000"/>
           <w:kern w:val="0"/>
-          <w:sz w:val="20"/>
-          <w:szCs w:val="20"/>
-          <w14:ligatures w14:val="none"/>
-        </w:rPr>
-      </w:pPr>
-    </w:p>
-    <w:p>
-      <w:pPr>
+          <w:u w:val="single"/>
+          <w14:ligatures w14:val="none"/>
+        </w:rPr>
+        <w:t>https://validator.w3.org/nu/</w:t>
+      </w:r>
+    </w:p>
+    <w:p>
+      <w:pPr>
+        <w:tabs>
+          <w:tab w:val="left" w:pos="9354"/>
+        </w:tabs>
         <w:rPr>
           <w:rFonts w:eastAsia="Calibri" w:cs="Times New Roman"/>
           <w:color w:val="000000"/>
           <w:kern w:val="0"/>
-          <w:sz w:val="20"/>
-          <w:szCs w:val="20"/>
-          <w14:ligatures w14:val="none"/>
-        </w:rPr>
-      </w:pPr>
+          <w:u w:val="single"/>
+          <w:vertAlign w:val="subscript"/>
+          <w14:ligatures w14:val="none"/>
+        </w:rPr>
+      </w:pPr>
+      <w:r>
+        <w:rPr>
+          <w:rFonts w:eastAsia="Calibri" w:cs="Times New Roman"/>
+          <w:color w:val="000000"/>
+          <w:kern w:val="0"/>
+          <w14:ligatures w14:val="none"/>
+        </w:rPr>
+        <w:t xml:space="preserve">Ссылка на используемый ресурс </w:t>
+      </w:r>
+      <w:r>
+        <w:rPr>
+          <w:rFonts w:eastAsia="Calibri" w:cs="Times New Roman"/>
+          <w:color w:val="000000"/>
+          <w:kern w:val="0"/>
+          <w14:ligatures w14:val="none"/>
+        </w:rPr>
+        <w:t>(</w:t>
+      </w:r>
+      <w:proofErr w:type="spellStart"/>
+      <w:r>
+        <w:rPr>
+          <w:rFonts w:eastAsia="Calibri" w:cs="Times New Roman"/>
+          <w:color w:val="000000"/>
+          <w:kern w:val="0"/>
+          <w:lang w:val="en-US"/>
+          <w14:ligatures w14:val="none"/>
+        </w:rPr>
+        <w:t>css</w:t>
+      </w:r>
+      <w:proofErr w:type="spellEnd"/>
+      <w:r>
+        <w:rPr>
+          <w:rFonts w:eastAsia="Calibri" w:cs="Times New Roman"/>
+          <w:color w:val="000000"/>
+          <w:kern w:val="0"/>
+          <w14:ligatures w14:val="none"/>
+        </w:rPr>
+        <w:t xml:space="preserve">) </w:t>
+      </w:r>
+      <w:r>
+        <w:rPr>
+          <w:rFonts w:eastAsia="Calibri" w:cs="Times New Roman"/>
+          <w:color w:val="000000"/>
+          <w:kern w:val="0"/>
+          <w14:ligatures w14:val="none"/>
+        </w:rPr>
+        <w:t xml:space="preserve">/ </w:t>
+      </w:r>
+      <w:r>
+        <w:rPr>
+          <w:rFonts w:eastAsia="Calibri" w:cs="Times New Roman"/>
+          <w:color w:val="000000"/>
+          <w:kern w:val="0"/>
+          <w:lang w:val="en-US"/>
+          <w14:ligatures w14:val="none"/>
+        </w:rPr>
+        <w:t>URL</w:t>
+      </w:r>
+      <w:r>
+        <w:rPr>
+          <w:rFonts w:eastAsia="Calibri" w:cs="Times New Roman"/>
+          <w:color w:val="000000"/>
+          <w:kern w:val="0"/>
+          <w14:ligatures w14:val="none"/>
+        </w:rPr>
+        <w:t>:</w:t>
+      </w:r>
+      <w:r>
+        <w:rPr>
+          <w:rFonts w:eastAsia="Calibri" w:cs="Times New Roman"/>
+          <w:color w:val="000000"/>
+          <w:kern w:val="0"/>
+          <w:u w:val="single"/>
+          <w14:ligatures w14:val="none"/>
+        </w:rPr>
+        <w:t xml:space="preserve"> </w:t>
+      </w:r>
+      <w:r>
+        <w:rPr>
+          <w:rFonts w:eastAsia="Calibri" w:cs="Times New Roman"/>
+          <w:color w:val="000000"/>
+          <w:kern w:val="0"/>
+          <w:u w:val="single"/>
+          <w14:ligatures w14:val="none"/>
+        </w:rPr>
+        <w:t>https://jigsaw.w3.org/css-validator/validator</w:t>
+      </w:r>
     </w:p>
     <w:p>
       <w:pPr>
@@ -1020,6 +1096,7 @@
             <w:tabs>
               <w:tab w:val="right" w:leader="dot" w:pos="9345"/>
             </w:tabs>
+            <w:ind w:firstLine="0"/>
             <w:rPr>
               <w:rFonts w:asciiTheme="minorHAnsi" w:eastAsiaTheme="minorEastAsia" w:hAnsiTheme="minorHAnsi"/>
               <w:noProof/>
@@ -1038,13 +1115,13 @@
           <w:r>
             <w:fldChar w:fldCharType="separate"/>
           </w:r>
-          <w:hyperlink w:anchor="_Toc216306609" w:history="1">
+          <w:hyperlink w:anchor="_Toc216602652" w:history="1">
             <w:r>
               <w:rPr>
                 <w:rStyle w:val="a6"/>
                 <w:noProof/>
               </w:rPr>
-              <w:t xml:space="preserve">1 </w:t>
+              <w:t xml:space="preserve">1 ВАЛИДАЦИЯ </w:t>
             </w:r>
             <w:r>
               <w:rPr>
@@ -1052,7 +1129,14 @@
                 <w:noProof/>
                 <w:lang w:val="en-US"/>
               </w:rPr>
-              <w:t>INDEX HTML</w:t>
+              <w:t>HTML</w:t>
+            </w:r>
+            <w:r>
+              <w:rPr>
+                <w:rStyle w:val="a6"/>
+                <w:noProof/>
+              </w:rPr>
+              <w:t xml:space="preserve"> ДОКУМЕНТАЦИИ</w:t>
             </w:r>
             <w:r>
               <w:rPr>
@@ -1073,7 +1157,7 @@
                 <w:noProof/>
                 <w:webHidden/>
               </w:rPr>
-              <w:instrText xml:space="preserve"> PAGEREF _Toc216306609 \h </w:instrText>
+              <w:instrText xml:space="preserve"> PAGEREF _Toc216602652 \h </w:instrText>
             </w:r>
             <w:r>
               <w:rPr>
@@ -1108,9 +1192,9 @@
           <w:pPr>
             <w:pStyle w:val="21"/>
             <w:tabs>
-              <w:tab w:val="left" w:pos="1760"/>
               <w:tab w:val="right" w:leader="dot" w:pos="9345"/>
             </w:tabs>
+            <w:ind w:firstLine="0"/>
             <w:rPr>
               <w:rFonts w:asciiTheme="minorHAnsi" w:eastAsiaTheme="minorEastAsia" w:hAnsiTheme="minorHAnsi"/>
               <w:noProof/>
@@ -1120,31 +1204,105 @@
               <w14:ligatures w14:val="none"/>
             </w:rPr>
           </w:pPr>
-          <w:hyperlink w:anchor="_Toc216306610" w:history="1">
+          <w:hyperlink w:anchor="_Toc216602653" w:history="1">
             <w:r>
               <w:rPr>
                 <w:rStyle w:val="a6"/>
                 <w:noProof/>
               </w:rPr>
-              <w:t>1.1</w:t>
-            </w:r>
-            <w:r>
-              <w:rPr>
-                <w:rFonts w:asciiTheme="minorHAnsi" w:eastAsiaTheme="minorEastAsia" w:hAnsiTheme="minorHAnsi"/>
-                <w:noProof/>
-                <w:kern w:val="0"/>
-                <w:sz w:val="22"/>
-                <w:lang w:eastAsia="ru-RU"/>
-                <w14:ligatures w14:val="none"/>
+              <w:t xml:space="preserve">1.1 Валидация </w:t>
+            </w:r>
+            <w:r>
+              <w:rPr>
+                <w:rStyle w:val="a6"/>
+                <w:noProof/>
+                <w:lang w:val="en-US"/>
+              </w:rPr>
+              <w:t>index</w:t>
+            </w:r>
+            <w:r>
+              <w:rPr>
+                <w:rStyle w:val="a6"/>
+                <w:noProof/>
+              </w:rPr>
+              <w:t>.</w:t>
+            </w:r>
+            <w:r>
+              <w:rPr>
+                <w:rStyle w:val="a6"/>
+                <w:noProof/>
+                <w:lang w:val="en-US"/>
+              </w:rPr>
+              <w:t>html</w:t>
+            </w:r>
+            <w:r>
+              <w:rPr>
+                <w:noProof/>
+                <w:webHidden/>
               </w:rPr>
               <w:tab/>
             </w:r>
             <w:r>
               <w:rPr>
+                <w:noProof/>
+                <w:webHidden/>
+              </w:rPr>
+              <w:fldChar w:fldCharType="begin"/>
+            </w:r>
+            <w:r>
+              <w:rPr>
+                <w:noProof/>
+                <w:webHidden/>
+              </w:rPr>
+              <w:instrText xml:space="preserve"> PAGEREF _Toc216602653 \h </w:instrText>
+            </w:r>
+            <w:r>
+              <w:rPr>
+                <w:noProof/>
+                <w:webHidden/>
+              </w:rPr>
+            </w:r>
+            <w:r>
+              <w:rPr>
+                <w:noProof/>
+                <w:webHidden/>
+              </w:rPr>
+              <w:fldChar w:fldCharType="separate"/>
+            </w:r>
+            <w:r>
+              <w:rPr>
+                <w:noProof/>
+                <w:webHidden/>
+              </w:rPr>
+              <w:t>3</w:t>
+            </w:r>
+            <w:r>
+              <w:rPr>
+                <w:noProof/>
+                <w:webHidden/>
+              </w:rPr>
+              <w:fldChar w:fldCharType="end"/>
+            </w:r>
+          </w:hyperlink>
+        </w:p>
+        <w:p>
+          <w:pPr>
+            <w:pStyle w:val="31"/>
+            <w:tabs>
+              <w:tab w:val="right" w:leader="dot" w:pos="9345"/>
+            </w:tabs>
+            <w:ind w:firstLine="0"/>
+            <w:rPr>
+              <w:noProof/>
+            </w:rPr>
+          </w:pPr>
+          <w:hyperlink w:anchor="_Toc216602654" w:history="1">
+            <w:r>
+              <w:rPr>
                 <w:rStyle w:val="a6"/>
                 <w:noProof/>
               </w:rPr>
-              <w:t>Перечень ошибок</w:t>
+              <w:t>1.1.1 Предупреждения</w:t>
             </w:r>
             <w:r>
               <w:rPr>
@@ -1165,7 +1323,7 @@
                 <w:noProof/>
                 <w:webHidden/>
               </w:rPr>
-              <w:instrText xml:space="preserve"> PAGEREF _Toc216306610 \h </w:instrText>
+              <w:instrText xml:space="preserve"> PAGEREF _Toc216602654 \h </w:instrText>
             </w:r>
             <w:r>
               <w:rPr>
@@ -1186,6 +1344,75 @@
                 <w:webHidden/>
               </w:rPr>
               <w:t>3</w:t>
+            </w:r>
+            <w:r>
+              <w:rPr>
+                <w:noProof/>
+                <w:webHidden/>
+              </w:rPr>
+              <w:fldChar w:fldCharType="end"/>
+            </w:r>
+          </w:hyperlink>
+        </w:p>
+        <w:p>
+          <w:pPr>
+            <w:pStyle w:val="31"/>
+            <w:tabs>
+              <w:tab w:val="right" w:leader="dot" w:pos="9345"/>
+            </w:tabs>
+            <w:ind w:firstLine="0"/>
+            <w:rPr>
+              <w:noProof/>
+            </w:rPr>
+          </w:pPr>
+          <w:hyperlink w:anchor="_Toc216602655" w:history="1">
+            <w:r>
+              <w:rPr>
+                <w:rStyle w:val="a6"/>
+                <w:noProof/>
+              </w:rPr>
+              <w:t>1.1.2 Ошибки</w:t>
+            </w:r>
+            <w:r>
+              <w:rPr>
+                <w:noProof/>
+                <w:webHidden/>
+              </w:rPr>
+              <w:tab/>
+            </w:r>
+            <w:r>
+              <w:rPr>
+                <w:noProof/>
+                <w:webHidden/>
+              </w:rPr>
+              <w:fldChar w:fldCharType="begin"/>
+            </w:r>
+            <w:r>
+              <w:rPr>
+                <w:noProof/>
+                <w:webHidden/>
+              </w:rPr>
+              <w:instrText xml:space="preserve"> PAGEREF _Toc216602655 \h </w:instrText>
+            </w:r>
+            <w:r>
+              <w:rPr>
+                <w:noProof/>
+                <w:webHidden/>
+              </w:rPr>
+            </w:r>
+            <w:r>
+              <w:rPr>
+                <w:noProof/>
+                <w:webHidden/>
+              </w:rPr>
+              <w:fldChar w:fldCharType="separate"/>
+            </w:r>
+            <w:r>
+              <w:rPr>
+                <w:noProof/>
+                <w:webHidden/>
+              </w:rPr>
+              <w:t>4</w:t>
             </w:r>
             <w:r>
               <w:rPr>
@@ -1200,9 +1427,9 @@
           <w:pPr>
             <w:pStyle w:val="21"/>
             <w:tabs>
-              <w:tab w:val="left" w:pos="1760"/>
               <w:tab w:val="right" w:leader="dot" w:pos="9345"/>
             </w:tabs>
+            <w:ind w:firstLine="0"/>
             <w:rPr>
               <w:rFonts w:asciiTheme="minorHAnsi" w:eastAsiaTheme="minorEastAsia" w:hAnsiTheme="minorHAnsi"/>
               <w:noProof/>
@@ -1212,72 +1439,54 @@
               <w14:ligatures w14:val="none"/>
             </w:rPr>
           </w:pPr>
-          <w:hyperlink w:anchor="_Toc216306611" w:history="1">
+          <w:hyperlink w:anchor="_Toc216602656" w:history="1">
             <w:r>
               <w:rPr>
                 <w:rStyle w:val="a6"/>
                 <w:noProof/>
               </w:rPr>
-              <w:t>1.2</w:t>
-            </w:r>
-            <w:r>
-              <w:rPr>
-                <w:rFonts w:asciiTheme="minorHAnsi" w:eastAsiaTheme="minorEastAsia" w:hAnsiTheme="minorHAnsi"/>
-                <w:noProof/>
-                <w:kern w:val="0"/>
-                <w:sz w:val="22"/>
-                <w:lang w:eastAsia="ru-RU"/>
-                <w14:ligatures w14:val="none"/>
+              <w:t>1.2 Валидация catalog.html</w:t>
+            </w:r>
+            <w:r>
+              <w:rPr>
+                <w:noProof/>
+                <w:webHidden/>
               </w:rPr>
               <w:tab/>
             </w:r>
             <w:r>
               <w:rPr>
-                <w:rStyle w:val="a6"/>
-                <w:noProof/>
-              </w:rPr>
-              <w:t>Решение ошибок</w:t>
-            </w:r>
-            <w:r>
-              <w:rPr>
                 <w:noProof/>
                 <w:webHidden/>
               </w:rPr>
-              <w:tab/>
+              <w:fldChar w:fldCharType="begin"/>
             </w:r>
             <w:r>
               <w:rPr>
                 <w:noProof/>
                 <w:webHidden/>
               </w:rPr>
-              <w:fldChar w:fldCharType="begin"/>
+              <w:instrText xml:space="preserve"> PAGEREF _Toc216602656 \h </w:instrText>
             </w:r>
             <w:r>
               <w:rPr>
                 <w:noProof/>
                 <w:webHidden/>
               </w:rPr>
-              <w:instrText xml:space="preserve"> PAGEREF _Toc216306611 \h </w:instrText>
             </w:r>
             <w:r>
               <w:rPr>
                 <w:noProof/>
                 <w:webHidden/>
               </w:rPr>
+              <w:fldChar w:fldCharType="separate"/>
             </w:r>
             <w:r>
               <w:rPr>
                 <w:noProof/>
                 <w:webHidden/>
               </w:rPr>
-              <w:fldChar w:fldCharType="separate"/>
-            </w:r>
-            <w:r>
-              <w:rPr>
-                <w:noProof/>
-                <w:webHidden/>
-              </w:rPr>
-              <w:t>4</w:t>
+              <w:t>7</w:t>
             </w:r>
             <w:r>
               <w:rPr>
@@ -1290,10 +1499,80 @@
         </w:p>
         <w:p>
           <w:pPr>
-            <w:pStyle w:val="11"/>
+            <w:pStyle w:val="31"/>
             <w:tabs>
               <w:tab w:val="right" w:leader="dot" w:pos="9345"/>
             </w:tabs>
+            <w:ind w:firstLine="0"/>
+            <w:rPr>
+              <w:noProof/>
+            </w:rPr>
+          </w:pPr>
+          <w:hyperlink w:anchor="_Toc216602657" w:history="1">
+            <w:r>
+              <w:rPr>
+                <w:rStyle w:val="a6"/>
+                <w:noProof/>
+              </w:rPr>
+              <w:t>1.2.1 Предупреждения</w:t>
+            </w:r>
+            <w:r>
+              <w:rPr>
+                <w:noProof/>
+                <w:webHidden/>
+              </w:rPr>
+              <w:tab/>
+            </w:r>
+            <w:r>
+              <w:rPr>
+                <w:noProof/>
+                <w:webHidden/>
+              </w:rPr>
+              <w:fldChar w:fldCharType="begin"/>
+            </w:r>
+            <w:r>
+              <w:rPr>
+                <w:noProof/>
+                <w:webHidden/>
+              </w:rPr>
+              <w:instrText xml:space="preserve"> PAGEREF _Toc216602657 \h </w:instrText>
+            </w:r>
+            <w:r>
+              <w:rPr>
+                <w:noProof/>
+                <w:webHidden/>
+              </w:rPr>
+            </w:r>
+            <w:r>
+              <w:rPr>
+                <w:noProof/>
+                <w:webHidden/>
+              </w:rPr>
+              <w:fldChar w:fldCharType="separate"/>
+            </w:r>
+            <w:r>
+              <w:rPr>
+                <w:noProof/>
+                <w:webHidden/>
+              </w:rPr>
+              <w:t>7</w:t>
+            </w:r>
+            <w:r>
+              <w:rPr>
+                <w:noProof/>
+                <w:webHidden/>
+              </w:rPr>
+              <w:fldChar w:fldCharType="end"/>
+            </w:r>
+          </w:hyperlink>
+        </w:p>
+        <w:p>
+          <w:pPr>
+            <w:pStyle w:val="21"/>
+            <w:tabs>
+              <w:tab w:val="right" w:leader="dot" w:pos="9345"/>
+            </w:tabs>
+            <w:ind w:firstLine="0"/>
             <w:rPr>
               <w:rFonts w:asciiTheme="minorHAnsi" w:eastAsiaTheme="minorEastAsia" w:hAnsiTheme="minorHAnsi"/>
               <w:noProof/>
@@ -1303,13 +1582,13 @@
               <w14:ligatures w14:val="none"/>
             </w:rPr>
           </w:pPr>
-          <w:hyperlink w:anchor="_Toc216306612" w:history="1">
+          <w:hyperlink w:anchor="_Toc216602658" w:history="1">
             <w:r>
               <w:rPr>
                 <w:rStyle w:val="a6"/>
                 <w:noProof/>
               </w:rPr>
-              <w:t xml:space="preserve">2 </w:t>
+              <w:t xml:space="preserve">1.3 </w:t>
             </w:r>
             <w:r>
               <w:rPr>
@@ -1317,7 +1596,7 @@
                 <w:noProof/>
                 <w:lang w:val="en-US"/>
               </w:rPr>
-              <w:t>STYLE</w:t>
+              <w:t>Tshirt</w:t>
             </w:r>
             <w:r>
               <w:rPr>
@@ -1332,7 +1611,7 @@
                 <w:noProof/>
                 <w:lang w:val="en-US"/>
               </w:rPr>
-              <w:t>CSS</w:t>
+              <w:t>html</w:t>
             </w:r>
             <w:r>
               <w:rPr>
@@ -1353,7 +1632,7 @@
                 <w:noProof/>
                 <w:webHidden/>
               </w:rPr>
-              <w:instrText xml:space="preserve"> PAGEREF _Toc216306612 \h </w:instrText>
+              <w:instrText xml:space="preserve"> PAGEREF _Toc216602658 \h </w:instrText>
             </w:r>
             <w:r>
               <w:rPr>
@@ -1373,7 +1652,76 @@
                 <w:noProof/>
                 <w:webHidden/>
               </w:rPr>
-              <w:t>7</w:t>
+              <w:t>9</w:t>
+            </w:r>
+            <w:r>
+              <w:rPr>
+                <w:noProof/>
+                <w:webHidden/>
+              </w:rPr>
+              <w:fldChar w:fldCharType="end"/>
+            </w:r>
+          </w:hyperlink>
+        </w:p>
+        <w:p>
+          <w:pPr>
+            <w:pStyle w:val="31"/>
+            <w:tabs>
+              <w:tab w:val="right" w:leader="dot" w:pos="9345"/>
+            </w:tabs>
+            <w:ind w:firstLine="0"/>
+            <w:rPr>
+              <w:noProof/>
+            </w:rPr>
+          </w:pPr>
+          <w:hyperlink w:anchor="_Toc216602659" w:history="1">
+            <w:r>
+              <w:rPr>
+                <w:rStyle w:val="a6"/>
+                <w:noProof/>
+              </w:rPr>
+              <w:t>1.3.1 Ошибки</w:t>
+            </w:r>
+            <w:r>
+              <w:rPr>
+                <w:noProof/>
+                <w:webHidden/>
+              </w:rPr>
+              <w:tab/>
+            </w:r>
+            <w:r>
+              <w:rPr>
+                <w:noProof/>
+                <w:webHidden/>
+              </w:rPr>
+              <w:fldChar w:fldCharType="begin"/>
+            </w:r>
+            <w:r>
+              <w:rPr>
+                <w:noProof/>
+                <w:webHidden/>
+              </w:rPr>
+              <w:instrText xml:space="preserve"> PAGEREF _Toc216602659 \h </w:instrText>
+            </w:r>
+            <w:r>
+              <w:rPr>
+                <w:noProof/>
+                <w:webHidden/>
+              </w:rPr>
+            </w:r>
+            <w:r>
+              <w:rPr>
+                <w:noProof/>
+                <w:webHidden/>
+              </w:rPr>
+              <w:fldChar w:fldCharType="separate"/>
+            </w:r>
+            <w:r>
+              <w:rPr>
+                <w:noProof/>
+                <w:webHidden/>
+              </w:rPr>
+              <w:t>9</w:t>
             </w:r>
             <w:r>
               <w:rPr>
@@ -1390,6 +1738,7 @@
             <w:tabs>
               <w:tab w:val="right" w:leader="dot" w:pos="9345"/>
             </w:tabs>
+            <w:ind w:firstLine="0"/>
             <w:rPr>
               <w:rFonts w:asciiTheme="minorHAnsi" w:eastAsiaTheme="minorEastAsia" w:hAnsiTheme="minorHAnsi"/>
               <w:noProof/>
@@ -1399,138 +1748,94 @@
               <w14:ligatures w14:val="none"/>
             </w:rPr>
           </w:pPr>
-          <w:r>
-            <w:rPr>
-              <w:rStyle w:val="a6"/>
-              <w:noProof/>
-            </w:rPr>
-            <w:fldChar w:fldCharType="begin"/>
-          </w:r>
-          <w:r>
-            <w:rPr>
-              <w:rStyle w:val="a6"/>
-              <w:noProof/>
-            </w:rPr>
-            <w:instrText xml:space="preserve"> </w:instrText>
-          </w:r>
-          <w:r>
-            <w:rPr>
-              <w:noProof/>
-            </w:rPr>
-            <w:instrText>HYPERLINK \l "_Toc216306613"</w:instrText>
-          </w:r>
-          <w:r>
-            <w:rPr>
-              <w:rStyle w:val="a6"/>
-              <w:noProof/>
-            </w:rPr>
-            <w:instrText xml:space="preserve"> </w:instrText>
-          </w:r>
-          <w:r>
-            <w:rPr>
-              <w:rStyle w:val="a6"/>
-              <w:noProof/>
-            </w:rPr>
-          </w:r>
-          <w:r>
-            <w:rPr>
-              <w:rStyle w:val="a6"/>
-              <w:noProof/>
-            </w:rPr>
-            <w:fldChar w:fldCharType="separate"/>
-          </w:r>
-          <w:r>
-            <w:rPr>
-              <w:rStyle w:val="a6"/>
-              <w:noProof/>
-            </w:rPr>
-            <w:t xml:space="preserve">3 </w:t>
-          </w:r>
-          <w:r>
-            <w:rPr>
-              <w:rStyle w:val="a6"/>
-              <w:noProof/>
-              <w:lang w:val="en-US"/>
-            </w:rPr>
-            <w:t>CATALOG</w:t>
-          </w:r>
-          <w:r>
-            <w:rPr>
-              <w:rStyle w:val="a6"/>
-              <w:noProof/>
-            </w:rPr>
-            <w:t>.</w:t>
-          </w:r>
-          <w:r>
-            <w:rPr>
-              <w:rStyle w:val="a6"/>
-              <w:noProof/>
-              <w:lang w:val="en-US"/>
-            </w:rPr>
-            <w:t>HTML</w:t>
-          </w:r>
-          <w:r>
-            <w:rPr>
-              <w:noProof/>
-              <w:webHidden/>
-            </w:rPr>
-            <w:tab/>
-          </w:r>
-          <w:r>
-            <w:rPr>
-              <w:noProof/>
-              <w:webHidden/>
-            </w:rPr>
-            <w:fldChar w:fldCharType="begin"/>
-          </w:r>
-          <w:r>
-            <w:rPr>
-              <w:noProof/>
-              <w:webHidden/>
-            </w:rPr>
-            <w:instrText xml:space="preserve"> PAGEREF _Toc216306613 \h </w:instrText>
-          </w:r>
-          <w:r>
-            <w:rPr>
-              <w:noProof/>
-              <w:webHidden/>
-            </w:rPr>
-          </w:r>
-          <w:r>
-            <w:rPr>
-              <w:noProof/>
-              <w:webHidden/>
-            </w:rPr>
-            <w:fldChar w:fldCharType="separate"/>
-          </w:r>
-          <w:r>
-            <w:rPr>
-              <w:noProof/>
-              <w:webHidden/>
-            </w:rPr>
-            <w:t>8</w:t>
-          </w:r>
-          <w:r>
-            <w:rPr>
-              <w:noProof/>
-              <w:webHidden/>
-            </w:rPr>
-            <w:fldChar w:fldCharType="end"/>
-          </w:r>
-          <w:r>
-            <w:rPr>
-              <w:rStyle w:val="a6"/>
-              <w:noProof/>
-            </w:rPr>
-            <w:fldChar w:fldCharType="end"/>
-          </w:r>
+          <w:hyperlink w:anchor="_Toc216602660" w:history="1">
+            <w:r>
+              <w:rPr>
+                <w:rStyle w:val="a6"/>
+                <w:noProof/>
+              </w:rPr>
+              <w:t xml:space="preserve">4 </w:t>
+            </w:r>
+            <w:r>
+              <w:rPr>
+                <w:rStyle w:val="a6"/>
+                <w:noProof/>
+                <w:lang w:val="en-US"/>
+              </w:rPr>
+              <w:t>STYLE</w:t>
+            </w:r>
+            <w:r>
+              <w:rPr>
+                <w:rStyle w:val="a6"/>
+                <w:noProof/>
+              </w:rPr>
+              <w:t>.</w:t>
+            </w:r>
+            <w:r>
+              <w:rPr>
+                <w:rStyle w:val="a6"/>
+                <w:noProof/>
+                <w:lang w:val="en-US"/>
+              </w:rPr>
+              <w:t>CSS</w:t>
+            </w:r>
+            <w:r>
+              <w:rPr>
+                <w:noProof/>
+                <w:webHidden/>
+              </w:rPr>
+              <w:tab/>
+            </w:r>
+            <w:r>
+              <w:rPr>
+                <w:noProof/>
+                <w:webHidden/>
+              </w:rPr>
+              <w:fldChar w:fldCharType="begin"/>
+            </w:r>
+            <w:r>
+              <w:rPr>
+                <w:noProof/>
+                <w:webHidden/>
+              </w:rPr>
+              <w:instrText xml:space="preserve"> PAGEREF _Toc216602660 \h </w:instrText>
+            </w:r>
+            <w:r>
+              <w:rPr>
+                <w:noProof/>
+                <w:webHidden/>
+              </w:rPr>
+            </w:r>
+            <w:r>
+              <w:rPr>
+                <w:noProof/>
+                <w:webHidden/>
+              </w:rPr>
+              <w:fldChar w:fldCharType="separate"/>
+            </w:r>
+            <w:r>
+              <w:rPr>
+                <w:noProof/>
+                <w:webHidden/>
+              </w:rPr>
+              <w:t>12</w:t>
+            </w:r>
+            <w:r>
+              <w:rPr>
+                <w:noProof/>
+                <w:webHidden/>
+              </w:rPr>
+              <w:fldChar w:fldCharType="end"/>
+            </w:r>
+          </w:hyperlink>
         </w:p>
         <w:p>
           <w:pPr>
-            <w:pStyle w:val="21"/>
+            <w:pStyle w:val="11"/>
             <w:tabs>
               <w:tab w:val="right" w:leader="dot" w:pos="9345"/>
             </w:tabs>
+            <w:ind w:firstLine="0"/>
             <w:rPr>
               <w:rFonts w:asciiTheme="minorHAnsi" w:eastAsiaTheme="minorEastAsia" w:hAnsiTheme="minorHAnsi"/>
               <w:noProof/>
@@ -1540,13 +1845,51 @@
               <w14:ligatures w14:val="none"/>
             </w:rPr>
           </w:pPr>
-          <w:hyperlink w:anchor="_Toc216306614" w:history="1">
+          <w:hyperlink w:anchor="_Toc216602661" w:history="1">
             <w:r>
               <w:rPr>
                 <w:rStyle w:val="a6"/>
                 <w:noProof/>
               </w:rPr>
-              <w:t>3.1 Перечень ошибок</w:t>
+              <w:t xml:space="preserve">5 </w:t>
+            </w:r>
+            <w:r>
+              <w:rPr>
+                <w:rStyle w:val="a6"/>
+                <w:noProof/>
+                <w:lang w:val="en-US"/>
+              </w:rPr>
+              <w:t>STYLE</w:t>
+            </w:r>
+            <w:r>
+              <w:rPr>
+                <w:rStyle w:val="a6"/>
+                <w:noProof/>
+              </w:rPr>
+              <w:t>_</w:t>
+            </w:r>
+            <w:r>
+              <w:rPr>
+                <w:rStyle w:val="a6"/>
+                <w:noProof/>
+                <w:lang w:val="en-US"/>
+              </w:rPr>
+              <w:t>CATALOG</w:t>
+            </w:r>
+            <w:r>
+              <w:rPr>
+                <w:rStyle w:val="a6"/>
+                <w:noProof/>
+              </w:rPr>
+              <w:t>.</w:t>
+            </w:r>
+            <w:r>
+              <w:rPr>
+                <w:rStyle w:val="a6"/>
+                <w:noProof/>
+                <w:lang w:val="en-US"/>
+              </w:rPr>
+              <w:t>CSS</w:t>
             </w:r>
             <w:r>
               <w:rPr>
@@ -1567,7 +1910,7 @@
                 <w:noProof/>
                 <w:webHidden/>
               </w:rPr>
-              <w:instrText xml:space="preserve"> PAGEREF _Toc216306614 \h </w:instrText>
+              <w:instrText xml:space="preserve"> PAGEREF _Toc216602661 \h </w:instrText>
             </w:r>
             <w:r>
               <w:rPr>
@@ -1587,7 +1930,7 @@
                 <w:noProof/>
                 <w:webHidden/>
               </w:rPr>
-              <w:t>8</w:t>
+              <w:t>13</w:t>
             </w:r>
             <w:r>
               <w:rPr>
@@ -1600,10 +1943,11 @@
         </w:p>
         <w:p>
           <w:pPr>
-            <w:pStyle w:val="21"/>
+            <w:pStyle w:val="11"/>
             <w:tabs>
               <w:tab w:val="right" w:leader="dot" w:pos="9345"/>
             </w:tabs>
+            <w:ind w:firstLine="0"/>
             <w:rPr>
               <w:rFonts w:asciiTheme="minorHAnsi" w:eastAsiaTheme="minorEastAsia" w:hAnsiTheme="minorHAnsi"/>
               <w:noProof/>
@@ -1613,13 +1957,51 @@
               <w14:ligatures w14:val="none"/>
             </w:rPr>
           </w:pPr>
-          <w:hyperlink w:anchor="_Toc216306615" w:history="1">
+          <w:hyperlink w:anchor="_Toc216602662" w:history="1">
             <w:r>
               <w:rPr>
                 <w:rStyle w:val="a6"/>
                 <w:noProof/>
               </w:rPr>
-              <w:t>3.2 Исправление ошибок</w:t>
+              <w:t xml:space="preserve">6 </w:t>
+            </w:r>
+            <w:r>
+              <w:rPr>
+                <w:rStyle w:val="a6"/>
+                <w:noProof/>
+                <w:lang w:val="en-US"/>
+              </w:rPr>
+              <w:t>STYLE</w:t>
+            </w:r>
+            <w:r>
+              <w:rPr>
+                <w:rStyle w:val="a6"/>
+                <w:noProof/>
+              </w:rPr>
+              <w:t>_</w:t>
+            </w:r>
+            <w:r>
+              <w:rPr>
+                <w:rStyle w:val="a6"/>
+                <w:noProof/>
+                <w:lang w:val="en-US"/>
+              </w:rPr>
+              <w:t>tshirt</w:t>
+            </w:r>
+            <w:r>
+              <w:rPr>
+                <w:rStyle w:val="a6"/>
+                <w:noProof/>
+              </w:rPr>
+              <w:t>.</w:t>
+            </w:r>
+            <w:r>
+              <w:rPr>
+                <w:rStyle w:val="a6"/>
+                <w:noProof/>
+                <w:lang w:val="en-US"/>
+              </w:rPr>
+              <w:t>CSS</w:t>
             </w:r>
             <w:r>
               <w:rPr>
@@ -1640,7 +2022,7 @@
                 <w:noProof/>
                 <w:webHidden/>
               </w:rPr>
-              <w:instrText xml:space="preserve"> PAGEREF _Toc216306615 \h </w:instrText>
+              <w:instrText xml:space="preserve"> PAGEREF _Toc216602662 \h </w:instrText>
             </w:r>
             <w:r>
               <w:rPr>
@@ -1660,7 +2042,7 @@
                 <w:noProof/>
                 <w:webHidden/>
               </w:rPr>
-              <w:t>8</w:t>
+              <w:t>14</w:t>
             </w:r>
             <w:r>
               <w:rPr>
@@ -1673,469 +2055,8 @@
         </w:p>
         <w:p>
           <w:pPr>
-            <w:pStyle w:val="11"/>
-            <w:tabs>
-              <w:tab w:val="right" w:leader="dot" w:pos="9345"/>
-            </w:tabs>
-            <w:rPr>
-              <w:rFonts w:asciiTheme="minorHAnsi" w:eastAsiaTheme="minorEastAsia" w:hAnsiTheme="minorHAnsi"/>
-              <w:noProof/>
-              <w:kern w:val="0"/>
-              <w:sz w:val="22"/>
-              <w:lang w:eastAsia="ru-RU"/>
-              <w14:ligatures w14:val="none"/>
-            </w:rPr>
+            <w:ind w:firstLine="0"/>
           </w:pPr>
-          <w:hyperlink w:anchor="_Toc216306616" w:history="1">
-            <w:r>
-              <w:rPr>
-                <w:rStyle w:val="a6"/>
-                <w:noProof/>
-              </w:rPr>
-              <w:t xml:space="preserve">4 </w:t>
-            </w:r>
-            <w:r>
-              <w:rPr>
-                <w:rStyle w:val="a6"/>
-                <w:noProof/>
-                <w:lang w:val="en-US"/>
-              </w:rPr>
-              <w:t>STYLE</w:t>
-            </w:r>
-            <w:r>
-              <w:rPr>
-                <w:rStyle w:val="a6"/>
-                <w:noProof/>
-              </w:rPr>
-              <w:t>_</w:t>
-            </w:r>
-            <w:r>
-              <w:rPr>
-                <w:rStyle w:val="a6"/>
-                <w:noProof/>
-                <w:lang w:val="en-US"/>
-              </w:rPr>
-              <w:t>CATALOG</w:t>
-            </w:r>
-            <w:r>
-              <w:rPr>
-                <w:rStyle w:val="a6"/>
-                <w:noProof/>
-              </w:rPr>
-              <w:t>.</w:t>
-            </w:r>
-            <w:r>
-              <w:rPr>
-                <w:rStyle w:val="a6"/>
-                <w:noProof/>
-                <w:lang w:val="en-US"/>
-              </w:rPr>
-              <w:t>CSS</w:t>
-            </w:r>
-            <w:r>
-              <w:rPr>
-                <w:noProof/>
-                <w:webHidden/>
-              </w:rPr>
-              <w:tab/>
-            </w:r>
-            <w:r>
-              <w:rPr>
-                <w:noProof/>
-                <w:webHidden/>
-              </w:rPr>
-              <w:fldChar w:fldCharType="begin"/>
-            </w:r>
-            <w:r>
-              <w:rPr>
-                <w:noProof/>
-                <w:webHidden/>
-              </w:rPr>
-              <w:instrText xml:space="preserve"> PAGEREF _Toc216306616 \h </w:instrText>
-            </w:r>
-            <w:r>
-              <w:rPr>
-                <w:noProof/>
-                <w:webHidden/>
-              </w:rPr>
-            </w:r>
-            <w:r>
-              <w:rPr>
-                <w:noProof/>
-                <w:webHidden/>
-              </w:rPr>
-              <w:fldChar w:fldCharType="separate"/>
-            </w:r>
-            <w:r>
-              <w:rPr>
-                <w:noProof/>
-                <w:webHidden/>
-              </w:rPr>
-              <w:t>10</w:t>
-            </w:r>
-            <w:r>
-              <w:rPr>
-                <w:noProof/>
-                <w:webHidden/>
-              </w:rPr>
-              <w:fldChar w:fldCharType="end"/>
-            </w:r>
-          </w:hyperlink>
-        </w:p>
-        <w:p>
-          <w:pPr>
-            <w:pStyle w:val="11"/>
-            <w:tabs>
-              <w:tab w:val="right" w:leader="dot" w:pos="9345"/>
-            </w:tabs>
-            <w:rPr>
-              <w:rFonts w:asciiTheme="minorHAnsi" w:eastAsiaTheme="minorEastAsia" w:hAnsiTheme="minorHAnsi"/>
-              <w:noProof/>
-              <w:kern w:val="0"/>
-              <w:sz w:val="22"/>
-              <w:lang w:eastAsia="ru-RU"/>
-              <w14:ligatures w14:val="none"/>
-            </w:rPr>
-          </w:pPr>
-          <w:hyperlink w:anchor="_Toc216306617" w:history="1">
-            <w:r>
-              <w:rPr>
-                <w:rStyle w:val="a6"/>
-                <w:noProof/>
-              </w:rPr>
-              <w:t xml:space="preserve">5 </w:t>
-            </w:r>
-            <w:r>
-              <w:rPr>
-                <w:rStyle w:val="a6"/>
-                <w:noProof/>
-                <w:lang w:val="en-US"/>
-              </w:rPr>
-              <w:t>tshirt</w:t>
-            </w:r>
-            <w:r>
-              <w:rPr>
-                <w:rStyle w:val="a6"/>
-                <w:noProof/>
-              </w:rPr>
-              <w:t>.</w:t>
-            </w:r>
-            <w:r>
-              <w:rPr>
-                <w:rStyle w:val="a6"/>
-                <w:noProof/>
-                <w:lang w:val="en-US"/>
-              </w:rPr>
-              <w:t>Html</w:t>
-            </w:r>
-            <w:r>
-              <w:rPr>
-                <w:noProof/>
-                <w:webHidden/>
-              </w:rPr>
-              <w:tab/>
-            </w:r>
-            <w:r>
-              <w:rPr>
-                <w:noProof/>
-                <w:webHidden/>
-              </w:rPr>
-              <w:fldChar w:fldCharType="begin"/>
-            </w:r>
-            <w:r>
-              <w:rPr>
-                <w:noProof/>
-                <w:webHidden/>
-              </w:rPr>
-              <w:instrText xml:space="preserve"> PAGEREF _Toc216306617 \h </w:instrText>
-            </w:r>
-            <w:r>
-              <w:rPr>
-                <w:noProof/>
-                <w:webHidden/>
-              </w:rPr>
-            </w:r>
-            <w:r>
-              <w:rPr>
-                <w:noProof/>
-                <w:webHidden/>
-              </w:rPr>
-              <w:fldChar w:fldCharType="separate"/>
-            </w:r>
-            <w:r>
-              <w:rPr>
-                <w:noProof/>
-                <w:webHidden/>
-              </w:rPr>
-              <w:t>11</w:t>
-            </w:r>
-            <w:r>
-              <w:rPr>
-                <w:noProof/>
-                <w:webHidden/>
-              </w:rPr>
-              <w:fldChar w:fldCharType="end"/>
-            </w:r>
-          </w:hyperlink>
-        </w:p>
-        <w:p>
-          <w:pPr>
-            <w:pStyle w:val="21"/>
-            <w:tabs>
-              <w:tab w:val="right" w:leader="dot" w:pos="9345"/>
-            </w:tabs>
-            <w:rPr>
-              <w:rFonts w:asciiTheme="minorHAnsi" w:eastAsiaTheme="minorEastAsia" w:hAnsiTheme="minorHAnsi"/>
-              <w:noProof/>
-              <w:kern w:val="0"/>
-              <w:sz w:val="22"/>
-              <w:lang w:eastAsia="ru-RU"/>
-              <w14:ligatures w14:val="none"/>
-            </w:rPr>
-          </w:pPr>
-          <w:hyperlink w:anchor="_Toc216306618" w:history="1">
-            <w:r>
-              <w:rPr>
-                <w:rStyle w:val="a6"/>
-                <w:noProof/>
-              </w:rPr>
-              <w:t>5.1 Перечень ошибок</w:t>
-            </w:r>
-            <w:r>
-              <w:rPr>
-                <w:noProof/>
-                <w:webHidden/>
-              </w:rPr>
-              <w:tab/>
-            </w:r>
-            <w:r>
-              <w:rPr>
-                <w:noProof/>
-                <w:webHidden/>
-              </w:rPr>
-              <w:fldChar w:fldCharType="begin"/>
-            </w:r>
-            <w:r>
-              <w:rPr>
-                <w:noProof/>
-                <w:webHidden/>
-              </w:rPr>
-              <w:instrText xml:space="preserve"> PAGEREF _Toc216306618 \h </w:instrText>
-            </w:r>
-            <w:r>
-              <w:rPr>
-                <w:noProof/>
-                <w:webHidden/>
-              </w:rPr>
-            </w:r>
-            <w:r>
-              <w:rPr>
-                <w:noProof/>
-                <w:webHidden/>
-              </w:rPr>
-              <w:fldChar w:fldCharType="separate"/>
-            </w:r>
-            <w:r>
-              <w:rPr>
-                <w:noProof/>
-                <w:webHidden/>
-              </w:rPr>
-              <w:t>11</w:t>
-            </w:r>
-            <w:r>
-              <w:rPr>
-                <w:noProof/>
-                <w:webHidden/>
-              </w:rPr>
-              <w:fldChar w:fldCharType="end"/>
-            </w:r>
-          </w:hyperlink>
-        </w:p>
-        <w:p>
-          <w:pPr>
-            <w:pStyle w:val="21"/>
-            <w:tabs>
-              <w:tab w:val="right" w:leader="dot" w:pos="9345"/>
-            </w:tabs>
-            <w:rPr>
-              <w:rFonts w:asciiTheme="minorHAnsi" w:eastAsiaTheme="minorEastAsia" w:hAnsiTheme="minorHAnsi"/>
-              <w:noProof/>
-              <w:kern w:val="0"/>
-              <w:sz w:val="22"/>
-              <w:lang w:eastAsia="ru-RU"/>
-              <w14:ligatures w14:val="none"/>
-            </w:rPr>
-          </w:pPr>
-          <w:hyperlink w:anchor="_Toc216306619" w:history="1">
-            <w:r>
-              <w:rPr>
-                <w:rStyle w:val="a6"/>
-                <w:noProof/>
-              </w:rPr>
-              <w:t>5.1 Исправление ошибок</w:t>
-            </w:r>
-            <w:r>
-              <w:rPr>
-                <w:noProof/>
-                <w:webHidden/>
-              </w:rPr>
-              <w:tab/>
-            </w:r>
-            <w:r>
-              <w:rPr>
-                <w:noProof/>
-                <w:webHidden/>
-              </w:rPr>
-              <w:fldChar w:fldCharType="begin"/>
-            </w:r>
-            <w:r>
-              <w:rPr>
-                <w:noProof/>
-                <w:webHidden/>
-              </w:rPr>
-              <w:instrText xml:space="preserve"> PAGEREF _Toc216306619 \h </w:instrText>
-            </w:r>
-            <w:r>
-              <w:rPr>
-                <w:noProof/>
-                <w:webHidden/>
-              </w:rPr>
-            </w:r>
-            <w:r>
-              <w:rPr>
-                <w:noProof/>
-                <w:webHidden/>
-              </w:rPr>
-              <w:fldChar w:fldCharType="separate"/>
-            </w:r>
-            <w:r>
-              <w:rPr>
-                <w:noProof/>
-                <w:webHidden/>
-              </w:rPr>
-              <w:t>12</w:t>
-            </w:r>
-            <w:r>
-              <w:rPr>
-                <w:noProof/>
-                <w:webHidden/>
-              </w:rPr>
-              <w:fldChar w:fldCharType="end"/>
-            </w:r>
-          </w:hyperlink>
-        </w:p>
-        <w:p>
-          <w:pPr>
-            <w:pStyle w:val="11"/>
-            <w:tabs>
-              <w:tab w:val="right" w:leader="dot" w:pos="9345"/>
-            </w:tabs>
-            <w:rPr>
-              <w:rFonts w:asciiTheme="minorHAnsi" w:eastAsiaTheme="minorEastAsia" w:hAnsiTheme="minorHAnsi"/>
-              <w:noProof/>
-              <w:kern w:val="0"/>
-              <w:sz w:val="22"/>
-              <w:lang w:eastAsia="ru-RU"/>
-              <w14:ligatures w14:val="none"/>
-            </w:rPr>
-          </w:pPr>
-          <w:hyperlink w:anchor="_Toc216306620" w:history="1">
-            <w:r>
-              <w:rPr>
-                <w:rStyle w:val="a6"/>
-                <w:noProof/>
-              </w:rPr>
-              <w:t xml:space="preserve">6 </w:t>
-            </w:r>
-            <w:r>
-              <w:rPr>
-                <w:rStyle w:val="a6"/>
-                <w:noProof/>
-                <w:lang w:val="en-US"/>
-              </w:rPr>
-              <w:t>STYLE</w:t>
-            </w:r>
-            <w:r>
-              <w:rPr>
-                <w:rStyle w:val="a6"/>
-                <w:noProof/>
-              </w:rPr>
-              <w:t>_</w:t>
-            </w:r>
-            <w:r>
-              <w:rPr>
-                <w:rStyle w:val="a6"/>
-                <w:noProof/>
-                <w:lang w:val="en-US"/>
-              </w:rPr>
-              <w:t>tshirt</w:t>
-            </w:r>
-            <w:r>
-              <w:rPr>
-                <w:rStyle w:val="a6"/>
-                <w:noProof/>
-              </w:rPr>
-              <w:t>.</w:t>
-            </w:r>
-            <w:r>
-              <w:rPr>
-                <w:rStyle w:val="a6"/>
-                <w:noProof/>
-                <w:lang w:val="en-US"/>
-              </w:rPr>
-              <w:t>CSS</w:t>
-            </w:r>
-            <w:r>
-              <w:rPr>
-                <w:noProof/>
-                <w:webHidden/>
-              </w:rPr>
-              <w:tab/>
-            </w:r>
-            <w:r>
-              <w:rPr>
-                <w:noProof/>
-                <w:webHidden/>
-              </w:rPr>
-              <w:fldChar w:fldCharType="begin"/>
-            </w:r>
-            <w:r>
-              <w:rPr>
-                <w:noProof/>
-                <w:webHidden/>
-              </w:rPr>
-              <w:instrText xml:space="preserve"> PAGEREF _Toc216306620 \h </w:instrText>
-            </w:r>
-            <w:r>
-              <w:rPr>
-                <w:noProof/>
-                <w:webHidden/>
-              </w:rPr>
-            </w:r>
-            <w:r>
-              <w:rPr>
-                <w:noProof/>
-                <w:webHidden/>
-              </w:rPr>
-              <w:fldChar w:fldCharType="separate"/>
-            </w:r>
-            <w:r>
-              <w:rPr>
-                <w:noProof/>
-                <w:webHidden/>
-              </w:rPr>
-              <w:t>14</w:t>
-            </w:r>
-            <w:r>
-              <w:rPr>
-                <w:noProof/>
-                <w:webHidden/>
-              </w:rPr>
-              <w:fldChar w:fldCharType="end"/>
-            </w:r>
-          </w:hyperlink>
-        </w:p>
-        <w:p>
           <w:r>
             <w:rPr>
               <w:b/>
@@ -2155,74 +2076,128 @@
     <w:p>
       <w:pPr>
         <w:pStyle w:val="1"/>
-        <w:rPr>
-          <w:lang w:val="en-US"/>
-        </w:rPr>
-      </w:pPr>
-      <w:bookmarkStart w:id="1" w:name="_Toc216306609"/>
+        <w:ind w:left="709" w:firstLine="0"/>
+      </w:pPr>
+      <w:bookmarkStart w:id="1" w:name="_Toc216602652"/>
       <w:r>
         <w:lastRenderedPageBreak/>
         <w:t xml:space="preserve">1 </w:t>
       </w:r>
       <w:r>
-        <w:rPr>
-          <w:lang w:val="en-US"/>
-        </w:rPr>
-        <w:t>INDEX HTML</w:t>
+        <w:t>ВАЛИДАЦИЯ</w:t>
+      </w:r>
+      <w:r>
+        <w:t xml:space="preserve"> </w:t>
+      </w:r>
+      <w:r>
+        <w:rPr>
+          <w:lang w:val="en-US"/>
+        </w:rPr>
+        <w:t>HTML</w:t>
+      </w:r>
+      <w:r>
+        <w:t xml:space="preserve"> ДОКУМЕНТАЦИИ</w:t>
       </w:r>
       <w:bookmarkEnd w:id="1"/>
     </w:p>
-    <w:p>
-      <w:pPr>
-        <w:rPr>
-          <w:lang w:val="en-US"/>
-        </w:rPr>
-      </w:pPr>
-    </w:p>
+    <w:p/>
     <w:p>
       <w:pPr>
         <w:pStyle w:val="2"/>
-        <w:numPr>
-          <w:ilvl w:val="1"/>
-          <w:numId w:val="1"/>
-        </w:numPr>
-      </w:pPr>
-      <w:bookmarkStart w:id="2" w:name="_Toc216306610"/>
-      <w:r>
-        <w:t>Перечень ошибок</w:t>
+      </w:pPr>
+      <w:bookmarkStart w:id="2" w:name="_Toc216602653"/>
+      <w:r>
+        <w:t xml:space="preserve">1.1 </w:t>
+      </w:r>
+      <w:r>
+        <w:t xml:space="preserve">Валидация </w:t>
+      </w:r>
+      <w:r>
+        <w:rPr>
+          <w:lang w:val="en-US"/>
+        </w:rPr>
+        <w:t>index</w:t>
+      </w:r>
+      <w:r>
+        <w:t>.</w:t>
+      </w:r>
+      <w:r>
+        <w:rPr>
+          <w:lang w:val="en-US"/>
+        </w:rPr>
+        <w:t>html</w:t>
       </w:r>
       <w:bookmarkEnd w:id="2"/>
     </w:p>
+    <w:p>
+      <w:pPr>
+        <w:ind w:left="709" w:firstLine="0"/>
+      </w:pPr>
+    </w:p>
+    <w:p>
+      <w:pPr>
+        <w:pStyle w:val="3"/>
+        <w:rPr>
+          <w:lang w:val="ru-RU"/>
+        </w:rPr>
+      </w:pPr>
+      <w:bookmarkStart w:id="3" w:name="_Toc216602654"/>
+      <w:r>
+        <w:rPr>
+          <w:lang w:val="ru-RU"/>
+        </w:rPr>
+        <w:t>1.1.1</w:t>
+      </w:r>
+      <w:r>
+        <w:rPr>
+          <w:lang w:val="ru-RU"/>
+        </w:rPr>
+        <w:t xml:space="preserve"> </w:t>
+      </w:r>
+      <w:r>
+        <w:rPr>
+          <w:lang w:val="ru-RU"/>
+        </w:rPr>
+        <w:t>П</w:t>
+      </w:r>
+      <w:r>
+        <w:rPr>
+          <w:lang w:val="ru-RU"/>
+        </w:rPr>
+        <w:t>редупреждени</w:t>
+      </w:r>
+      <w:r>
+        <w:rPr>
+          <w:lang w:val="ru-RU"/>
+        </w:rPr>
+        <w:t>я</w:t>
+      </w:r>
+      <w:bookmarkEnd w:id="3"/>
+    </w:p>
     <w:p/>
     <w:p>
       <w:r>
-        <w:t xml:space="preserve">Ниже представлены предупреждения и ошибки по данной странице. Показано на рисунке 1 и 2. С первого по пятый пункты – </w:t>
-      </w:r>
-      <w:r>
-        <w:rPr>
-          <w:lang w:val="en-US"/>
-        </w:rPr>
-        <w:t>Info</w:t>
-      </w:r>
-      <w:r>
-        <w:t>, с шестого пункта ошибки.</w:t>
-      </w:r>
-    </w:p>
-    <w:p/>
+        <w:t xml:space="preserve">Ниже представлены предупреждения по данной странице. Показано на рисунке 1. </w:t>
+      </w:r>
+    </w:p>
     <w:p>
       <w:pPr>
         <w:ind w:firstLine="0"/>
-        <w:jc w:val="center"/>
+      </w:pPr>
+    </w:p>
+    <w:p>
+      <w:pPr>
+        <w:keepNext/>
       </w:pPr>
       <w:r>
         <w:rPr>
           <w:noProof/>
         </w:rPr>
         <w:drawing>
-          <wp:inline distT="0" distB="0" distL="0" distR="0" wp14:anchorId="1164F0A4" wp14:editId="4E5B3335">
-            <wp:extent cx="5288140" cy="5383033"/>
-            <wp:effectExtent l="0" t="0" r="8255" b="8255"/>
-            <wp:docPr id="1" name="Рисунок 1"/>
+          <wp:inline distT="0" distB="0" distL="0" distR="0" wp14:anchorId="7BAFFE73" wp14:editId="29C1825B">
+            <wp:extent cx="4847619" cy="5200000"/>
+            <wp:effectExtent l="0" t="0" r="0" b="1270"/>
+            <wp:docPr id="3" name="Рисунок 3"/>
             <wp:cNvGraphicFramePr>
               <a:graphicFrameLocks xmlns:a="http://schemas.openxmlformats.org/drawingml/2006/main" noChangeAspect="1"/>
             </wp:cNvGraphicFramePr>
@@ -2242,7 +2217,7 @@
                   <pic:spPr>
                     <a:xfrm>
                       <a:off x="0" y="0"/>
-                      <a:ext cx="5290742" cy="5385682"/>
+                      <a:ext cx="4847619" cy="5200000"/>
                     </a:xfrm>
                     <a:prstGeom prst="rect">
                       <a:avLst/>
@@ -2262,7 +2237,19 @@
         <w:jc w:val="center"/>
       </w:pPr>
       <w:r>
-        <w:t xml:space="preserve">Рисунок 1 – Первая часть ошибок </w:t>
+        <w:t>Рисуно</w:t>
+      </w:r>
+      <w:r>
+        <w:t>к 1</w:t>
+      </w:r>
+      <w:r>
+        <w:t xml:space="preserve"> – </w:t>
+      </w:r>
+      <w:r>
+        <w:t>Предупреждения</w:t>
+      </w:r>
+      <w:r>
+        <w:t xml:space="preserve"> </w:t>
       </w:r>
       <w:r>
         <w:rPr>
@@ -2287,7 +2274,626 @@
     </w:p>
     <w:p>
       <w:pPr>
+        <w:pStyle w:val="a5"/>
+        <w:numPr>
+          <w:ilvl w:val="0"/>
+          <w:numId w:val="3"/>
+        </w:numPr>
+        <w:rPr>
+          <w:lang w:val="en-US"/>
+        </w:rPr>
+      </w:pPr>
+      <w:r>
+        <w:rPr>
+          <w:lang w:val="en-US"/>
+        </w:rPr>
+        <w:t xml:space="preserve">trailing slash </w:t>
+      </w:r>
+      <w:r>
+        <w:t>на</w:t>
+      </w:r>
+      <w:r>
+        <w:rPr>
+          <w:lang w:val="en-US"/>
+        </w:rPr>
+        <w:t xml:space="preserve"> meta charset </w:t>
+      </w:r>
+      <w:r>
+        <w:t>удалён</w:t>
+      </w:r>
+      <w:r>
+        <w:rPr>
+          <w:lang w:val="en-US"/>
+        </w:rPr>
+        <w:t>;</w:t>
+      </w:r>
+    </w:p>
+    <w:p>
+      <w:pPr>
+        <w:pStyle w:val="a5"/>
+        <w:numPr>
+          <w:ilvl w:val="0"/>
+          <w:numId w:val="3"/>
+        </w:numPr>
+        <w:rPr>
+          <w:lang w:val="en-US"/>
+        </w:rPr>
+      </w:pPr>
+      <w:r>
+        <w:rPr>
+          <w:lang w:val="en-US"/>
+        </w:rPr>
+        <w:t xml:space="preserve">trailing slash </w:t>
+      </w:r>
+      <w:r>
+        <w:t>на</w:t>
+      </w:r>
+      <w:r>
+        <w:rPr>
+          <w:lang w:val="en-US"/>
+        </w:rPr>
+        <w:t xml:space="preserve"> meta viewport </w:t>
+      </w:r>
+      <w:r>
+        <w:t>удалён</w:t>
+      </w:r>
+      <w:r>
+        <w:rPr>
+          <w:lang w:val="en-US"/>
+        </w:rPr>
+        <w:t>;</w:t>
+      </w:r>
+    </w:p>
+    <w:p>
+      <w:pPr>
+        <w:pStyle w:val="a5"/>
+        <w:numPr>
+          <w:ilvl w:val="0"/>
+          <w:numId w:val="3"/>
+        </w:numPr>
+        <w:rPr>
+          <w:lang w:val="en-US"/>
+        </w:rPr>
+      </w:pPr>
+      <w:r>
+        <w:rPr>
+          <w:lang w:val="en-US"/>
+        </w:rPr>
+        <w:lastRenderedPageBreak/>
+        <w:t xml:space="preserve">trailing slash </w:t>
+      </w:r>
+      <w:r>
+        <w:t>на</w:t>
+      </w:r>
+      <w:r>
+        <w:rPr>
+          <w:lang w:val="en-US"/>
+        </w:rPr>
+        <w:t xml:space="preserve"> link stylesheet </w:t>
+      </w:r>
+      <w:r>
+        <w:t>удалён</w:t>
+      </w:r>
+      <w:r>
+        <w:rPr>
+          <w:lang w:val="en-US"/>
+        </w:rPr>
+        <w:t>;</w:t>
+      </w:r>
+    </w:p>
+    <w:p>
+      <w:pPr>
+        <w:pStyle w:val="a5"/>
+        <w:numPr>
+          <w:ilvl w:val="0"/>
+          <w:numId w:val="3"/>
+        </w:numPr>
+      </w:pPr>
+      <w:r>
+        <w:rPr>
+          <w:lang w:val="en-US"/>
+        </w:rPr>
+        <w:t>trailing</w:t>
+      </w:r>
+      <w:r>
+        <w:t xml:space="preserve"> </w:t>
+      </w:r>
+      <w:r>
+        <w:rPr>
+          <w:lang w:val="en-US"/>
+        </w:rPr>
+        <w:t>slash</w:t>
+      </w:r>
+      <w:r>
+        <w:t xml:space="preserve"> на </w:t>
+      </w:r>
+      <w:r>
+        <w:rPr>
+          <w:lang w:val="en-US"/>
+        </w:rPr>
+        <w:t>meta</w:t>
+      </w:r>
+      <w:r>
+        <w:t xml:space="preserve"> убран полностью;</w:t>
+      </w:r>
+    </w:p>
+    <w:p>
+      <w:pPr>
+        <w:pStyle w:val="a5"/>
+        <w:numPr>
+          <w:ilvl w:val="0"/>
+          <w:numId w:val="3"/>
+        </w:numPr>
+      </w:pPr>
+      <w:proofErr w:type="spellStart"/>
+      <w:r>
+        <w:t>trailing</w:t>
+      </w:r>
+      <w:proofErr w:type="spellEnd"/>
+      <w:r>
+        <w:t xml:space="preserve"> </w:t>
+      </w:r>
+      <w:proofErr w:type="spellStart"/>
+      <w:r>
+        <w:t>slash</w:t>
+      </w:r>
+      <w:proofErr w:type="spellEnd"/>
+      <w:r>
+        <w:t xml:space="preserve"> в </w:t>
+      </w:r>
+      <w:proofErr w:type="spellStart"/>
+      <w:r>
+        <w:t>link</w:t>
+      </w:r>
+      <w:proofErr w:type="spellEnd"/>
+      <w:r>
+        <w:t xml:space="preserve"> убран полностью;</w:t>
+      </w:r>
+    </w:p>
+    <w:p>
+      <w:pPr>
+        <w:pStyle w:val="a5"/>
+        <w:numPr>
+          <w:ilvl w:val="0"/>
+          <w:numId w:val="3"/>
+        </w:numPr>
+      </w:pPr>
+      <w:proofErr w:type="spellStart"/>
+      <w:r>
+        <w:t>article</w:t>
+      </w:r>
+      <w:proofErr w:type="spellEnd"/>
+      <w:r>
+        <w:t xml:space="preserve"> без заголовка был дополнен h3;</w:t>
+      </w:r>
+    </w:p>
+    <w:p>
+      <w:pPr>
+        <w:pStyle w:val="a5"/>
+        <w:numPr>
+          <w:ilvl w:val="0"/>
+          <w:numId w:val="3"/>
+        </w:numPr>
+      </w:pPr>
+      <w:proofErr w:type="spellStart"/>
+      <w:r>
+        <w:t>article</w:t>
+      </w:r>
+      <w:proofErr w:type="spellEnd"/>
+      <w:r>
+        <w:t xml:space="preserve"> без заголовка был дополнен h3;</w:t>
+      </w:r>
+    </w:p>
+    <w:p>
+      <w:pPr>
+        <w:pStyle w:val="a5"/>
+        <w:numPr>
+          <w:ilvl w:val="0"/>
+          <w:numId w:val="3"/>
+        </w:numPr>
+      </w:pPr>
+      <w:proofErr w:type="spellStart"/>
+      <w:r>
+        <w:t>article</w:t>
+      </w:r>
+      <w:proofErr w:type="spellEnd"/>
+      <w:r>
+        <w:t xml:space="preserve"> без заголовка был дополнен h3;</w:t>
+      </w:r>
+    </w:p>
+    <w:p>
+      <w:pPr>
+        <w:pStyle w:val="a5"/>
+        <w:numPr>
+          <w:ilvl w:val="0"/>
+          <w:numId w:val="3"/>
+        </w:numPr>
+      </w:pPr>
+      <w:proofErr w:type="spellStart"/>
+      <w:r>
+        <w:t>article</w:t>
+      </w:r>
+      <w:proofErr w:type="spellEnd"/>
+      <w:r>
+        <w:t xml:space="preserve"> </w:t>
+      </w:r>
+      <w:proofErr w:type="spellStart"/>
+      <w:r>
+        <w:t>card-soft</w:t>
+      </w:r>
+      <w:proofErr w:type="spellEnd"/>
+      <w:r>
+        <w:t xml:space="preserve"> без заголовка был дополнен h3;</w:t>
+      </w:r>
+    </w:p>
+    <w:p>
+      <w:pPr>
+        <w:pStyle w:val="a5"/>
+        <w:numPr>
+          <w:ilvl w:val="0"/>
+          <w:numId w:val="3"/>
+        </w:numPr>
+      </w:pPr>
+      <w:proofErr w:type="spellStart"/>
+      <w:r>
+        <w:t>button</w:t>
+      </w:r>
+      <w:proofErr w:type="spellEnd"/>
+      <w:r>
+        <w:t xml:space="preserve"> внутри тега a удалён и заменён на ссылку a в виде кнопки;</w:t>
+      </w:r>
+    </w:p>
+    <w:p>
+      <w:pPr>
+        <w:pStyle w:val="a5"/>
+        <w:numPr>
+          <w:ilvl w:val="0"/>
+          <w:numId w:val="3"/>
+        </w:numPr>
+      </w:pPr>
+      <w:r>
+        <w:t xml:space="preserve"> </w:t>
+      </w:r>
+      <w:proofErr w:type="spellStart"/>
+      <w:r>
+        <w:t>article</w:t>
+      </w:r>
+      <w:proofErr w:type="spellEnd"/>
+      <w:r>
+        <w:t xml:space="preserve"> </w:t>
+      </w:r>
+      <w:proofErr w:type="spellStart"/>
+      <w:r>
+        <w:t>card-soft</w:t>
+      </w:r>
+      <w:proofErr w:type="spellEnd"/>
+      <w:r>
+        <w:t xml:space="preserve"> без заголовка был дополнен h3;</w:t>
+      </w:r>
+    </w:p>
+    <w:p>
+      <w:pPr>
+        <w:pStyle w:val="a5"/>
+        <w:numPr>
+          <w:ilvl w:val="0"/>
+          <w:numId w:val="3"/>
+        </w:numPr>
+      </w:pPr>
+      <w:r>
+        <w:t xml:space="preserve"> </w:t>
+      </w:r>
+      <w:proofErr w:type="spellStart"/>
+      <w:r>
+        <w:t>article</w:t>
+      </w:r>
+      <w:proofErr w:type="spellEnd"/>
+      <w:r>
+        <w:t xml:space="preserve"> </w:t>
+      </w:r>
+      <w:proofErr w:type="spellStart"/>
+      <w:r>
+        <w:t>mix-card</w:t>
+      </w:r>
+      <w:proofErr w:type="spellEnd"/>
+      <w:r>
+        <w:t xml:space="preserve"> без заголовка заменён на </w:t>
+      </w:r>
+      <w:proofErr w:type="spellStart"/>
+      <w:r>
+        <w:t>div</w:t>
+      </w:r>
+      <w:proofErr w:type="spellEnd"/>
+      <w:r>
+        <w:t>;</w:t>
+      </w:r>
+    </w:p>
+    <w:p>
+      <w:pPr>
+        <w:pStyle w:val="a5"/>
+        <w:numPr>
+          <w:ilvl w:val="0"/>
+          <w:numId w:val="3"/>
+        </w:numPr>
+      </w:pPr>
+      <w:r>
+        <w:t xml:space="preserve"> </w:t>
+      </w:r>
+      <w:r>
+        <w:t xml:space="preserve">второй </w:t>
+      </w:r>
+      <w:proofErr w:type="spellStart"/>
+      <w:r>
+        <w:t>article</w:t>
+      </w:r>
+      <w:proofErr w:type="spellEnd"/>
+      <w:r>
+        <w:t xml:space="preserve"> </w:t>
+      </w:r>
+      <w:proofErr w:type="spellStart"/>
+      <w:r>
+        <w:t>mix-card</w:t>
+      </w:r>
+      <w:proofErr w:type="spellEnd"/>
+      <w:r>
+        <w:t xml:space="preserve"> без заголовка заменён на </w:t>
+      </w:r>
+      <w:proofErr w:type="spellStart"/>
+      <w:r>
+        <w:t>div</w:t>
+      </w:r>
+      <w:proofErr w:type="spellEnd"/>
+      <w:r>
+        <w:t>;</w:t>
+      </w:r>
+    </w:p>
+    <w:p>
+      <w:pPr>
+        <w:pStyle w:val="a5"/>
+        <w:numPr>
+          <w:ilvl w:val="0"/>
+          <w:numId w:val="3"/>
+        </w:numPr>
+      </w:pPr>
+      <w:r>
+        <w:t xml:space="preserve"> </w:t>
+      </w:r>
+      <w:r>
+        <w:t xml:space="preserve">третий </w:t>
+      </w:r>
+      <w:proofErr w:type="spellStart"/>
+      <w:r>
+        <w:t>article</w:t>
+      </w:r>
+      <w:proofErr w:type="spellEnd"/>
+      <w:r>
+        <w:t xml:space="preserve"> </w:t>
+      </w:r>
+      <w:proofErr w:type="spellStart"/>
+      <w:r>
+        <w:t>mix-card</w:t>
+      </w:r>
+      <w:proofErr w:type="spellEnd"/>
+      <w:r>
+        <w:t xml:space="preserve"> без заголовка заменён на </w:t>
+      </w:r>
+      <w:proofErr w:type="spellStart"/>
+      <w:r>
+        <w:t>div</w:t>
+      </w:r>
+      <w:proofErr w:type="spellEnd"/>
+      <w:r>
+        <w:t>;</w:t>
+      </w:r>
+    </w:p>
+    <w:p>
+      <w:pPr>
+        <w:pStyle w:val="a5"/>
+        <w:numPr>
+          <w:ilvl w:val="0"/>
+          <w:numId w:val="3"/>
+        </w:numPr>
+      </w:pPr>
+      <w:r>
+        <w:t xml:space="preserve"> первый </w:t>
+      </w:r>
+      <w:proofErr w:type="spellStart"/>
+      <w:r>
+        <w:t>article</w:t>
+      </w:r>
+      <w:proofErr w:type="spellEnd"/>
+      <w:r>
+        <w:t xml:space="preserve"> </w:t>
+      </w:r>
+      <w:proofErr w:type="spellStart"/>
+      <w:r>
+        <w:t>fb-card</w:t>
+      </w:r>
+      <w:proofErr w:type="spellEnd"/>
+      <w:r>
+        <w:t xml:space="preserve"> без заголовка заменён на </w:t>
+      </w:r>
+      <w:proofErr w:type="spellStart"/>
+      <w:r>
+        <w:t>div</w:t>
+      </w:r>
+      <w:proofErr w:type="spellEnd"/>
+      <w:r>
+        <w:t>;</w:t>
+      </w:r>
+    </w:p>
+    <w:p>
+      <w:pPr>
+        <w:pStyle w:val="a5"/>
+        <w:numPr>
+          <w:ilvl w:val="0"/>
+          <w:numId w:val="3"/>
+        </w:numPr>
+      </w:pPr>
+      <w:r>
+        <w:t xml:space="preserve"> второй </w:t>
+      </w:r>
+      <w:proofErr w:type="spellStart"/>
+      <w:r>
+        <w:t>article</w:t>
+      </w:r>
+      <w:proofErr w:type="spellEnd"/>
+      <w:r>
+        <w:t xml:space="preserve"> </w:t>
+      </w:r>
+      <w:proofErr w:type="spellStart"/>
+      <w:r>
+        <w:t>fb-card</w:t>
+      </w:r>
+      <w:proofErr w:type="spellEnd"/>
+      <w:r>
+        <w:t xml:space="preserve"> без заголовка заменён на </w:t>
+      </w:r>
+      <w:proofErr w:type="spellStart"/>
+      <w:r>
+        <w:t>div</w:t>
+      </w:r>
+      <w:proofErr w:type="spellEnd"/>
+      <w:r>
+        <w:t>;</w:t>
+      </w:r>
+    </w:p>
+    <w:p>
+      <w:pPr>
+        <w:pStyle w:val="a5"/>
+        <w:numPr>
+          <w:ilvl w:val="0"/>
+          <w:numId w:val="3"/>
+        </w:numPr>
+      </w:pPr>
+      <w:r>
+        <w:t xml:space="preserve"> </w:t>
+      </w:r>
+      <w:r>
+        <w:t xml:space="preserve">третий </w:t>
+      </w:r>
+      <w:proofErr w:type="spellStart"/>
+      <w:r>
+        <w:t>article</w:t>
+      </w:r>
+      <w:proofErr w:type="spellEnd"/>
+      <w:r>
+        <w:t xml:space="preserve"> </w:t>
+      </w:r>
+      <w:proofErr w:type="spellStart"/>
+      <w:r>
+        <w:t>fb-card</w:t>
+      </w:r>
+      <w:proofErr w:type="spellEnd"/>
+      <w:r>
+        <w:t xml:space="preserve"> без заголовка заменён на </w:t>
+      </w:r>
+      <w:proofErr w:type="spellStart"/>
+      <w:r>
+        <w:t>div</w:t>
+      </w:r>
+      <w:proofErr w:type="spellEnd"/>
+      <w:r>
+        <w:t>;</w:t>
+      </w:r>
+    </w:p>
+    <w:p>
+      <w:pPr>
+        <w:pStyle w:val="a5"/>
+        <w:numPr>
+          <w:ilvl w:val="0"/>
+          <w:numId w:val="3"/>
+        </w:numPr>
+      </w:pPr>
+      <w:r>
+        <w:t xml:space="preserve"> </w:t>
+      </w:r>
+      <w:r>
+        <w:t xml:space="preserve">четвёртый </w:t>
+      </w:r>
+      <w:proofErr w:type="spellStart"/>
+      <w:r>
+        <w:t>article</w:t>
+      </w:r>
+      <w:proofErr w:type="spellEnd"/>
+      <w:r>
+        <w:t xml:space="preserve"> </w:t>
+      </w:r>
+      <w:proofErr w:type="spellStart"/>
+      <w:r>
+        <w:t>fb-card</w:t>
+      </w:r>
+      <w:proofErr w:type="spellEnd"/>
+      <w:r>
+        <w:t xml:space="preserve"> без заголовка заменён на </w:t>
+      </w:r>
+      <w:proofErr w:type="spellStart"/>
+      <w:r>
+        <w:t>div</w:t>
+      </w:r>
+      <w:proofErr w:type="spellEnd"/>
+      <w:r>
+        <w:t>.</w:t>
+      </w:r>
+    </w:p>
+    <w:p>
+      <w:pPr>
+        <w:ind w:left="709" w:firstLine="0"/>
+      </w:pPr>
+    </w:p>
+    <w:p>
+      <w:pPr>
+        <w:pStyle w:val="3"/>
+      </w:pPr>
+      <w:bookmarkStart w:id="4" w:name="_Toc216602655"/>
+      <w:r>
+        <w:t>1.1.2</w:t>
+      </w:r>
+      <w:r>
+        <w:t xml:space="preserve"> </w:t>
+      </w:r>
+      <w:proofErr w:type="spellStart"/>
+      <w:r>
+        <w:t>О</w:t>
+      </w:r>
+      <w:r>
+        <w:t>шиб</w:t>
+      </w:r>
+      <w:r>
+        <w:t>ки</w:t>
+      </w:r>
+      <w:bookmarkEnd w:id="4"/>
+      <w:proofErr w:type="spellEnd"/>
+    </w:p>
+    <w:p>
+      <w:pPr>
+        <w:rPr>
+          <w:lang w:val="en-US"/>
+        </w:rPr>
+      </w:pPr>
+    </w:p>
+    <w:p>
+      <w:r>
+        <w:t xml:space="preserve">Ниже представлены </w:t>
+      </w:r>
+      <w:r>
+        <w:t xml:space="preserve">ошибки </w:t>
+      </w:r>
+      <w:r>
+        <w:t xml:space="preserve">по данной странице. Показано на рисунке </w:t>
+      </w:r>
+      <w:r>
+        <w:t>2</w:t>
+      </w:r>
+      <w:r>
+        <w:t xml:space="preserve">. </w:t>
+      </w:r>
+    </w:p>
+    <w:p/>
+    <w:p>
+      <w:pPr>
         <w:keepNext/>
+        <w:ind w:firstLine="0"/>
+        <w:jc w:val="center"/>
       </w:pPr>
       <w:r>
         <w:rPr>
@@ -2295,10 +2901,10 @@
         </w:rPr>
         <w:lastRenderedPageBreak/>
         <w:drawing>
-          <wp:inline distT="0" distB="0" distL="0" distR="0" wp14:anchorId="7BAFFE73" wp14:editId="29C1825B">
-            <wp:extent cx="4847619" cy="5200000"/>
-            <wp:effectExtent l="0" t="0" r="0" b="1270"/>
-            <wp:docPr id="3" name="Рисунок 3"/>
+          <wp:inline distT="0" distB="0" distL="0" distR="0" wp14:anchorId="07691B36" wp14:editId="6DFDBC9A">
+            <wp:extent cx="4233482" cy="4309450"/>
+            <wp:effectExtent l="0" t="0" r="0" b="0"/>
+            <wp:docPr id="1" name="Рисунок 1"/>
             <wp:cNvGraphicFramePr>
               <a:graphicFrameLocks xmlns:a="http://schemas.openxmlformats.org/drawingml/2006/main" noChangeAspect="1"/>
             </wp:cNvGraphicFramePr>
@@ -2318,7 +2924,7 @@
                   <pic:spPr>
                     <a:xfrm>
                       <a:off x="0" y="0"/>
-                      <a:ext cx="4847619" cy="5200000"/>
+                      <a:ext cx="4240396" cy="4316488"/>
                     </a:xfrm>
                     <a:prstGeom prst="rect">
                       <a:avLst/>
@@ -2338,7 +2944,13 @@
         <w:jc w:val="center"/>
       </w:pPr>
       <w:r>
-        <w:t xml:space="preserve">Рисунок 1 – Вторая часть ошибок </w:t>
+        <w:t xml:space="preserve">Рисунок 2 – </w:t>
+      </w:r>
+      <w:r>
+        <w:t>Ошибки</w:t>
+      </w:r>
+      <w:r>
+        <w:t xml:space="preserve"> </w:t>
       </w:r>
       <w:r>
         <w:rPr>
@@ -2358,56 +2970,66 @@
     </w:p>
     <w:p>
       <w:pPr>
-        <w:pStyle w:val="2"/>
-      </w:pPr>
-    </w:p>
-    <w:p>
-      <w:pPr>
-        <w:pStyle w:val="2"/>
-        <w:numPr>
-          <w:ilvl w:val="1"/>
-          <w:numId w:val="1"/>
-        </w:numPr>
-      </w:pPr>
-      <w:bookmarkStart w:id="3" w:name="_Toc216306611"/>
-      <w:r>
-        <w:t>Решение ошибок</w:t>
-      </w:r>
-      <w:bookmarkEnd w:id="3"/>
-    </w:p>
-    <w:p/>
+        <w:ind w:left="709" w:firstLine="0"/>
+      </w:pPr>
+    </w:p>
     <w:p>
       <w:pPr>
         <w:pStyle w:val="a5"/>
         <w:numPr>
           <w:ilvl w:val="0"/>
-          <w:numId w:val="3"/>
+          <w:numId w:val="13"/>
         </w:numPr>
         <w:rPr>
-          <w:lang w:val="en-US"/>
-        </w:rPr>
-      </w:pPr>
-      <w:r>
-        <w:rPr>
-          <w:lang w:val="en-US"/>
-        </w:rPr>
-        <w:t xml:space="preserve">trailing slash </w:t>
-      </w:r>
-      <w:r>
-        <w:t>на</w:t>
-      </w:r>
-      <w:r>
-        <w:rPr>
-          <w:lang w:val="en-US"/>
-        </w:rPr>
-        <w:t xml:space="preserve"> meta charset </w:t>
-      </w:r>
-      <w:r>
-        <w:t>удалён</w:t>
-      </w:r>
-      <w:r>
-        <w:rPr>
-          <w:lang w:val="en-US"/>
+          <w:rFonts w:cs="Times New Roman"/>
+          <w:szCs w:val="28"/>
+          <w:lang w:eastAsia="ru-RU"/>
+        </w:rPr>
+      </w:pPr>
+      <w:r>
+        <w:rPr>
+          <w:rFonts w:hAnsi="Symbol"/>
+          <w:lang w:eastAsia="ru-RU"/>
+        </w:rPr>
+        <w:t xml:space="preserve"> </w:t>
+      </w:r>
+      <w:r>
+        <w:rPr>
+          <w:lang w:eastAsia="ru-RU"/>
+        </w:rPr>
+        <w:t xml:space="preserve">Недопустимая вложенность элементов: тег </w:t>
+      </w:r>
+      <w:r>
+        <w:rPr>
+          <w:rFonts w:cs="Times New Roman"/>
+          <w:szCs w:val="28"/>
+          <w:lang w:eastAsia="ru-RU"/>
+        </w:rPr>
+        <w:t>&lt;</w:t>
+      </w:r>
+      <w:proofErr w:type="spellStart"/>
+      <w:r>
+        <w:rPr>
+          <w:rFonts w:cs="Times New Roman"/>
+          <w:szCs w:val="28"/>
+          <w:lang w:eastAsia="ru-RU"/>
+        </w:rPr>
+        <w:t>button</w:t>
+      </w:r>
+      <w:proofErr w:type="spellEnd"/>
+      <w:r>
+        <w:rPr>
+          <w:rFonts w:cs="Times New Roman"/>
+          <w:szCs w:val="28"/>
+          <w:lang w:eastAsia="ru-RU"/>
+        </w:rPr>
+        <w:t>&gt; располагался внутри тега &lt;a&gt; в карточке товара</w:t>
+      </w:r>
+      <w:r>
+        <w:rPr>
+          <w:rFonts w:cs="Times New Roman"/>
+          <w:szCs w:val="28"/>
+          <w:lang w:eastAsia="ru-RU"/>
         </w:rPr>
         <w:t>;</w:t>
       </w:r>
@@ -2417,35 +3039,39 @@
         <w:pStyle w:val="a5"/>
         <w:numPr>
           <w:ilvl w:val="0"/>
-          <w:numId w:val="3"/>
+          <w:numId w:val="13"/>
         </w:numPr>
         <w:rPr>
-          <w:lang w:val="en-US"/>
-        </w:rPr>
-      </w:pPr>
-      <w:r>
-        <w:rPr>
-          <w:lang w:val="en-US"/>
-        </w:rPr>
-        <w:t xml:space="preserve">trailing slash </w:t>
-      </w:r>
-      <w:r>
-        <w:t>на</w:t>
-      </w:r>
-      <w:r>
-        <w:rPr>
-          <w:lang w:val="en-US"/>
-        </w:rPr>
-        <w:t xml:space="preserve"> meta viewport </w:t>
-      </w:r>
-      <w:r>
-        <w:t>удалён</w:t>
-      </w:r>
-      <w:r>
-        <w:rPr>
-          <w:lang w:val="en-US"/>
-        </w:rPr>
-        <w:t>;</w:t>
+          <w:rFonts w:cs="Times New Roman"/>
+          <w:szCs w:val="28"/>
+          <w:lang w:eastAsia="ru-RU"/>
+        </w:rPr>
+      </w:pPr>
+      <w:r>
+        <w:rPr>
+          <w:rFonts w:cs="Times New Roman"/>
+          <w:szCs w:val="28"/>
+          <w:lang w:eastAsia="ru-RU"/>
+        </w:rPr>
+        <w:t>Недопустимая вложенность элементов: тег &lt;</w:t>
+      </w:r>
+      <w:proofErr w:type="spellStart"/>
+      <w:r>
+        <w:rPr>
+          <w:rFonts w:cs="Times New Roman"/>
+          <w:szCs w:val="28"/>
+          <w:lang w:eastAsia="ru-RU"/>
+        </w:rPr>
+        <w:t>button</w:t>
+      </w:r>
+      <w:proofErr w:type="spellEnd"/>
+      <w:r>
+        <w:rPr>
+          <w:rFonts w:cs="Times New Roman"/>
+          <w:szCs w:val="28"/>
+          <w:lang w:eastAsia="ru-RU"/>
+        </w:rPr>
+        <w:t>&gt; располагался внутри тега &lt;a&gt; во второй карточке товара.</w:t>
       </w:r>
     </w:p>
     <w:p>
@@ -2453,35 +3079,39 @@
         <w:pStyle w:val="a5"/>
         <w:numPr>
           <w:ilvl w:val="0"/>
-          <w:numId w:val="3"/>
+          <w:numId w:val="13"/>
         </w:numPr>
         <w:rPr>
-          <w:lang w:val="en-US"/>
-        </w:rPr>
-      </w:pPr>
-      <w:r>
-        <w:rPr>
-          <w:lang w:val="en-US"/>
-        </w:rPr>
-        <w:t xml:space="preserve">trailing slash </w:t>
-      </w:r>
-      <w:r>
-        <w:t>на</w:t>
-      </w:r>
-      <w:r>
-        <w:rPr>
-          <w:lang w:val="en-US"/>
-        </w:rPr>
-        <w:t xml:space="preserve"> link stylesheet </w:t>
-      </w:r>
-      <w:r>
-        <w:t>удалён</w:t>
-      </w:r>
-      <w:r>
-        <w:rPr>
-          <w:lang w:val="en-US"/>
-        </w:rPr>
-        <w:t>;</w:t>
+          <w:rFonts w:cs="Times New Roman"/>
+          <w:szCs w:val="28"/>
+          <w:lang w:eastAsia="ru-RU"/>
+        </w:rPr>
+      </w:pPr>
+      <w:r>
+        <w:rPr>
+          <w:rFonts w:cs="Times New Roman"/>
+          <w:szCs w:val="28"/>
+          <w:lang w:eastAsia="ru-RU"/>
+        </w:rPr>
+        <w:t>Недопустимая вложенность элементов: тег &lt;</w:t>
+      </w:r>
+      <w:proofErr w:type="spellStart"/>
+      <w:r>
+        <w:rPr>
+          <w:rFonts w:cs="Times New Roman"/>
+          <w:szCs w:val="28"/>
+          <w:lang w:eastAsia="ru-RU"/>
+        </w:rPr>
+        <w:t>button</w:t>
+      </w:r>
+      <w:proofErr w:type="spellEnd"/>
+      <w:r>
+        <w:rPr>
+          <w:rFonts w:cs="Times New Roman"/>
+          <w:szCs w:val="28"/>
+          <w:lang w:eastAsia="ru-RU"/>
+        </w:rPr>
+        <w:t>&gt; располагался внутри тега &lt;a&gt; в третьей карточке товара.</w:t>
       </w:r>
     </w:p>
     <w:p>
@@ -2489,35 +3119,57 @@
         <w:pStyle w:val="a5"/>
         <w:numPr>
           <w:ilvl w:val="0"/>
-          <w:numId w:val="3"/>
+          <w:numId w:val="13"/>
         </w:numPr>
-      </w:pPr>
-      <w:r>
-        <w:rPr>
-          <w:lang w:val="en-US"/>
-        </w:rPr>
-        <w:t>trailing</w:t>
-      </w:r>
-      <w:r>
-        <w:t xml:space="preserve"> </w:t>
-      </w:r>
-      <w:r>
-        <w:rPr>
-          <w:lang w:val="en-US"/>
-        </w:rPr>
-        <w:t>slash</w:t>
-      </w:r>
-      <w:r>
-        <w:t xml:space="preserve"> на </w:t>
-      </w:r>
-      <w:r>
-        <w:rPr>
-          <w:lang w:val="en-US"/>
-        </w:rPr>
-        <w:t>meta</w:t>
-      </w:r>
-      <w:r>
-        <w:t xml:space="preserve"> убран полностью;</w:t>
+        <w:rPr>
+          <w:rFonts w:cs="Times New Roman"/>
+          <w:szCs w:val="28"/>
+          <w:lang w:eastAsia="ru-RU"/>
+        </w:rPr>
+      </w:pPr>
+      <w:r>
+        <w:rPr>
+          <w:rFonts w:cs="Times New Roman"/>
+          <w:szCs w:val="28"/>
+          <w:lang w:eastAsia="ru-RU"/>
+        </w:rPr>
+        <w:t>Недопустимая вложенность элементов: тег &lt;</w:t>
+      </w:r>
+      <w:proofErr w:type="spellStart"/>
+      <w:r>
+        <w:rPr>
+          <w:rFonts w:cs="Times New Roman"/>
+          <w:szCs w:val="28"/>
+          <w:lang w:eastAsia="ru-RU"/>
+        </w:rPr>
+        <w:t>button</w:t>
+      </w:r>
+      <w:proofErr w:type="spellEnd"/>
+      <w:r>
+        <w:rPr>
+          <w:rFonts w:cs="Times New Roman"/>
+          <w:szCs w:val="28"/>
+          <w:lang w:eastAsia="ru-RU"/>
+        </w:rPr>
+        <w:t xml:space="preserve">&gt; располагался внутри тега &lt;a&gt; в карточке товара с классом </w:t>
+      </w:r>
+      <w:proofErr w:type="spellStart"/>
+      <w:r>
+        <w:rPr>
+          <w:rFonts w:cs="Times New Roman"/>
+          <w:szCs w:val="28"/>
+          <w:lang w:eastAsia="ru-RU"/>
+        </w:rPr>
+        <w:t>card-soft</w:t>
+      </w:r>
+      <w:proofErr w:type="spellEnd"/>
+      <w:r>
+        <w:rPr>
+          <w:rFonts w:cs="Times New Roman"/>
+          <w:szCs w:val="28"/>
+          <w:lang w:eastAsia="ru-RU"/>
+        </w:rPr>
+        <w:t>;</w:t>
       </w:r>
     </w:p>
     <w:p>
@@ -2525,32 +3177,57 @@
         <w:pStyle w:val="a5"/>
         <w:numPr>
           <w:ilvl w:val="0"/>
-          <w:numId w:val="3"/>
+          <w:numId w:val="13"/>
         </w:numPr>
-      </w:pPr>
+        <w:rPr>
+          <w:rFonts w:cs="Times New Roman"/>
+          <w:szCs w:val="28"/>
+          <w:lang w:eastAsia="ru-RU"/>
+        </w:rPr>
+      </w:pPr>
+      <w:r>
+        <w:rPr>
+          <w:rFonts w:cs="Times New Roman"/>
+          <w:szCs w:val="28"/>
+          <w:lang w:eastAsia="ru-RU"/>
+        </w:rPr>
+        <w:t>Недопустимая вложенность элементов: тег &lt;</w:t>
+      </w:r>
       <w:proofErr w:type="spellStart"/>
       <w:r>
-        <w:t>trailing</w:t>
+        <w:rPr>
+          <w:rFonts w:cs="Times New Roman"/>
+          <w:szCs w:val="28"/>
+          <w:lang w:eastAsia="ru-RU"/>
+        </w:rPr>
+        <w:t>button</w:t>
       </w:r>
       <w:proofErr w:type="spellEnd"/>
       <w:r>
-        <w:t xml:space="preserve"> </w:t>
+        <w:rPr>
+          <w:rFonts w:cs="Times New Roman"/>
+          <w:szCs w:val="28"/>
+          <w:lang w:eastAsia="ru-RU"/>
+        </w:rPr>
+        <w:t xml:space="preserve">&gt; располагался внутри тега &lt;a&gt; во второй карточке товара с классом </w:t>
       </w:r>
       <w:proofErr w:type="spellStart"/>
       <w:r>
-        <w:t>slash</w:t>
+        <w:rPr>
+          <w:rFonts w:cs="Times New Roman"/>
+          <w:szCs w:val="28"/>
+          <w:lang w:eastAsia="ru-RU"/>
+        </w:rPr>
+        <w:t>card-soft</w:t>
       </w:r>
       <w:proofErr w:type="spellEnd"/>
       <w:r>
-        <w:t xml:space="preserve"> в </w:t>
-      </w:r>
-      <w:proofErr w:type="spellStart"/>
-      <w:r>
-        <w:t>link</w:t>
-      </w:r>
-      <w:proofErr w:type="spellEnd"/>
-      <w:r>
-        <w:t xml:space="preserve"> убран полностью;</w:t>
+        <w:rPr>
+          <w:rFonts w:cs="Times New Roman"/>
+          <w:szCs w:val="28"/>
+          <w:lang w:eastAsia="ru-RU"/>
+        </w:rPr>
+        <w:t>;</w:t>
       </w:r>
     </w:p>
     <w:p>
@@ -2558,552 +3235,85 @@
         <w:pStyle w:val="a5"/>
         <w:numPr>
           <w:ilvl w:val="0"/>
-          <w:numId w:val="3"/>
+          <w:numId w:val="13"/>
         </w:numPr>
-      </w:pPr>
+        <w:rPr>
+          <w:rFonts w:cs="Times New Roman"/>
+          <w:szCs w:val="28"/>
+          <w:lang w:eastAsia="ru-RU"/>
+        </w:rPr>
+      </w:pPr>
+      <w:r>
+        <w:rPr>
+          <w:rFonts w:cs="Times New Roman"/>
+          <w:szCs w:val="28"/>
+          <w:lang w:eastAsia="ru-RU"/>
+        </w:rPr>
+        <w:t>Недопустимая вложенность элементов: тег &lt;</w:t>
+      </w:r>
       <w:proofErr w:type="spellStart"/>
       <w:r>
+        <w:rPr>
+          <w:rFonts w:cs="Times New Roman"/>
+          <w:szCs w:val="28"/>
+          <w:lang w:eastAsia="ru-RU"/>
+        </w:rPr>
         <w:t>button</w:t>
       </w:r>
       <w:proofErr w:type="spellEnd"/>
       <w:r>
-        <w:t xml:space="preserve"> внутри тега a удалён и заменён на ссылку a в виде кнопки;</w:t>
-      </w:r>
-    </w:p>
-    <w:p>
-      <w:pPr>
-        <w:pStyle w:val="a5"/>
-        <w:numPr>
-          <w:ilvl w:val="0"/>
-          <w:numId w:val="3"/>
-        </w:numPr>
-      </w:pPr>
+        <w:rPr>
+          <w:rFonts w:cs="Times New Roman"/>
+          <w:szCs w:val="28"/>
+          <w:lang w:eastAsia="ru-RU"/>
+        </w:rPr>
+        <w:t xml:space="preserve">&gt; располагался внутри тега &lt;a&gt; в третьей карточке товара с классом </w:t>
+      </w:r>
       <w:proofErr w:type="spellStart"/>
       <w:r>
-        <w:t>article</w:t>
+        <w:rPr>
+          <w:rFonts w:cs="Times New Roman"/>
+          <w:szCs w:val="28"/>
+          <w:lang w:eastAsia="ru-RU"/>
+        </w:rPr>
+        <w:t>card-soft</w:t>
       </w:r>
       <w:proofErr w:type="spellEnd"/>
       <w:r>
-        <w:t xml:space="preserve"> без заголовка был дополнен h3;</w:t>
-      </w:r>
-    </w:p>
-    <w:p>
-      <w:pPr>
-        <w:pStyle w:val="a5"/>
-        <w:numPr>
-          <w:ilvl w:val="0"/>
-          <w:numId w:val="3"/>
-        </w:numPr>
-      </w:pPr>
+        <w:rPr>
+          <w:rFonts w:cs="Times New Roman"/>
+          <w:szCs w:val="28"/>
+          <w:lang w:eastAsia="ru-RU"/>
+        </w:rPr>
+        <w:t>.</w:t>
+      </w:r>
+    </w:p>
+    <w:p>
+      <w:pPr>
+        <w:ind w:left="709" w:firstLine="0"/>
+      </w:pPr>
+    </w:p>
+    <w:p>
+      <w:r>
+        <w:lastRenderedPageBreak/>
+        <w:t>У</w:t>
+      </w:r>
+      <w:r>
+        <w:t xml:space="preserve">странены лишние закрывающие символы у </w:t>
+      </w:r>
       <w:proofErr w:type="spellStart"/>
       <w:r>
-        <w:t>button</w:t>
+        <w:t>void</w:t>
       </w:r>
       <w:proofErr w:type="spellEnd"/>
       <w:r>
-        <w:t xml:space="preserve"> внутри тега a удалён и заменён на ссылку a в виде кнопки;</w:t>
-      </w:r>
-    </w:p>
-    <w:p>
-      <w:pPr>
-        <w:pStyle w:val="a5"/>
-        <w:numPr>
-          <w:ilvl w:val="0"/>
-          <w:numId w:val="3"/>
-        </w:numPr>
-      </w:pPr>
-      <w:proofErr w:type="spellStart"/>
-      <w:r>
-        <w:t>article</w:t>
-      </w:r>
-      <w:proofErr w:type="spellEnd"/>
-      <w:r>
-        <w:t xml:space="preserve"> без заголовка был дополнен h3;</w:t>
-      </w:r>
-    </w:p>
-    <w:p>
-      <w:pPr>
-        <w:pStyle w:val="a5"/>
-        <w:numPr>
-          <w:ilvl w:val="0"/>
-          <w:numId w:val="3"/>
-        </w:numPr>
-      </w:pPr>
-      <w:r>
-        <w:lastRenderedPageBreak/>
-        <w:t xml:space="preserve"> </w:t>
-      </w:r>
-      <w:proofErr w:type="spellStart"/>
-      <w:r>
-        <w:t>button</w:t>
-      </w:r>
-      <w:proofErr w:type="spellEnd"/>
-      <w:r>
-        <w:t xml:space="preserve"> внутри тега a удалён и заменён на ссылку a в виде кнопки;</w:t>
-      </w:r>
-    </w:p>
-    <w:p>
-      <w:pPr>
-        <w:pStyle w:val="a5"/>
-        <w:numPr>
-          <w:ilvl w:val="0"/>
-          <w:numId w:val="3"/>
-        </w:numPr>
-      </w:pPr>
-      <w:r>
-        <w:t xml:space="preserve"> </w:t>
-      </w:r>
-      <w:proofErr w:type="spellStart"/>
-      <w:r>
-        <w:t>article</w:t>
-      </w:r>
-      <w:proofErr w:type="spellEnd"/>
-      <w:r>
-        <w:t xml:space="preserve"> без заголовка был дополнен h3;</w:t>
-      </w:r>
-    </w:p>
-    <w:p>
-      <w:pPr>
-        <w:pStyle w:val="a5"/>
-        <w:numPr>
-          <w:ilvl w:val="0"/>
-          <w:numId w:val="3"/>
-        </w:numPr>
-      </w:pPr>
-      <w:proofErr w:type="spellStart"/>
-      <w:r>
-        <w:t>button</w:t>
-      </w:r>
-      <w:proofErr w:type="spellEnd"/>
-      <w:r>
-        <w:t xml:space="preserve"> внутри тега a удалён и заменён на ссылку a в виде кнопки;</w:t>
-      </w:r>
-    </w:p>
-    <w:p>
-      <w:pPr>
-        <w:pStyle w:val="a5"/>
-        <w:numPr>
-          <w:ilvl w:val="0"/>
-          <w:numId w:val="3"/>
-        </w:numPr>
-      </w:pPr>
-      <w:r>
-        <w:t xml:space="preserve"> </w:t>
-      </w:r>
-      <w:proofErr w:type="spellStart"/>
-      <w:r>
-        <w:t>article</w:t>
-      </w:r>
-      <w:proofErr w:type="spellEnd"/>
-      <w:r>
-        <w:t xml:space="preserve"> </w:t>
-      </w:r>
-      <w:proofErr w:type="spellStart"/>
-      <w:r>
-        <w:t>card-soft</w:t>
-      </w:r>
-      <w:proofErr w:type="spellEnd"/>
-      <w:r>
-        <w:t xml:space="preserve"> без заголовка был дополнен h3;</w:t>
-      </w:r>
-    </w:p>
-    <w:p>
-      <w:pPr>
-        <w:pStyle w:val="a5"/>
-        <w:numPr>
-          <w:ilvl w:val="0"/>
-          <w:numId w:val="3"/>
-        </w:numPr>
-      </w:pPr>
-      <w:r>
-        <w:t xml:space="preserve"> </w:t>
-      </w:r>
-      <w:proofErr w:type="spellStart"/>
-      <w:r>
-        <w:t>button</w:t>
-      </w:r>
-      <w:proofErr w:type="spellEnd"/>
-      <w:r>
-        <w:t xml:space="preserve"> внутри тега a удалён и заменён на ссылку a в виде кнопки;</w:t>
-      </w:r>
-    </w:p>
-    <w:p>
-      <w:pPr>
-        <w:pStyle w:val="a5"/>
-        <w:numPr>
-          <w:ilvl w:val="0"/>
-          <w:numId w:val="3"/>
-        </w:numPr>
-      </w:pPr>
-      <w:r>
-        <w:t xml:space="preserve"> </w:t>
-      </w:r>
-      <w:proofErr w:type="spellStart"/>
-      <w:r>
-        <w:t>article</w:t>
-      </w:r>
-      <w:proofErr w:type="spellEnd"/>
-      <w:r>
-        <w:t xml:space="preserve"> </w:t>
-      </w:r>
-      <w:proofErr w:type="spellStart"/>
-      <w:r>
-        <w:t>card-soft</w:t>
-      </w:r>
-      <w:proofErr w:type="spellEnd"/>
-      <w:r>
-        <w:t xml:space="preserve"> без заголовка был дополнен h3;</w:t>
-      </w:r>
-    </w:p>
-    <w:p>
-      <w:pPr>
-        <w:pStyle w:val="a5"/>
-        <w:numPr>
-          <w:ilvl w:val="0"/>
-          <w:numId w:val="3"/>
-        </w:numPr>
-      </w:pPr>
-      <w:r>
-        <w:t xml:space="preserve"> </w:t>
-      </w:r>
-      <w:proofErr w:type="spellStart"/>
-      <w:r>
-        <w:t>button</w:t>
-      </w:r>
-      <w:proofErr w:type="spellEnd"/>
-      <w:r>
-        <w:t xml:space="preserve"> внутри тега a удалён и заменён на ссылку a в виде кнопки;</w:t>
-      </w:r>
-    </w:p>
-    <w:p>
-      <w:pPr>
-        <w:pStyle w:val="a5"/>
-        <w:numPr>
-          <w:ilvl w:val="0"/>
-          <w:numId w:val="3"/>
-        </w:numPr>
-      </w:pPr>
-      <w:r>
-        <w:t xml:space="preserve"> </w:t>
-      </w:r>
-      <w:proofErr w:type="spellStart"/>
-      <w:r>
-        <w:t>article</w:t>
-      </w:r>
-      <w:proofErr w:type="spellEnd"/>
-      <w:r>
-        <w:t xml:space="preserve"> </w:t>
-      </w:r>
-      <w:proofErr w:type="spellStart"/>
-      <w:r>
-        <w:t>card-soft</w:t>
-      </w:r>
-      <w:proofErr w:type="spellEnd"/>
-      <w:r>
-        <w:t xml:space="preserve"> без заголовка был дополнен h3;</w:t>
-      </w:r>
-    </w:p>
-    <w:p>
-      <w:pPr>
-        <w:pStyle w:val="a5"/>
-        <w:numPr>
-          <w:ilvl w:val="0"/>
-          <w:numId w:val="3"/>
-        </w:numPr>
-      </w:pPr>
-      <w:r>
-        <w:t xml:space="preserve"> </w:t>
-      </w:r>
-      <w:proofErr w:type="spellStart"/>
-      <w:r>
-        <w:t>article</w:t>
-      </w:r>
-      <w:proofErr w:type="spellEnd"/>
-      <w:r>
-        <w:t xml:space="preserve"> </w:t>
-      </w:r>
-      <w:proofErr w:type="spellStart"/>
-      <w:r>
-        <w:t>mix-card</w:t>
-      </w:r>
-      <w:proofErr w:type="spellEnd"/>
-      <w:r>
-        <w:t xml:space="preserve"> без заголовка заменён на </w:t>
-      </w:r>
-      <w:proofErr w:type="spellStart"/>
-      <w:r>
-        <w:t>div</w:t>
-      </w:r>
-      <w:proofErr w:type="spellEnd"/>
-      <w:r>
-        <w:t>;</w:t>
-      </w:r>
-    </w:p>
-    <w:p>
-      <w:pPr>
-        <w:pStyle w:val="a5"/>
-        <w:numPr>
-          <w:ilvl w:val="0"/>
-          <w:numId w:val="3"/>
-        </w:numPr>
-      </w:pPr>
-      <w:r>
-        <w:t xml:space="preserve"> </w:t>
-      </w:r>
-      <w:r>
-        <w:t xml:space="preserve">второй </w:t>
-      </w:r>
-      <w:proofErr w:type="spellStart"/>
-      <w:r>
-        <w:t>article</w:t>
-      </w:r>
-      <w:proofErr w:type="spellEnd"/>
-      <w:r>
-        <w:t xml:space="preserve"> </w:t>
-      </w:r>
-      <w:proofErr w:type="spellStart"/>
-      <w:r>
-        <w:t>mix-card</w:t>
-      </w:r>
-      <w:proofErr w:type="spellEnd"/>
-      <w:r>
-        <w:t xml:space="preserve"> без заголовка заменён на </w:t>
-      </w:r>
-      <w:proofErr w:type="spellStart"/>
-      <w:r>
-        <w:t>div</w:t>
-      </w:r>
-      <w:proofErr w:type="spellEnd"/>
-      <w:r>
-        <w:t>;</w:t>
-      </w:r>
-    </w:p>
-    <w:p>
-      <w:pPr>
-        <w:pStyle w:val="a5"/>
-        <w:numPr>
-          <w:ilvl w:val="0"/>
-          <w:numId w:val="3"/>
-        </w:numPr>
-      </w:pPr>
-      <w:r>
-        <w:t xml:space="preserve"> </w:t>
-      </w:r>
-      <w:r>
-        <w:t xml:space="preserve">третий </w:t>
-      </w:r>
-      <w:proofErr w:type="spellStart"/>
-      <w:r>
-        <w:t>article</w:t>
-      </w:r>
-      <w:proofErr w:type="spellEnd"/>
-      <w:r>
-        <w:t xml:space="preserve"> </w:t>
-      </w:r>
-      <w:proofErr w:type="spellStart"/>
-      <w:r>
-        <w:t>mix-card</w:t>
-      </w:r>
-      <w:proofErr w:type="spellEnd"/>
-      <w:r>
-        <w:t xml:space="preserve"> без заголовка заменён на </w:t>
-      </w:r>
-      <w:proofErr w:type="spellStart"/>
-      <w:r>
-        <w:t>div</w:t>
-      </w:r>
-      <w:proofErr w:type="spellEnd"/>
-      <w:r>
-        <w:t>;</w:t>
-      </w:r>
-    </w:p>
-    <w:p>
-      <w:pPr>
-        <w:pStyle w:val="a5"/>
-        <w:numPr>
-          <w:ilvl w:val="0"/>
-          <w:numId w:val="3"/>
-        </w:numPr>
-      </w:pPr>
-      <w:r>
-        <w:t xml:space="preserve">21. первый </w:t>
-      </w:r>
-      <w:proofErr w:type="spellStart"/>
-      <w:r>
-        <w:t>article</w:t>
-      </w:r>
-      <w:proofErr w:type="spellEnd"/>
-      <w:r>
-        <w:t xml:space="preserve"> </w:t>
-      </w:r>
-      <w:proofErr w:type="spellStart"/>
-      <w:r>
-        <w:t>fb-card</w:t>
-      </w:r>
-      <w:proofErr w:type="spellEnd"/>
-      <w:r>
-        <w:t xml:space="preserve"> без заголовка заменён на </w:t>
-      </w:r>
-      <w:proofErr w:type="spellStart"/>
-      <w:r>
-        <w:t>div</w:t>
-      </w:r>
-      <w:proofErr w:type="spellEnd"/>
-      <w:r>
-        <w:t>;</w:t>
-      </w:r>
-    </w:p>
-    <w:p>
-      <w:pPr>
-        <w:pStyle w:val="a5"/>
-        <w:numPr>
-          <w:ilvl w:val="0"/>
-          <w:numId w:val="3"/>
-        </w:numPr>
-      </w:pPr>
-      <w:r>
-        <w:t xml:space="preserve"> второй </w:t>
-      </w:r>
-      <w:proofErr w:type="spellStart"/>
-      <w:r>
-        <w:t>article</w:t>
-      </w:r>
-      <w:proofErr w:type="spellEnd"/>
-      <w:r>
-        <w:t xml:space="preserve"> </w:t>
-      </w:r>
-      <w:proofErr w:type="spellStart"/>
-      <w:r>
-        <w:t>fb-card</w:t>
-      </w:r>
-      <w:proofErr w:type="spellEnd"/>
-      <w:r>
-        <w:t xml:space="preserve"> без заголовка заменён на </w:t>
-      </w:r>
-      <w:proofErr w:type="spellStart"/>
-      <w:r>
-        <w:t>div</w:t>
-      </w:r>
-      <w:proofErr w:type="spellEnd"/>
-      <w:r>
-        <w:t>;</w:t>
-      </w:r>
-    </w:p>
-    <w:p>
-      <w:pPr>
-        <w:pStyle w:val="a5"/>
-        <w:numPr>
-          <w:ilvl w:val="0"/>
-          <w:numId w:val="3"/>
-        </w:numPr>
-      </w:pPr>
-      <w:r>
-        <w:t xml:space="preserve"> </w:t>
-      </w:r>
-      <w:r>
-        <w:t xml:space="preserve">третий </w:t>
-      </w:r>
-      <w:proofErr w:type="spellStart"/>
-      <w:r>
-        <w:t>article</w:t>
-      </w:r>
-      <w:proofErr w:type="spellEnd"/>
-      <w:r>
-        <w:t xml:space="preserve"> </w:t>
-      </w:r>
-      <w:proofErr w:type="spellStart"/>
-      <w:r>
-        <w:t>fb-card</w:t>
-      </w:r>
-      <w:proofErr w:type="spellEnd"/>
-      <w:r>
-        <w:t xml:space="preserve"> без заголовка заменён на </w:t>
-      </w:r>
-      <w:proofErr w:type="spellStart"/>
-      <w:r>
-        <w:t>div</w:t>
-      </w:r>
-      <w:proofErr w:type="spellEnd"/>
-      <w:r>
-        <w:t>;</w:t>
-      </w:r>
-    </w:p>
-    <w:p>
-      <w:pPr>
-        <w:pStyle w:val="a5"/>
-        <w:numPr>
-          <w:ilvl w:val="0"/>
-          <w:numId w:val="3"/>
-        </w:numPr>
-      </w:pPr>
-      <w:r>
-        <w:t xml:space="preserve"> </w:t>
-      </w:r>
-      <w:r>
-        <w:t xml:space="preserve">четвёртый </w:t>
-      </w:r>
-      <w:proofErr w:type="spellStart"/>
-      <w:r>
-        <w:t>article</w:t>
-      </w:r>
-      <w:proofErr w:type="spellEnd"/>
-      <w:r>
-        <w:t xml:space="preserve"> </w:t>
-      </w:r>
-      <w:proofErr w:type="spellStart"/>
-      <w:r>
-        <w:t>fb-card</w:t>
-      </w:r>
-      <w:proofErr w:type="spellEnd"/>
-      <w:r>
-        <w:t xml:space="preserve"> без заголовка заменён на </w:t>
-      </w:r>
-      <w:proofErr w:type="spellStart"/>
-      <w:r>
-        <w:t>div</w:t>
-      </w:r>
-      <w:proofErr w:type="spellEnd"/>
-      <w:r>
-        <w:t>.</w:t>
-      </w:r>
-    </w:p>
-    <w:p>
-      <w:pPr>
-        <w:ind w:left="709" w:firstLine="0"/>
-      </w:pPr>
-    </w:p>
-    <w:p>
-      <w:pPr>
-        <w:jc w:val="left"/>
-      </w:pPr>
-      <w:r>
-        <w:t xml:space="preserve">После внесения исправлений структура файла </w:t>
-      </w:r>
-      <w:r>
-        <w:rPr>
-          <w:rStyle w:val="aa"/>
-        </w:rPr>
-        <w:t>index.html</w:t>
-      </w:r>
-      <w:r>
-        <w:t xml:space="preserve"> полностью соответствует требованиям HTML5: устранены лишние закрывающие символы у </w:t>
-      </w:r>
-      <w:proofErr w:type="spellStart"/>
-      <w:r>
-        <w:t>void</w:t>
-      </w:r>
-      <w:proofErr w:type="spellEnd"/>
-      <w:r>
-        <w:t>-тегов, заменены некорректные вложенности интерактивных элементов,</w:t>
-      </w:r>
-      <w:r>
-        <w:t xml:space="preserve"> </w:t>
-      </w:r>
-      <w:r>
-        <w:t>добавлены недостающие заголовки или скорректирована семантика. Повторная проверка валидатором показала отсутствие ошибок и предупреждений.</w:t>
-      </w:r>
-      <w:r>
-        <w:t xml:space="preserve"> </w:t>
+        <w:t>-тегов, заменены некорректные вложенности интерактивных элементов, добавлены недостающие заголовки</w:t>
+      </w:r>
+      <w:r>
+        <w:t>,</w:t>
+      </w:r>
+      <w:r>
+        <w:t xml:space="preserve"> скорректирована семантика. </w:t>
       </w:r>
       <w:r>
         <w:t>Подтверждение исправления ошибок представлен на рисунке 3.</w:t>
@@ -3125,7 +3335,6 @@
         <w:rPr>
           <w:noProof/>
         </w:rPr>
-        <w:lastRenderedPageBreak/>
         <w:drawing>
           <wp:inline distT="0" distB="0" distL="0" distR="0" wp14:anchorId="4B299753" wp14:editId="47FF4DA2">
             <wp:extent cx="5224183" cy="3429000"/>
@@ -3170,7 +3379,7 @@
         <w:jc w:val="center"/>
       </w:pPr>
       <w:r>
-        <w:t xml:space="preserve">Рисунок 3 – Итог исправления ошибок </w:t>
+        <w:t xml:space="preserve">Рисунок 3 – Итог </w:t>
       </w:r>
       <w:r>
         <w:rPr>
@@ -3206,42 +3415,117 @@
     </w:p>
     <w:p>
       <w:pPr>
-        <w:pStyle w:val="1"/>
-      </w:pPr>
-      <w:bookmarkStart w:id="4" w:name="_Toc216306612"/>
-      <w:r>
-        <w:rPr>
-          <w:caps w:val="0"/>
-        </w:rPr>
+        <w:pStyle w:val="2"/>
+      </w:pPr>
+      <w:bookmarkStart w:id="5" w:name="_Toc216602656"/>
+      <w:r>
         <w:lastRenderedPageBreak/>
-        <w:t xml:space="preserve">2 </w:t>
-      </w:r>
-      <w:r>
-        <w:rPr>
-          <w:caps w:val="0"/>
-          <w:lang w:val="en-US"/>
-        </w:rPr>
-        <w:t>STYLE</w:t>
-      </w:r>
-      <w:r>
-        <w:rPr>
-          <w:caps w:val="0"/>
-        </w:rPr>
+        <w:t>1.</w:t>
+      </w:r>
+      <w:r>
+        <w:t>2</w:t>
+      </w:r>
+      <w:r>
+        <w:t xml:space="preserve"> </w:t>
+      </w:r>
+      <w:r>
+        <w:t>В</w:t>
+      </w:r>
+      <w:r>
+        <w:t>алидация catalog</w:t>
+      </w:r>
+      <w:r>
         <w:t>.</w:t>
       </w:r>
       <w:r>
-        <w:rPr>
-          <w:caps w:val="0"/>
-          <w:lang w:val="en-US"/>
-        </w:rPr>
-        <w:t>CSS</w:t>
-      </w:r>
-      <w:bookmarkEnd w:id="4"/>
+        <w:t>html</w:t>
+      </w:r>
+      <w:bookmarkEnd w:id="5"/>
     </w:p>
     <w:p/>
     <w:p>
-      <w:r>
-        <w:t>Подтверждение полученного результата показано на рисунке 4.</w:t>
+      <w:pPr>
+        <w:pStyle w:val="3"/>
+      </w:pPr>
+      <w:bookmarkStart w:id="6" w:name="_Toc216602657"/>
+      <w:r>
+        <w:t>1.2.1</w:t>
+      </w:r>
+      <w:r>
+        <w:t xml:space="preserve"> </w:t>
+      </w:r>
+      <w:proofErr w:type="spellStart"/>
+      <w:r>
+        <w:t>П</w:t>
+      </w:r>
+      <w:r>
+        <w:t>редупреждени</w:t>
+      </w:r>
+      <w:r>
+        <w:t>я</w:t>
+      </w:r>
+      <w:bookmarkEnd w:id="6"/>
+      <w:proofErr w:type="spellEnd"/>
+    </w:p>
+    <w:p/>
+    <w:p>
+      <w:r>
+        <w:t xml:space="preserve">При валидации были обнаружены информационные сообщения, связанные с использованием </w:t>
+      </w:r>
+      <w:proofErr w:type="spellStart"/>
+      <w:r>
+        <w:t>void</w:t>
+      </w:r>
+      <w:proofErr w:type="spellEnd"/>
+      <w:r>
+        <w:t xml:space="preserve">-элементов, предупреждения, касающиеся отсутствия заголовков в контейнерах </w:t>
+      </w:r>
+      <w:r>
+        <w:t>&lt;</w:t>
+      </w:r>
+      <w:r>
+        <w:rPr>
+          <w:lang w:val="en-US"/>
+        </w:rPr>
+        <w:t>article</w:t>
+      </w:r>
+      <w:r>
+        <w:t xml:space="preserve">&gt; </w:t>
+      </w:r>
+      <w:r>
+        <w:t xml:space="preserve">и </w:t>
+      </w:r>
+      <w:r>
+        <w:t>&lt;</w:t>
+      </w:r>
+      <w:r>
+        <w:rPr>
+          <w:lang w:val="en-US"/>
+        </w:rPr>
+        <w:t>section</w:t>
+      </w:r>
+      <w:r>
+        <w:t>&gt;.</w:t>
+      </w:r>
+    </w:p>
+    <w:p>
+      <w:r>
+        <w:t xml:space="preserve">Ниже представлены предупреждения и ошибки по данной странице. Показано на рисунке </w:t>
+      </w:r>
+      <w:r>
+        <w:t>4</w:t>
+      </w:r>
+      <w:r>
+        <w:t xml:space="preserve">. С первого по четвертый пункты – </w:t>
+      </w:r>
+      <w:r>
+        <w:rPr>
+          <w:lang w:val="en-US"/>
+        </w:rPr>
+        <w:t>Info</w:t>
+      </w:r>
+      <w:r>
+        <w:t>, с шестого пункта ошибки и предупреждения.</w:t>
       </w:r>
     </w:p>
     <w:p/>
@@ -3256,10 +3540,10 @@
           <w:noProof/>
         </w:rPr>
         <w:drawing>
-          <wp:inline distT="0" distB="0" distL="0" distR="0" wp14:anchorId="306FBAEE" wp14:editId="410A2436">
-            <wp:extent cx="5940425" cy="3855720"/>
+          <wp:inline distT="0" distB="0" distL="0" distR="0" wp14:anchorId="5D0C6C0E" wp14:editId="260161D8">
+            <wp:extent cx="5940425" cy="4516755"/>
             <wp:effectExtent l="0" t="0" r="3175" b="0"/>
-            <wp:docPr id="7" name="Рисунок 7"/>
+            <wp:docPr id="8" name="Рисунок 8"/>
             <wp:cNvGraphicFramePr>
               <a:graphicFrameLocks xmlns:a="http://schemas.openxmlformats.org/drawingml/2006/main" noChangeAspect="1"/>
             </wp:cNvGraphicFramePr>
@@ -3279,7 +3563,7 @@
                   <pic:spPr>
                     <a:xfrm>
                       <a:off x="0" y="0"/>
-                      <a:ext cx="5940425" cy="3855720"/>
+                      <a:ext cx="5940425" cy="4516755"/>
                     </a:xfrm>
                     <a:prstGeom prst="rect">
                       <a:avLst/>
@@ -3299,162 +3583,439 @@
         <w:jc w:val="center"/>
       </w:pPr>
       <w:r>
-        <w:t xml:space="preserve">Рисунок 4 – Итог </w:t>
-      </w:r>
-      <w:r>
-        <w:rPr>
-          <w:lang w:val="en-US"/>
-        </w:rPr>
-        <w:t>Style</w:t>
+        <w:t xml:space="preserve">Рисунок </w:t>
+      </w:r>
+      <w:r>
+        <w:t>4</w:t>
+      </w:r>
+      <w:r>
+        <w:t xml:space="preserve"> – </w:t>
+      </w:r>
+      <w:r>
+        <w:t xml:space="preserve">Предупреждения </w:t>
+      </w:r>
+      <w:r>
+        <w:rPr>
+          <w:lang w:val="en-US"/>
+        </w:rPr>
+        <w:t>Catalog</w:t>
       </w:r>
       <w:r>
         <w:t>.</w:t>
       </w:r>
+      <w:r>
+        <w:rPr>
+          <w:lang w:val="en-US"/>
+        </w:rPr>
+        <w:t>html</w:t>
+      </w:r>
+    </w:p>
+    <w:p>
+      <w:pPr>
+        <w:ind w:firstLine="0"/>
+      </w:pPr>
+    </w:p>
+    <w:p>
+      <w:pPr>
+        <w:pStyle w:val="a5"/>
+        <w:numPr>
+          <w:ilvl w:val="1"/>
+          <w:numId w:val="8"/>
+        </w:numPr>
+        <w:rPr>
+          <w:sz w:val="24"/>
+          <w:lang w:val="en-US"/>
+        </w:rPr>
+      </w:pPr>
+      <w:r>
+        <w:rPr>
+          <w:lang w:val="en-US"/>
+        </w:rPr>
+        <w:t xml:space="preserve">trailing slash </w:t>
+      </w:r>
+      <w:r>
+        <w:t>у</w:t>
+      </w:r>
+      <w:r>
+        <w:rPr>
+          <w:lang w:val="en-US"/>
+        </w:rPr>
+        <w:t xml:space="preserve"> meta charset </w:t>
+      </w:r>
+      <w:r>
+        <w:t>удалён</w:t>
+      </w:r>
+      <w:r>
+        <w:rPr>
+          <w:lang w:val="en-US"/>
+        </w:rPr>
+        <w:t>;</w:t>
+      </w:r>
+    </w:p>
+    <w:p>
+      <w:pPr>
+        <w:pStyle w:val="a5"/>
+        <w:numPr>
+          <w:ilvl w:val="1"/>
+          <w:numId w:val="8"/>
+        </w:numPr>
+        <w:rPr>
+          <w:lang w:val="en-US"/>
+        </w:rPr>
+      </w:pPr>
+      <w:r>
+        <w:rPr>
+          <w:lang w:val="en-US"/>
+        </w:rPr>
+        <w:t xml:space="preserve">trailing slash </w:t>
+      </w:r>
+      <w:r>
+        <w:t>у</w:t>
+      </w:r>
+      <w:r>
+        <w:rPr>
+          <w:lang w:val="en-US"/>
+        </w:rPr>
+        <w:t xml:space="preserve"> meta viewport </w:t>
+      </w:r>
+      <w:r>
+        <w:t>удалён</w:t>
+      </w:r>
+      <w:r>
+        <w:rPr>
+          <w:lang w:val="en-US"/>
+        </w:rPr>
+        <w:t>;</w:t>
+      </w:r>
+    </w:p>
+    <w:p>
+      <w:pPr>
+        <w:pStyle w:val="a5"/>
+        <w:numPr>
+          <w:ilvl w:val="1"/>
+          <w:numId w:val="8"/>
+        </w:numPr>
+        <w:rPr>
+          <w:lang w:val="en-US"/>
+        </w:rPr>
+      </w:pPr>
+      <w:r>
+        <w:rPr>
+          <w:lang w:val="en-US"/>
+        </w:rPr>
+        <w:lastRenderedPageBreak/>
+        <w:t xml:space="preserve">trailing slash </w:t>
+      </w:r>
+      <w:r>
+        <w:t>у</w:t>
+      </w:r>
+      <w:r>
+        <w:rPr>
+          <w:lang w:val="en-US"/>
+        </w:rPr>
+        <w:t xml:space="preserve"> link stylesheet </w:t>
+      </w:r>
+      <w:r>
+        <w:t>удалён</w:t>
+      </w:r>
+      <w:r>
+        <w:rPr>
+          <w:lang w:val="en-US"/>
+        </w:rPr>
+        <w:t>;</w:t>
+      </w:r>
+    </w:p>
+    <w:p>
+      <w:pPr>
+        <w:pStyle w:val="a5"/>
+        <w:numPr>
+          <w:ilvl w:val="1"/>
+          <w:numId w:val="8"/>
+        </w:numPr>
+        <w:rPr>
+          <w:lang w:val="en-US"/>
+        </w:rPr>
+      </w:pPr>
+      <w:r>
+        <w:rPr>
+          <w:lang w:val="en-US"/>
+        </w:rPr>
+        <w:t xml:space="preserve">trailing slash </w:t>
+      </w:r>
+      <w:r>
+        <w:t>у</w:t>
+      </w:r>
+      <w:r>
+        <w:rPr>
+          <w:lang w:val="en-US"/>
+        </w:rPr>
+        <w:t xml:space="preserve"> </w:t>
+      </w:r>
       <w:proofErr w:type="spellStart"/>
       <w:r>
         <w:rPr>
           <w:lang w:val="en-US"/>
         </w:rPr>
-        <w:t>css</w:t>
+        <w:t>img</w:t>
       </w:r>
       <w:proofErr w:type="spellEnd"/>
-    </w:p>
-    <w:p>
-      <w:pPr>
-        <w:spacing w:after="160" w:line="259" w:lineRule="auto"/>
-        <w:ind w:firstLine="0"/>
-        <w:rPr>
-          <w:rFonts w:eastAsia="Times New Roman" w:cs="Times New Roman"/>
-          <w:kern w:val="0"/>
-          <w:szCs w:val="24"/>
-          <w:lang w:eastAsia="ru-RU"/>
-          <w14:ligatures w14:val="none"/>
-        </w:rPr>
-      </w:pPr>
-      <w:r>
-        <w:br w:type="page"/>
-      </w:r>
-    </w:p>
-    <w:p>
-      <w:pPr>
-        <w:pStyle w:val="1"/>
-      </w:pPr>
-      <w:bookmarkStart w:id="5" w:name="_Toc216306613"/>
-      <w:r>
-        <w:rPr>
-          <w:caps w:val="0"/>
-        </w:rPr>
-        <w:lastRenderedPageBreak/>
-        <w:t>3</w:t>
-      </w:r>
-      <w:r>
-        <w:rPr>
-          <w:caps w:val="0"/>
+      <w:r>
+        <w:rPr>
+          <w:lang w:val="en-US"/>
+        </w:rPr>
+        <w:t xml:space="preserve"> logo_try1.PNG </w:t>
+      </w:r>
+      <w:r>
+        <w:t>убран</w:t>
+      </w:r>
+      <w:r>
+        <w:rPr>
+          <w:lang w:val="en-US"/>
         </w:rPr>
         <w:t xml:space="preserve"> </w:t>
       </w:r>
       <w:r>
-        <w:rPr>
-          <w:caps w:val="0"/>
-          <w:lang w:val="en-US"/>
-        </w:rPr>
-        <w:t>CATALOG</w:t>
-      </w:r>
-      <w:r>
-        <w:rPr>
-          <w:caps w:val="0"/>
-        </w:rPr>
+        <w:t>полностью</w:t>
+      </w:r>
+      <w:r>
+        <w:rPr>
+          <w:lang w:val="en-US"/>
+        </w:rPr>
+        <w:t>;</w:t>
+      </w:r>
+    </w:p>
+    <w:p>
+      <w:pPr>
+        <w:pStyle w:val="a5"/>
+        <w:numPr>
+          <w:ilvl w:val="1"/>
+          <w:numId w:val="8"/>
+        </w:numPr>
+      </w:pPr>
+      <w:r>
+        <w:t xml:space="preserve">первый </w:t>
+      </w:r>
+      <w:proofErr w:type="spellStart"/>
+      <w:proofErr w:type="gramStart"/>
+      <w:r>
+        <w:t>article.catalog</w:t>
+      </w:r>
+      <w:proofErr w:type="gramEnd"/>
+      <w:r>
+        <w:t>-card</w:t>
+      </w:r>
+      <w:proofErr w:type="spellEnd"/>
+      <w:r>
+        <w:t xml:space="preserve"> без заголовка </w:t>
+      </w:r>
+      <w:r>
+        <w:t>–</w:t>
+      </w:r>
+      <w:r>
+        <w:t xml:space="preserve"> добавлен h3;</w:t>
+      </w:r>
+    </w:p>
+    <w:p>
+      <w:pPr>
+        <w:pStyle w:val="a5"/>
+        <w:numPr>
+          <w:ilvl w:val="1"/>
+          <w:numId w:val="8"/>
+        </w:numPr>
+      </w:pPr>
+      <w:r>
+        <w:t xml:space="preserve">второй </w:t>
+      </w:r>
+      <w:proofErr w:type="spellStart"/>
+      <w:proofErr w:type="gramStart"/>
+      <w:r>
+        <w:t>article.catalog</w:t>
+      </w:r>
+      <w:proofErr w:type="gramEnd"/>
+      <w:r>
+        <w:t>-card</w:t>
+      </w:r>
+      <w:proofErr w:type="spellEnd"/>
+      <w:r>
+        <w:t xml:space="preserve"> без заголовка </w:t>
+      </w:r>
+      <w:r>
+        <w:t>–</w:t>
+      </w:r>
+      <w:r>
+        <w:t xml:space="preserve"> добавлен h3;</w:t>
+      </w:r>
+    </w:p>
+    <w:p>
+      <w:pPr>
+        <w:pStyle w:val="a5"/>
+        <w:numPr>
+          <w:ilvl w:val="1"/>
+          <w:numId w:val="8"/>
+        </w:numPr>
+      </w:pPr>
+      <w:r>
+        <w:t xml:space="preserve">третий </w:t>
+      </w:r>
+      <w:proofErr w:type="spellStart"/>
+      <w:proofErr w:type="gramStart"/>
+      <w:r>
+        <w:t>article.catalog</w:t>
+      </w:r>
+      <w:proofErr w:type="gramEnd"/>
+      <w:r>
+        <w:t>-card</w:t>
+      </w:r>
+      <w:proofErr w:type="spellEnd"/>
+      <w:r>
+        <w:t xml:space="preserve"> без заголовка </w:t>
+      </w:r>
+      <w:r>
+        <w:t>–</w:t>
+      </w:r>
+      <w:r>
+        <w:t xml:space="preserve"> добавлен h3;</w:t>
+      </w:r>
+    </w:p>
+    <w:p>
+      <w:pPr>
+        <w:pStyle w:val="a5"/>
+        <w:numPr>
+          <w:ilvl w:val="1"/>
+          <w:numId w:val="8"/>
+        </w:numPr>
+      </w:pPr>
+      <w:r>
+        <w:t xml:space="preserve">четвёртый </w:t>
+      </w:r>
+      <w:proofErr w:type="spellStart"/>
+      <w:proofErr w:type="gramStart"/>
+      <w:r>
+        <w:t>article.catalog</w:t>
+      </w:r>
+      <w:proofErr w:type="gramEnd"/>
+      <w:r>
+        <w:t>-card</w:t>
+      </w:r>
+      <w:proofErr w:type="spellEnd"/>
+      <w:r>
+        <w:t xml:space="preserve"> без заголовка </w:t>
+      </w:r>
+      <w:r>
+        <w:t>–</w:t>
+      </w:r>
+      <w:r>
+        <w:t xml:space="preserve"> добавлен h3;</w:t>
+      </w:r>
+    </w:p>
+    <w:p>
+      <w:pPr>
+        <w:pStyle w:val="a5"/>
+        <w:numPr>
+          <w:ilvl w:val="1"/>
+          <w:numId w:val="8"/>
+        </w:numPr>
+      </w:pPr>
+      <w:r>
+        <w:t xml:space="preserve">пятый </w:t>
+      </w:r>
+      <w:proofErr w:type="spellStart"/>
+      <w:proofErr w:type="gramStart"/>
+      <w:r>
+        <w:t>article.catalog</w:t>
+      </w:r>
+      <w:proofErr w:type="gramEnd"/>
+      <w:r>
+        <w:t>-card</w:t>
+      </w:r>
+      <w:proofErr w:type="spellEnd"/>
+      <w:r>
+        <w:t xml:space="preserve"> без заголовка </w:t>
+      </w:r>
+      <w:r>
+        <w:t>–</w:t>
+      </w:r>
+      <w:r>
+        <w:t xml:space="preserve"> добавлен h3;</w:t>
+      </w:r>
+    </w:p>
+    <w:p>
+      <w:pPr>
+        <w:pStyle w:val="a5"/>
+        <w:numPr>
+          <w:ilvl w:val="1"/>
+          <w:numId w:val="8"/>
+        </w:numPr>
+      </w:pPr>
+      <w:r>
+        <w:t xml:space="preserve">шестой </w:t>
+      </w:r>
+      <w:proofErr w:type="spellStart"/>
+      <w:proofErr w:type="gramStart"/>
+      <w:r>
+        <w:t>article.catalog</w:t>
+      </w:r>
+      <w:proofErr w:type="gramEnd"/>
+      <w:r>
+        <w:t>-card</w:t>
+      </w:r>
+      <w:proofErr w:type="spellEnd"/>
+      <w:r>
+        <w:t xml:space="preserve"> без заголовка </w:t>
+      </w:r>
+      <w:r>
+        <w:t>–</w:t>
+      </w:r>
+      <w:r>
+        <w:t xml:space="preserve"> добавлен h3;</w:t>
+      </w:r>
+    </w:p>
+    <w:p>
+      <w:pPr>
+        <w:pStyle w:val="a5"/>
+        <w:numPr>
+          <w:ilvl w:val="1"/>
+          <w:numId w:val="8"/>
+        </w:numPr>
+      </w:pPr>
+      <w:proofErr w:type="spellStart"/>
+      <w:proofErr w:type="gramStart"/>
+      <w:r>
+        <w:t>section.catalog</w:t>
+      </w:r>
+      <w:proofErr w:type="gramEnd"/>
+      <w:r>
+        <w:t>-section</w:t>
+      </w:r>
+      <w:proofErr w:type="spellEnd"/>
+      <w:r>
+        <w:t xml:space="preserve"> без заголовка </w:t>
+      </w:r>
+      <w:r>
+        <w:t>–</w:t>
+      </w:r>
+      <w:r>
+        <w:t xml:space="preserve"> добавлен h2 (невидимый).</w:t>
+      </w:r>
+    </w:p>
+    <w:p>
+      <w:pPr>
+        <w:pStyle w:val="a3"/>
+      </w:pPr>
+      <w:r>
+        <w:t xml:space="preserve">Подтверждение исправления ошибок представлен на рисунке </w:t>
+      </w:r>
+      <w:r>
+        <w:t>5</w:t>
+      </w:r>
+      <w:r>
         <w:t>.</w:t>
       </w:r>
-      <w:r>
-        <w:rPr>
-          <w:caps w:val="0"/>
-          <w:lang w:val="en-US"/>
-        </w:rPr>
-        <w:t>HTML</w:t>
-      </w:r>
-      <w:bookmarkEnd w:id="5"/>
     </w:p>
     <w:p/>
     <w:p>
       <w:pPr>
-        <w:pStyle w:val="2"/>
-      </w:pPr>
-      <w:bookmarkStart w:id="6" w:name="_Toc216306614"/>
-      <w:r>
-        <w:t>3.1 Перечень ошибок</w:t>
-      </w:r>
-      <w:bookmarkEnd w:id="6"/>
-    </w:p>
-    <w:p>
-      <w:r>
-        <w:t xml:space="preserve">При валидации файла </w:t>
-      </w:r>
-      <w:r>
-        <w:rPr>
-          <w:rStyle w:val="aa"/>
-        </w:rPr>
-        <w:t>catalog.html</w:t>
-      </w:r>
-      <w:r>
-        <w:t xml:space="preserve"> были обнаружены информационные сообщения, связанные с использованием </w:t>
-      </w:r>
-      <w:proofErr w:type="spellStart"/>
-      <w:r>
-        <w:t>void</w:t>
-      </w:r>
-      <w:proofErr w:type="spellEnd"/>
-      <w:r>
-        <w:t>-элементов, а также предупреждения, касающиеся отсутствия заголовков в семантических контейнерах</w:t>
-      </w:r>
-      <w:r>
-        <w:t xml:space="preserve"> </w:t>
-      </w:r>
-      <w:r>
-        <w:t>&lt;</w:t>
-      </w:r>
-      <w:r>
-        <w:rPr>
-          <w:lang w:val="en-US"/>
-        </w:rPr>
-        <w:t>article</w:t>
-      </w:r>
-      <w:r>
-        <w:t xml:space="preserve">&gt; </w:t>
-      </w:r>
-      <w:r>
-        <w:t xml:space="preserve">и </w:t>
-      </w:r>
-      <w:r>
-        <w:t>&lt;</w:t>
-      </w:r>
-      <w:r>
-        <w:rPr>
-          <w:lang w:val="en-US"/>
-        </w:rPr>
-        <w:t>section</w:t>
-      </w:r>
-      <w:r>
-        <w:t>&gt;.</w:t>
-      </w:r>
-    </w:p>
-    <w:p>
-      <w:r>
-        <w:t xml:space="preserve">Ниже представлены предупреждения и ошибки по данной странице. Показано на рисунке 5. С первого по четвертый пункты – </w:t>
-      </w:r>
-      <w:r>
-        <w:rPr>
-          <w:lang w:val="en-US"/>
-        </w:rPr>
-        <w:t>Info</w:t>
-      </w:r>
-      <w:r>
-        <w:t>, с шестого пункта ошибки и предупреждения.</w:t>
-      </w:r>
-    </w:p>
-    <w:p/>
-    <w:p>
-      <w:pPr>
+        <w:pStyle w:val="a3"/>
         <w:keepNext/>
         <w:ind w:firstLine="0"/>
         <w:jc w:val="center"/>
@@ -3464,10 +4025,10 @@
           <w:noProof/>
         </w:rPr>
         <w:drawing>
-          <wp:inline distT="0" distB="0" distL="0" distR="0" wp14:anchorId="5D0C6C0E" wp14:editId="260161D8">
-            <wp:extent cx="5940425" cy="4516755"/>
-            <wp:effectExtent l="0" t="0" r="3175" b="0"/>
-            <wp:docPr id="8" name="Рисунок 8"/>
+          <wp:inline distT="0" distB="0" distL="0" distR="0" wp14:anchorId="68AD2586" wp14:editId="5FE10434">
+            <wp:extent cx="5441133" cy="3502338"/>
+            <wp:effectExtent l="0" t="0" r="7620" b="3175"/>
+            <wp:docPr id="9" name="Рисунок 9"/>
             <wp:cNvGraphicFramePr>
               <a:graphicFrameLocks xmlns:a="http://schemas.openxmlformats.org/drawingml/2006/main" noChangeAspect="1"/>
             </wp:cNvGraphicFramePr>
@@ -3487,7 +4048,7 @@
                   <pic:spPr>
                     <a:xfrm>
                       <a:off x="0" y="0"/>
-                      <a:ext cx="5940425" cy="4516755"/>
+                      <a:ext cx="5448985" cy="3507392"/>
                     </a:xfrm>
                     <a:prstGeom prst="rect">
                       <a:avLst/>
@@ -3513,10 +4074,7 @@
         <w:t>5</w:t>
       </w:r>
       <w:r>
-        <w:t xml:space="preserve"> – </w:t>
-      </w:r>
-      <w:r>
-        <w:t xml:space="preserve">Ошибки </w:t>
+        <w:t xml:space="preserve"> – Итог </w:t>
       </w:r>
       <w:r>
         <w:rPr>
@@ -3536,373 +4094,223 @@
     </w:p>
     <w:p>
       <w:pPr>
+        <w:spacing w:after="160" w:line="259" w:lineRule="auto"/>
+        <w:ind w:firstLine="0"/>
+        <w:rPr>
+          <w:rFonts w:eastAsia="Times New Roman" w:cs="Times New Roman"/>
+          <w:kern w:val="0"/>
+          <w:szCs w:val="24"/>
+          <w:lang w:eastAsia="ru-RU"/>
+          <w14:ligatures w14:val="none"/>
+        </w:rPr>
+      </w:pPr>
+      <w:r>
+        <w:br w:type="page"/>
+      </w:r>
+    </w:p>
+    <w:p>
+      <w:pPr>
         <w:pStyle w:val="2"/>
       </w:pPr>
-    </w:p>
-    <w:p>
-      <w:pPr>
-        <w:pStyle w:val="2"/>
-      </w:pPr>
-      <w:bookmarkStart w:id="7" w:name="_Toc216306615"/>
-      <w:r>
-        <w:t xml:space="preserve">3.2 </w:t>
-      </w:r>
-      <w:r>
-        <w:t>Исправление</w:t>
-      </w:r>
-      <w:r>
-        <w:t xml:space="preserve"> ошибок</w:t>
+      <w:bookmarkStart w:id="7" w:name="_Toc216602658"/>
+      <w:r>
+        <w:lastRenderedPageBreak/>
+        <w:t>1.</w:t>
+      </w:r>
+      <w:r>
+        <w:t xml:space="preserve">3 </w:t>
+      </w:r>
+      <w:proofErr w:type="spellStart"/>
+      <w:r>
+        <w:rPr>
+          <w:lang w:val="en-US"/>
+        </w:rPr>
+        <w:t>T</w:t>
+      </w:r>
+      <w:r>
+        <w:rPr>
+          <w:lang w:val="en-US"/>
+        </w:rPr>
+        <w:t>shirt</w:t>
+      </w:r>
+      <w:proofErr w:type="spellEnd"/>
+      <w:r>
+        <w:t>.</w:t>
+      </w:r>
+      <w:r>
+        <w:rPr>
+          <w:lang w:val="en-US"/>
+        </w:rPr>
+        <w:t>h</w:t>
+      </w:r>
+      <w:r>
+        <w:rPr>
+          <w:lang w:val="en-US"/>
+        </w:rPr>
+        <w:t>tml</w:t>
       </w:r>
       <w:bookmarkEnd w:id="7"/>
     </w:p>
+    <w:p>
+      <w:pPr>
+        <w:ind w:firstLine="0"/>
+      </w:pPr>
+    </w:p>
+    <w:p>
+      <w:pPr>
+        <w:pStyle w:val="3"/>
+      </w:pPr>
+      <w:bookmarkStart w:id="8" w:name="_Toc216602659"/>
+      <w:r>
+        <w:t>1.</w:t>
+      </w:r>
+      <w:r>
+        <w:t>3</w:t>
+      </w:r>
+      <w:r>
+        <w:t xml:space="preserve">.1 </w:t>
+      </w:r>
+      <w:proofErr w:type="spellStart"/>
+      <w:r>
+        <w:t>О</w:t>
+      </w:r>
+      <w:r>
+        <w:t>шиб</w:t>
+      </w:r>
+      <w:r>
+        <w:t>ки</w:t>
+      </w:r>
+      <w:bookmarkEnd w:id="8"/>
+      <w:proofErr w:type="spellEnd"/>
+    </w:p>
     <w:p/>
     <w:p>
-      <w:pPr>
-        <w:pStyle w:val="a5"/>
-        <w:numPr>
-          <w:ilvl w:val="1"/>
-          <w:numId w:val="8"/>
-        </w:numPr>
-        <w:rPr>
-          <w:sz w:val="24"/>
-          <w:lang w:val="en-US"/>
-        </w:rPr>
-      </w:pPr>
-      <w:r>
-        <w:rPr>
-          <w:lang w:val="en-US"/>
-        </w:rPr>
-        <w:lastRenderedPageBreak/>
-        <w:t xml:space="preserve">trailing slash </w:t>
-      </w:r>
-      <w:r>
-        <w:t>у</w:t>
-      </w:r>
-      <w:r>
-        <w:rPr>
-          <w:lang w:val="en-US"/>
-        </w:rPr>
-        <w:t xml:space="preserve"> meta charset </w:t>
-      </w:r>
-      <w:r>
-        <w:t>удалён</w:t>
-      </w:r>
-      <w:r>
-        <w:rPr>
-          <w:lang w:val="en-US"/>
-        </w:rPr>
-        <w:t>;</w:t>
-      </w:r>
-    </w:p>
-    <w:p>
-      <w:pPr>
-        <w:pStyle w:val="a5"/>
-        <w:numPr>
-          <w:ilvl w:val="1"/>
-          <w:numId w:val="8"/>
-        </w:numPr>
-        <w:rPr>
-          <w:lang w:val="en-US"/>
-        </w:rPr>
-      </w:pPr>
-      <w:r>
-        <w:rPr>
-          <w:lang w:val="en-US"/>
-        </w:rPr>
-        <w:t xml:space="preserve">trailing slash </w:t>
-      </w:r>
-      <w:r>
-        <w:t>у</w:t>
-      </w:r>
-      <w:r>
-        <w:rPr>
-          <w:lang w:val="en-US"/>
-        </w:rPr>
-        <w:t xml:space="preserve"> meta viewport </w:t>
-      </w:r>
-      <w:r>
-        <w:t>удалён</w:t>
-      </w:r>
-      <w:r>
-        <w:rPr>
-          <w:lang w:val="en-US"/>
-        </w:rPr>
-        <w:t>;</w:t>
-      </w:r>
-    </w:p>
-    <w:p>
-      <w:pPr>
-        <w:pStyle w:val="a5"/>
-        <w:numPr>
-          <w:ilvl w:val="1"/>
-          <w:numId w:val="8"/>
-        </w:numPr>
-        <w:rPr>
-          <w:lang w:val="en-US"/>
-        </w:rPr>
-      </w:pPr>
-      <w:r>
-        <w:rPr>
-          <w:lang w:val="en-US"/>
-        </w:rPr>
-        <w:t xml:space="preserve">trailing slash </w:t>
-      </w:r>
-      <w:r>
-        <w:t>у</w:t>
-      </w:r>
-      <w:r>
-        <w:rPr>
-          <w:lang w:val="en-US"/>
-        </w:rPr>
-        <w:t xml:space="preserve"> link stylesheet </w:t>
-      </w:r>
-      <w:r>
-        <w:t>удалён</w:t>
-      </w:r>
-      <w:r>
-        <w:rPr>
-          <w:lang w:val="en-US"/>
-        </w:rPr>
-        <w:t>;</w:t>
-      </w:r>
-    </w:p>
-    <w:p>
-      <w:pPr>
-        <w:pStyle w:val="a5"/>
-        <w:numPr>
-          <w:ilvl w:val="1"/>
-          <w:numId w:val="8"/>
-        </w:numPr>
-        <w:rPr>
-          <w:lang w:val="en-US"/>
-        </w:rPr>
-      </w:pPr>
-      <w:r>
-        <w:rPr>
-          <w:lang w:val="en-US"/>
-        </w:rPr>
-        <w:t xml:space="preserve">trailing slash </w:t>
-      </w:r>
-      <w:r>
-        <w:t>у</w:t>
-      </w:r>
-      <w:r>
-        <w:rPr>
-          <w:lang w:val="en-US"/>
-        </w:rPr>
-        <w:t xml:space="preserve"> </w:t>
+      <w:r>
+        <w:t xml:space="preserve">Валидатор обнаружил </w:t>
+      </w:r>
+      <w:r>
+        <w:t>ошибки</w:t>
+      </w:r>
+      <w:r>
+        <w:t xml:space="preserve">, связанных с отсутствием атрибута </w:t>
       </w:r>
       <w:proofErr w:type="spellStart"/>
       <w:r>
         <w:rPr>
-          <w:lang w:val="en-US"/>
-        </w:rPr>
-        <w:t>img</w:t>
+          <w:rStyle w:val="HTML"/>
+          <w:rFonts w:ascii="Times New Roman" w:eastAsiaTheme="minorHAnsi" w:hAnsi="Times New Roman" w:cs="Times New Roman"/>
+          <w:sz w:val="28"/>
+          <w:szCs w:val="28"/>
+        </w:rPr>
+        <w:t>alt</w:t>
       </w:r>
       <w:proofErr w:type="spellEnd"/>
       <w:r>
-        <w:rPr>
-          <w:lang w:val="en-US"/>
-        </w:rPr>
-        <w:t xml:space="preserve"> logo_try1.PNG </w:t>
-      </w:r>
-      <w:r>
-        <w:t>убран</w:t>
-      </w:r>
-      <w:r>
-        <w:rPr>
-          <w:lang w:val="en-US"/>
-        </w:rPr>
-        <w:t xml:space="preserve"> </w:t>
-      </w:r>
-      <w:r>
-        <w:t>полностью</w:t>
-      </w:r>
-      <w:r>
-        <w:rPr>
-          <w:lang w:val="en-US"/>
-        </w:rPr>
-        <w:t>;</w:t>
-      </w:r>
-    </w:p>
-    <w:p>
-      <w:pPr>
-        <w:pStyle w:val="a5"/>
-        <w:numPr>
-          <w:ilvl w:val="1"/>
-          <w:numId w:val="8"/>
-        </w:numPr>
-      </w:pPr>
-      <w:r>
-        <w:t xml:space="preserve">первый </w:t>
+        <w:t xml:space="preserve"> у изображений, с наличием лишних закрывающих символов у </w:t>
       </w:r>
       <w:proofErr w:type="spellStart"/>
-      <w:proofErr w:type="gramStart"/>
-      <w:r>
-        <w:t>article.catalog</w:t>
-      </w:r>
-      <w:proofErr w:type="gramEnd"/>
-      <w:r>
-        <w:t>-card</w:t>
+      <w:r>
+        <w:t>void</w:t>
       </w:r>
       <w:proofErr w:type="spellEnd"/>
       <w:r>
-        <w:t xml:space="preserve"> без заголовка — добавлен h3;</w:t>
-      </w:r>
-    </w:p>
-    <w:p>
-      <w:pPr>
-        <w:pStyle w:val="a5"/>
-        <w:numPr>
-          <w:ilvl w:val="1"/>
-          <w:numId w:val="8"/>
-        </w:numPr>
-      </w:pPr>
-      <w:r>
-        <w:t xml:space="preserve">второй </w:t>
+        <w:t xml:space="preserve">-тегов </w:t>
+      </w:r>
+      <w:r>
+        <w:rPr>
+          <w:rStyle w:val="HTML"/>
+          <w:rFonts w:ascii="Times New Roman" w:eastAsiaTheme="minorHAnsi" w:hAnsi="Times New Roman" w:cs="Times New Roman"/>
+          <w:sz w:val="28"/>
+          <w:szCs w:val="28"/>
+        </w:rPr>
+        <w:t>&lt;</w:t>
       </w:r>
       <w:proofErr w:type="spellStart"/>
-      <w:proofErr w:type="gramStart"/>
-      <w:r>
-        <w:t>article.catalog</w:t>
-      </w:r>
-      <w:proofErr w:type="gramEnd"/>
-      <w:r>
-        <w:t>-card</w:t>
+      <w:r>
+        <w:rPr>
+          <w:rStyle w:val="HTML"/>
+          <w:rFonts w:ascii="Times New Roman" w:eastAsiaTheme="minorHAnsi" w:hAnsi="Times New Roman" w:cs="Times New Roman"/>
+          <w:sz w:val="28"/>
+          <w:szCs w:val="28"/>
+        </w:rPr>
+        <w:t>meta</w:t>
       </w:r>
       <w:proofErr w:type="spellEnd"/>
       <w:r>
-        <w:t xml:space="preserve"> без заголовка — добавлен h3;</w:t>
-      </w:r>
-    </w:p>
-    <w:p>
-      <w:pPr>
-        <w:pStyle w:val="a5"/>
-        <w:numPr>
-          <w:ilvl w:val="1"/>
-          <w:numId w:val="8"/>
-        </w:numPr>
-      </w:pPr>
-      <w:r>
-        <w:t xml:space="preserve">третий </w:t>
+        <w:rPr>
+          <w:rStyle w:val="HTML"/>
+          <w:rFonts w:ascii="Times New Roman" w:eastAsiaTheme="minorHAnsi" w:hAnsi="Times New Roman" w:cs="Times New Roman"/>
+          <w:sz w:val="28"/>
+          <w:szCs w:val="28"/>
+        </w:rPr>
+        <w:t>&gt;</w:t>
+      </w:r>
+      <w:r>
+        <w:t xml:space="preserve"> и </w:t>
+      </w:r>
+      <w:r>
+        <w:rPr>
+          <w:rStyle w:val="HTML"/>
+          <w:rFonts w:ascii="Times New Roman" w:eastAsiaTheme="minorHAnsi" w:hAnsi="Times New Roman" w:cs="Times New Roman"/>
+          <w:sz w:val="28"/>
+          <w:szCs w:val="28"/>
+        </w:rPr>
+        <w:t>&lt;</w:t>
       </w:r>
       <w:proofErr w:type="spellStart"/>
-      <w:proofErr w:type="gramStart"/>
-      <w:r>
-        <w:t>article.catalog</w:t>
-      </w:r>
-      <w:proofErr w:type="gramEnd"/>
-      <w:r>
-        <w:t>-card</w:t>
+      <w:r>
+        <w:rPr>
+          <w:rStyle w:val="HTML"/>
+          <w:rFonts w:ascii="Times New Roman" w:eastAsiaTheme="minorHAnsi" w:hAnsi="Times New Roman" w:cs="Times New Roman"/>
+          <w:sz w:val="28"/>
+          <w:szCs w:val="28"/>
+        </w:rPr>
+        <w:t>link</w:t>
       </w:r>
       <w:proofErr w:type="spellEnd"/>
       <w:r>
-        <w:t xml:space="preserve"> без заголовка — добавлен h3;</w:t>
-      </w:r>
-    </w:p>
-    <w:p>
-      <w:pPr>
-        <w:pStyle w:val="a5"/>
-        <w:numPr>
-          <w:ilvl w:val="1"/>
-          <w:numId w:val="8"/>
-        </w:numPr>
-      </w:pPr>
-      <w:r>
-        <w:t xml:space="preserve">четвёртый </w:t>
-      </w:r>
-      <w:proofErr w:type="spellStart"/>
-      <w:proofErr w:type="gramStart"/>
-      <w:r>
-        <w:t>article.catalog</w:t>
-      </w:r>
-      <w:proofErr w:type="gramEnd"/>
-      <w:r>
-        <w:t>-card</w:t>
-      </w:r>
-      <w:proofErr w:type="spellEnd"/>
-      <w:r>
-        <w:t xml:space="preserve"> без заголовка — добавлен h3;</w:t>
-      </w:r>
-    </w:p>
-    <w:p>
-      <w:pPr>
-        <w:pStyle w:val="a5"/>
-        <w:numPr>
-          <w:ilvl w:val="1"/>
-          <w:numId w:val="8"/>
-        </w:numPr>
-      </w:pPr>
-      <w:r>
-        <w:t xml:space="preserve">пятый </w:t>
-      </w:r>
-      <w:proofErr w:type="spellStart"/>
-      <w:proofErr w:type="gramStart"/>
-      <w:r>
-        <w:t>article.catalog</w:t>
-      </w:r>
-      <w:proofErr w:type="gramEnd"/>
-      <w:r>
-        <w:t>-card</w:t>
-      </w:r>
-      <w:proofErr w:type="spellEnd"/>
-      <w:r>
-        <w:t xml:space="preserve"> без заголовка — добавлен h3;</w:t>
-      </w:r>
-    </w:p>
-    <w:p>
-      <w:pPr>
-        <w:pStyle w:val="a5"/>
-        <w:numPr>
-          <w:ilvl w:val="1"/>
-          <w:numId w:val="8"/>
-        </w:numPr>
-      </w:pPr>
-      <w:r>
-        <w:t xml:space="preserve">шестой </w:t>
-      </w:r>
-      <w:proofErr w:type="spellStart"/>
-      <w:proofErr w:type="gramStart"/>
-      <w:r>
-        <w:t>article.catalog</w:t>
-      </w:r>
-      <w:proofErr w:type="gramEnd"/>
-      <w:r>
-        <w:t>-card</w:t>
-      </w:r>
-      <w:proofErr w:type="spellEnd"/>
-      <w:r>
-        <w:t xml:space="preserve"> без заголовка — добавлен h3;</w:t>
-      </w:r>
-    </w:p>
-    <w:p>
-      <w:pPr>
-        <w:pStyle w:val="a5"/>
-        <w:numPr>
-          <w:ilvl w:val="1"/>
-          <w:numId w:val="8"/>
-        </w:numPr>
-      </w:pPr>
-      <w:proofErr w:type="spellStart"/>
-      <w:proofErr w:type="gramStart"/>
-      <w:r>
-        <w:t>section.catalog</w:t>
-      </w:r>
-      <w:proofErr w:type="gramEnd"/>
-      <w:r>
-        <w:t>-section</w:t>
-      </w:r>
-      <w:proofErr w:type="spellEnd"/>
-      <w:r>
-        <w:t xml:space="preserve"> без заголовка — добавлен h2 (невидимый).</w:t>
-      </w:r>
-    </w:p>
-    <w:p>
-      <w:pPr>
-        <w:pStyle w:val="a3"/>
-      </w:pPr>
-      <w:r>
-        <w:t>Подтверждение исправления ошибок представлен на рисунке 6.</w:t>
+        <w:rPr>
+          <w:rStyle w:val="HTML"/>
+          <w:rFonts w:ascii="Times New Roman" w:eastAsiaTheme="minorHAnsi" w:hAnsi="Times New Roman" w:cs="Times New Roman"/>
+          <w:sz w:val="28"/>
+          <w:szCs w:val="28"/>
+        </w:rPr>
+        <w:t>&gt;</w:t>
+      </w:r>
+      <w:r>
+        <w:t>.</w:t>
+      </w:r>
+    </w:p>
+    <w:p>
+      <w:r>
+        <w:t xml:space="preserve">Ниже представлены предупреждения и ошибки по данной странице. Показано на рисунке </w:t>
+      </w:r>
+      <w:r>
+        <w:t>6</w:t>
+      </w:r>
+      <w:r>
+        <w:t xml:space="preserve"> и </w:t>
+      </w:r>
+      <w:r>
+        <w:t>7</w:t>
+      </w:r>
+      <w:r>
+        <w:t xml:space="preserve">. С первого по четвертый пункты – </w:t>
+      </w:r>
+      <w:r>
+        <w:rPr>
+          <w:lang w:val="en-US"/>
+        </w:rPr>
+        <w:t>Info</w:t>
+      </w:r>
+      <w:r>
+        <w:t xml:space="preserve">, с </w:t>
+      </w:r>
+      <w:r>
+        <w:t>пятого</w:t>
+      </w:r>
+      <w:r>
+        <w:t xml:space="preserve"> пункта ошибки и предупреждения.</w:t>
       </w:r>
     </w:p>
     <w:p/>
@@ -3911,17 +4319,16 @@
         <w:pStyle w:val="a3"/>
         <w:keepNext/>
         <w:ind w:firstLine="0"/>
-        <w:jc w:val="center"/>
       </w:pPr>
       <w:r>
         <w:rPr>
           <w:noProof/>
         </w:rPr>
         <w:drawing>
-          <wp:inline distT="0" distB="0" distL="0" distR="0" wp14:anchorId="68AD2586" wp14:editId="55858355">
-            <wp:extent cx="5800000" cy="3733333"/>
-            <wp:effectExtent l="0" t="0" r="0" b="635"/>
-            <wp:docPr id="9" name="Рисунок 9"/>
+          <wp:inline distT="0" distB="0" distL="0" distR="0" wp14:anchorId="20B46A2B" wp14:editId="4949C0B1">
+            <wp:extent cx="5940425" cy="4020820"/>
+            <wp:effectExtent l="0" t="0" r="3175" b="0"/>
+            <wp:docPr id="12" name="Рисунок 12"/>
             <wp:cNvGraphicFramePr>
               <a:graphicFrameLocks xmlns:a="http://schemas.openxmlformats.org/drawingml/2006/main" noChangeAspect="1"/>
             </wp:cNvGraphicFramePr>
@@ -3941,7 +4348,7 @@
                   <pic:spPr>
                     <a:xfrm>
                       <a:off x="0" y="0"/>
-                      <a:ext cx="5800000" cy="3733333"/>
+                      <a:ext cx="5940425" cy="4020820"/>
                     </a:xfrm>
                     <a:prstGeom prst="rect">
                       <a:avLst/>
@@ -3959,6 +4366,9 @@
         <w:pStyle w:val="a3"/>
         <w:ind w:firstLine="0"/>
         <w:jc w:val="center"/>
+        <w:rPr>
+          <w:lang w:val="en-US"/>
+        </w:rPr>
       </w:pPr>
       <w:r>
         <w:t xml:space="preserve">Рисунок </w:t>
@@ -3967,14 +4377,16 @@
         <w:t>6</w:t>
       </w:r>
       <w:r>
-        <w:t xml:space="preserve"> – Итог </w:t>
-      </w:r>
-      <w:r>
-        <w:rPr>
-          <w:lang w:val="en-US"/>
-        </w:rPr>
-        <w:t>Catalog</w:t>
-      </w:r>
+        <w:t xml:space="preserve"> – Ошибки </w:t>
+      </w:r>
+      <w:proofErr w:type="spellStart"/>
+      <w:r>
+        <w:rPr>
+          <w:lang w:val="en-US"/>
+        </w:rPr>
+        <w:t>tshirts</w:t>
+      </w:r>
+      <w:proofErr w:type="spellEnd"/>
       <w:r>
         <w:t>.</w:t>
       </w:r>
@@ -3984,69 +4396,6 @@
         </w:rPr>
         <w:t>html</w:t>
       </w:r>
-    </w:p>
-    <w:p>
-      <w:pPr>
-        <w:spacing w:after="160" w:line="259" w:lineRule="auto"/>
-        <w:ind w:firstLine="0"/>
-        <w:rPr>
-          <w:rFonts w:eastAsia="Times New Roman" w:cs="Times New Roman"/>
-          <w:kern w:val="0"/>
-          <w:szCs w:val="24"/>
-          <w:lang w:eastAsia="ru-RU"/>
-          <w14:ligatures w14:val="none"/>
-        </w:rPr>
-      </w:pPr>
-      <w:r>
-        <w:br w:type="page"/>
-      </w:r>
-    </w:p>
-    <w:p>
-      <w:pPr>
-        <w:pStyle w:val="1"/>
-        <w:rPr>
-          <w:lang w:val="en-US"/>
-        </w:rPr>
-      </w:pPr>
-      <w:bookmarkStart w:id="8" w:name="_Toc216306616"/>
-      <w:r>
-        <w:lastRenderedPageBreak/>
-        <w:t>4</w:t>
-      </w:r>
-      <w:r>
-        <w:t xml:space="preserve"> </w:t>
-      </w:r>
-      <w:r>
-        <w:rPr>
-          <w:lang w:val="en-US"/>
-        </w:rPr>
-        <w:t>STYLE</w:t>
-      </w:r>
-      <w:r>
-        <w:t>_</w:t>
-      </w:r>
-      <w:r>
-        <w:rPr>
-          <w:lang w:val="en-US"/>
-        </w:rPr>
-        <w:t>CATALOG</w:t>
-      </w:r>
-      <w:r>
-        <w:t>.</w:t>
-      </w:r>
-      <w:r>
-        <w:rPr>
-          <w:lang w:val="en-US"/>
-        </w:rPr>
-        <w:t>C</w:t>
-      </w:r>
-      <w:r>
-        <w:rPr>
-          <w:lang w:val="en-US"/>
-        </w:rPr>
-        <w:t>SS</w:t>
-      </w:r>
-      <w:bookmarkEnd w:id="8"/>
     </w:p>
     <w:p>
       <w:pPr>
@@ -4056,33 +4405,20 @@
       </w:pPr>
     </w:p>
     <w:p>
-      <w:r>
-        <w:t>Подтверждение полученного результата показано на рисунке 4.</w:t>
-      </w:r>
-    </w:p>
-    <w:p>
-      <w:pPr>
-        <w:pStyle w:val="a3"/>
-        <w:ind w:firstLine="0"/>
-        <w:jc w:val="center"/>
-      </w:pPr>
-    </w:p>
-    <w:p>
-      <w:pPr>
-        <w:pStyle w:val="a3"/>
+      <w:pPr>
         <w:keepNext/>
         <w:ind w:firstLine="0"/>
-        <w:jc w:val="center"/>
       </w:pPr>
       <w:r>
         <w:rPr>
           <w:noProof/>
         </w:rPr>
+        <w:lastRenderedPageBreak/>
         <w:drawing>
-          <wp:inline distT="0" distB="0" distL="0" distR="0" wp14:anchorId="1689475F" wp14:editId="14D189F0">
-            <wp:extent cx="5940425" cy="2992755"/>
-            <wp:effectExtent l="0" t="0" r="3175" b="0"/>
-            <wp:docPr id="11" name="Рисунок 11"/>
+          <wp:inline distT="0" distB="0" distL="0" distR="0" wp14:anchorId="36464930" wp14:editId="538D04F3">
+            <wp:extent cx="5940425" cy="3673475"/>
+            <wp:effectExtent l="0" t="0" r="3175" b="3175"/>
+            <wp:docPr id="14" name="Рисунок 14"/>
             <wp:cNvGraphicFramePr>
               <a:graphicFrameLocks xmlns:a="http://schemas.openxmlformats.org/drawingml/2006/main" noChangeAspect="1"/>
             </wp:cNvGraphicFramePr>
@@ -4102,7 +4438,7 @@
                   <pic:spPr>
                     <a:xfrm>
                       <a:off x="0" y="0"/>
-                      <a:ext cx="5940425" cy="2992755"/>
+                      <a:ext cx="5940425" cy="3673475"/>
                     </a:xfrm>
                     <a:prstGeom prst="rect">
                       <a:avLst/>
@@ -4128,210 +4464,1049 @@
         <w:t>7</w:t>
       </w:r>
       <w:r>
-        <w:t xml:space="preserve"> – Итог </w:t>
-      </w:r>
-      <w:r>
-        <w:rPr>
-          <w:lang w:val="en-US"/>
-        </w:rPr>
-        <w:t>Style</w:t>
-      </w:r>
-      <w:r>
-        <w:t>_</w:t>
-      </w:r>
-      <w:r>
-        <w:rPr>
-          <w:lang w:val="en-US"/>
-        </w:rPr>
-        <w:t>Catalog</w:t>
-      </w:r>
+        <w:t xml:space="preserve"> – Ошибки </w:t>
+      </w:r>
+      <w:proofErr w:type="spellStart"/>
+      <w:r>
+        <w:rPr>
+          <w:lang w:val="en-US"/>
+        </w:rPr>
+        <w:t>tshirts</w:t>
+      </w:r>
+      <w:proofErr w:type="spellEnd"/>
       <w:r>
         <w:t>.</w:t>
       </w:r>
+      <w:r>
+        <w:rPr>
+          <w:lang w:val="en-US"/>
+        </w:rPr>
+        <w:t>html</w:t>
+      </w:r>
+    </w:p>
+    <w:p>
+      <w:pPr>
+        <w:pStyle w:val="a3"/>
+        <w:ind w:firstLine="0"/>
+      </w:pPr>
+    </w:p>
+    <w:p>
+      <w:pPr>
+        <w:pStyle w:val="a3"/>
+        <w:numPr>
+          <w:ilvl w:val="0"/>
+          <w:numId w:val="11"/>
+        </w:numPr>
+        <w:ind w:left="709" w:firstLine="0"/>
+        <w:rPr>
+          <w:lang w:val="en-US"/>
+        </w:rPr>
+      </w:pPr>
+      <w:r>
+        <w:rPr>
+          <w:lang w:val="en-US"/>
+        </w:rPr>
+        <w:t xml:space="preserve">trailing slash </w:t>
+      </w:r>
+      <w:r>
+        <w:t>у</w:t>
+      </w:r>
+      <w:r>
+        <w:rPr>
+          <w:lang w:val="en-US"/>
+        </w:rPr>
+        <w:t xml:space="preserve"> meta charset </w:t>
+      </w:r>
+      <w:r>
+        <w:t>удалён</w:t>
+      </w:r>
+      <w:r>
+        <w:rPr>
+          <w:lang w:val="en-US"/>
+        </w:rPr>
+        <w:t>;</w:t>
+      </w:r>
+    </w:p>
+    <w:p>
+      <w:pPr>
+        <w:pStyle w:val="a3"/>
+        <w:numPr>
+          <w:ilvl w:val="0"/>
+          <w:numId w:val="11"/>
+        </w:numPr>
+        <w:rPr>
+          <w:lang w:val="en-US"/>
+        </w:rPr>
+      </w:pPr>
+      <w:r>
+        <w:rPr>
+          <w:lang w:val="en-US"/>
+        </w:rPr>
+        <w:t xml:space="preserve">trailing slash </w:t>
+      </w:r>
+      <w:r>
+        <w:t>у</w:t>
+      </w:r>
+      <w:r>
+        <w:rPr>
+          <w:lang w:val="en-US"/>
+        </w:rPr>
+        <w:t xml:space="preserve"> meta viewport </w:t>
+      </w:r>
+      <w:r>
+        <w:t>удалён</w:t>
+      </w:r>
+      <w:r>
+        <w:rPr>
+          <w:lang w:val="en-US"/>
+        </w:rPr>
+        <w:t>;</w:t>
+      </w:r>
+    </w:p>
+    <w:p>
+      <w:pPr>
+        <w:pStyle w:val="a3"/>
+        <w:numPr>
+          <w:ilvl w:val="0"/>
+          <w:numId w:val="11"/>
+        </w:numPr>
+        <w:rPr>
+          <w:lang w:val="en-US"/>
+        </w:rPr>
+      </w:pPr>
+      <w:r>
+        <w:rPr>
+          <w:lang w:val="en-US"/>
+        </w:rPr>
+        <w:t xml:space="preserve">trailing slash </w:t>
+      </w:r>
+      <w:r>
+        <w:t>у</w:t>
+      </w:r>
+      <w:r>
+        <w:rPr>
+          <w:lang w:val="en-US"/>
+        </w:rPr>
+        <w:t xml:space="preserve"> link bootstrap.min.css </w:t>
+      </w:r>
+      <w:r>
+        <w:t>удалён</w:t>
+      </w:r>
+      <w:r>
+        <w:rPr>
+          <w:lang w:val="en-US"/>
+        </w:rPr>
+        <w:t>;</w:t>
+      </w:r>
+    </w:p>
+    <w:p>
+      <w:pPr>
+        <w:pStyle w:val="a3"/>
+        <w:numPr>
+          <w:ilvl w:val="0"/>
+          <w:numId w:val="11"/>
+        </w:numPr>
+        <w:rPr>
+          <w:lang w:val="en-US"/>
+        </w:rPr>
+      </w:pPr>
+      <w:r>
+        <w:rPr>
+          <w:lang w:val="en-US"/>
+        </w:rPr>
+        <w:t xml:space="preserve">trailing slash </w:t>
+      </w:r>
+      <w:r>
+        <w:t>у</w:t>
+      </w:r>
+      <w:r>
+        <w:rPr>
+          <w:lang w:val="en-US"/>
+        </w:rPr>
+        <w:t xml:space="preserve"> link Style_Tshirt.css </w:t>
+      </w:r>
+      <w:r>
+        <w:t>удалён</w:t>
+      </w:r>
+      <w:r>
+        <w:rPr>
+          <w:lang w:val="en-US"/>
+        </w:rPr>
+        <w:t>;</w:t>
+      </w:r>
+    </w:p>
+    <w:p>
+      <w:pPr>
+        <w:pStyle w:val="a3"/>
+        <w:numPr>
+          <w:ilvl w:val="0"/>
+          <w:numId w:val="11"/>
+        </w:numPr>
+        <w:rPr>
+          <w:lang w:val="en-US"/>
+        </w:rPr>
+      </w:pPr>
       <w:proofErr w:type="spellStart"/>
       <w:r>
         <w:rPr>
           <w:lang w:val="en-US"/>
         </w:rPr>
-        <w:t>css</w:t>
+        <w:t>img</w:t>
       </w:r>
       <w:proofErr w:type="spellEnd"/>
-    </w:p>
-    <w:p>
-      <w:pPr>
-        <w:spacing w:after="160" w:line="259" w:lineRule="auto"/>
-        <w:ind w:firstLine="0"/>
-        <w:rPr>
-          <w:rFonts w:eastAsia="Times New Roman" w:cs="Times New Roman"/>
-          <w:kern w:val="0"/>
-          <w:szCs w:val="24"/>
-          <w:lang w:eastAsia="ru-RU"/>
-          <w14:ligatures w14:val="none"/>
-        </w:rPr>
-      </w:pPr>
-      <w:r>
-        <w:br w:type="page"/>
-      </w:r>
-    </w:p>
-    <w:p>
-      <w:pPr>
-        <w:pStyle w:val="1"/>
-      </w:pPr>
-      <w:bookmarkStart w:id="9" w:name="_Toc216306617"/>
-      <w:r>
+      <w:r>
+        <w:rPr>
+          <w:lang w:val="en-US"/>
+        </w:rPr>
+        <w:t xml:space="preserve"> DropArrow.png </w:t>
+      </w:r>
+      <w:r>
+        <w:t>без</w:t>
+      </w:r>
+      <w:r>
+        <w:rPr>
+          <w:lang w:val="en-US"/>
+        </w:rPr>
+        <w:t xml:space="preserve"> alt </w:t>
+      </w:r>
+      <w:r>
+        <w:rPr>
+          <w:lang w:val="en-US"/>
+        </w:rPr>
+        <w:t>–</w:t>
+      </w:r>
+      <w:r>
+        <w:rPr>
+          <w:lang w:val="en-US"/>
+        </w:rPr>
+        <w:t xml:space="preserve"> alt </w:t>
+      </w:r>
+      <w:r>
+        <w:t>добавлен</w:t>
+      </w:r>
+      <w:r>
+        <w:rPr>
+          <w:lang w:val="en-US"/>
+        </w:rPr>
+        <w:t>;</w:t>
+      </w:r>
+    </w:p>
+    <w:p>
+      <w:pPr>
+        <w:pStyle w:val="a3"/>
+        <w:numPr>
+          <w:ilvl w:val="0"/>
+          <w:numId w:val="11"/>
+        </w:numPr>
+        <w:rPr>
+          <w:lang w:val="en-US"/>
+        </w:rPr>
+      </w:pPr>
+      <w:proofErr w:type="spellStart"/>
+      <w:r>
+        <w:rPr>
+          <w:lang w:val="en-US"/>
+        </w:rPr>
+        <w:t>img</w:t>
+      </w:r>
+      <w:proofErr w:type="spellEnd"/>
+      <w:r>
+        <w:rPr>
+          <w:lang w:val="en-US"/>
+        </w:rPr>
+        <w:t xml:space="preserve"> ButMatchD.png </w:t>
+      </w:r>
+      <w:r>
+        <w:t>без</w:t>
+      </w:r>
+      <w:r>
+        <w:rPr>
+          <w:lang w:val="en-US"/>
+        </w:rPr>
+        <w:t xml:space="preserve"> alt </w:t>
+      </w:r>
+      <w:r>
+        <w:rPr>
+          <w:lang w:val="en-US"/>
+        </w:rPr>
+        <w:t>–</w:t>
+      </w:r>
+      <w:r>
+        <w:rPr>
+          <w:lang w:val="en-US"/>
+        </w:rPr>
+        <w:t xml:space="preserve"> alt </w:t>
+      </w:r>
+      <w:r>
+        <w:t>добавлен</w:t>
+      </w:r>
+      <w:r>
+        <w:rPr>
+          <w:lang w:val="en-US"/>
+        </w:rPr>
+        <w:t>;</w:t>
+      </w:r>
+    </w:p>
+    <w:p>
+      <w:pPr>
+        <w:pStyle w:val="a3"/>
+        <w:numPr>
+          <w:ilvl w:val="0"/>
+          <w:numId w:val="11"/>
+        </w:numPr>
+        <w:rPr>
+          <w:lang w:val="en-US"/>
+        </w:rPr>
+      </w:pPr>
+      <w:proofErr w:type="spellStart"/>
+      <w:r>
+        <w:rPr>
+          <w:lang w:val="en-US"/>
+        </w:rPr>
+        <w:t>img</w:t>
+      </w:r>
+      <w:proofErr w:type="spellEnd"/>
+      <w:r>
+        <w:rPr>
+          <w:lang w:val="en-US"/>
+        </w:rPr>
+        <w:t xml:space="preserve"> linkButD.png </w:t>
+      </w:r>
+      <w:r>
+        <w:t>без</w:t>
+      </w:r>
+      <w:r>
+        <w:rPr>
+          <w:lang w:val="en-US"/>
+        </w:rPr>
+        <w:t xml:space="preserve"> alt </w:t>
+      </w:r>
+      <w:r>
+        <w:rPr>
+          <w:lang w:val="en-US"/>
+        </w:rPr>
+        <w:t>–</w:t>
+      </w:r>
+      <w:r>
+        <w:rPr>
+          <w:lang w:val="en-US"/>
+        </w:rPr>
+        <w:t xml:space="preserve"> alt </w:t>
+      </w:r>
+      <w:r>
+        <w:t>добавлен</w:t>
+      </w:r>
+      <w:r>
+        <w:rPr>
+          <w:lang w:val="en-US"/>
+        </w:rPr>
+        <w:t>;</w:t>
+      </w:r>
+    </w:p>
+    <w:p>
+      <w:pPr>
+        <w:pStyle w:val="a3"/>
+        <w:numPr>
+          <w:ilvl w:val="0"/>
+          <w:numId w:val="11"/>
+        </w:numPr>
+        <w:rPr>
+          <w:lang w:val="en-US"/>
+        </w:rPr>
+      </w:pPr>
+      <w:proofErr w:type="spellStart"/>
+      <w:r>
+        <w:rPr>
+          <w:lang w:val="en-US"/>
+        </w:rPr>
+        <w:t>img</w:t>
+      </w:r>
+      <w:proofErr w:type="spellEnd"/>
+      <w:r>
+        <w:rPr>
+          <w:lang w:val="en-US"/>
+        </w:rPr>
+        <w:t xml:space="preserve"> tee1.png </w:t>
+      </w:r>
+      <w:r>
+        <w:t>без</w:t>
+      </w:r>
+      <w:r>
+        <w:rPr>
+          <w:lang w:val="en-US"/>
+        </w:rPr>
+        <w:t xml:space="preserve"> alt </w:t>
+      </w:r>
+      <w:r>
+        <w:rPr>
+          <w:lang w:val="en-US"/>
+        </w:rPr>
+        <w:t>–</w:t>
+      </w:r>
+      <w:r>
+        <w:rPr>
+          <w:lang w:val="en-US"/>
+        </w:rPr>
+        <w:t xml:space="preserve"> alt </w:t>
+      </w:r>
+      <w:r>
+        <w:t>добавлен</w:t>
+      </w:r>
+      <w:r>
+        <w:rPr>
+          <w:lang w:val="en-US"/>
+        </w:rPr>
+        <w:t>;</w:t>
+      </w:r>
+    </w:p>
+    <w:p>
+      <w:pPr>
+        <w:pStyle w:val="a3"/>
+        <w:numPr>
+          <w:ilvl w:val="0"/>
+          <w:numId w:val="11"/>
+        </w:numPr>
+        <w:rPr>
+          <w:lang w:val="en-US"/>
+        </w:rPr>
+      </w:pPr>
+      <w:proofErr w:type="spellStart"/>
+      <w:r>
+        <w:rPr>
+          <w:lang w:val="en-US"/>
+        </w:rPr>
+        <w:t>img</w:t>
+      </w:r>
+      <w:proofErr w:type="spellEnd"/>
+      <w:r>
+        <w:rPr>
+          <w:lang w:val="en-US"/>
+        </w:rPr>
+        <w:t xml:space="preserve"> ButMatchD.png </w:t>
+      </w:r>
+      <w:r>
+        <w:t>в</w:t>
+      </w:r>
+      <w:r>
+        <w:rPr>
+          <w:lang w:val="en-US"/>
+        </w:rPr>
+        <w:t xml:space="preserve"> </w:t>
+      </w:r>
+      <w:r>
+        <w:t>блоке</w:t>
+      </w:r>
+      <w:r>
+        <w:rPr>
+          <w:lang w:val="en-US"/>
+        </w:rPr>
+        <w:t xml:space="preserve"> 2 </w:t>
+      </w:r>
+      <w:r>
+        <w:t>без</w:t>
+      </w:r>
+      <w:r>
+        <w:rPr>
+          <w:lang w:val="en-US"/>
+        </w:rPr>
+        <w:t xml:space="preserve"> alt </w:t>
+      </w:r>
+      <w:r>
+        <w:rPr>
+          <w:lang w:val="en-US"/>
+        </w:rPr>
+        <w:t>–</w:t>
+      </w:r>
+      <w:r>
+        <w:rPr>
+          <w:lang w:val="en-US"/>
+        </w:rPr>
+        <w:t xml:space="preserve"> alt </w:t>
+      </w:r>
+      <w:r>
+        <w:t>добавлен</w:t>
+      </w:r>
+      <w:r>
+        <w:rPr>
+          <w:lang w:val="en-US"/>
+        </w:rPr>
+        <w:t>;</w:t>
+      </w:r>
+    </w:p>
+    <w:p>
+      <w:pPr>
+        <w:pStyle w:val="a3"/>
+        <w:numPr>
+          <w:ilvl w:val="0"/>
+          <w:numId w:val="11"/>
+        </w:numPr>
+        <w:rPr>
+          <w:lang w:val="en-US"/>
+        </w:rPr>
+      </w:pPr>
+      <w:proofErr w:type="spellStart"/>
+      <w:r>
+        <w:rPr>
+          <w:lang w:val="en-US"/>
+        </w:rPr>
+        <w:t>img</w:t>
+      </w:r>
+      <w:proofErr w:type="spellEnd"/>
+      <w:r>
+        <w:rPr>
+          <w:lang w:val="en-US"/>
+        </w:rPr>
+        <w:t xml:space="preserve"> linkButD.png </w:t>
+      </w:r>
+      <w:r>
+        <w:t>в</w:t>
+      </w:r>
+      <w:r>
+        <w:rPr>
+          <w:lang w:val="en-US"/>
+        </w:rPr>
+        <w:t xml:space="preserve"> </w:t>
+      </w:r>
+      <w:r>
+        <w:t>блоке</w:t>
+      </w:r>
+      <w:r>
+        <w:rPr>
+          <w:lang w:val="en-US"/>
+        </w:rPr>
+        <w:t xml:space="preserve"> 2 </w:t>
+      </w:r>
+      <w:r>
+        <w:t>без</w:t>
+      </w:r>
+      <w:r>
+        <w:rPr>
+          <w:lang w:val="en-US"/>
+        </w:rPr>
+        <w:t xml:space="preserve"> alt </w:t>
+      </w:r>
+      <w:r>
+        <w:rPr>
+          <w:lang w:val="en-US"/>
+        </w:rPr>
+        <w:t>–</w:t>
+      </w:r>
+      <w:r>
+        <w:rPr>
+          <w:lang w:val="en-US"/>
+        </w:rPr>
+        <w:t xml:space="preserve"> alt </w:t>
+      </w:r>
+      <w:r>
+        <w:t>добавлен</w:t>
+      </w:r>
+      <w:r>
+        <w:rPr>
+          <w:lang w:val="en-US"/>
+        </w:rPr>
+        <w:t>;</w:t>
+      </w:r>
+    </w:p>
+    <w:p>
+      <w:pPr>
+        <w:pStyle w:val="a3"/>
+        <w:numPr>
+          <w:ilvl w:val="0"/>
+          <w:numId w:val="11"/>
+        </w:numPr>
+        <w:rPr>
+          <w:lang w:val="en-US"/>
+        </w:rPr>
+      </w:pPr>
+      <w:proofErr w:type="spellStart"/>
+      <w:r>
+        <w:rPr>
+          <w:lang w:val="en-US"/>
+        </w:rPr>
+        <w:t>img</w:t>
+      </w:r>
+      <w:proofErr w:type="spellEnd"/>
+      <w:r>
+        <w:rPr>
+          <w:lang w:val="en-US"/>
+        </w:rPr>
+        <w:t xml:space="preserve"> teeGray.png </w:t>
+      </w:r>
+      <w:r>
+        <w:t>без</w:t>
+      </w:r>
+      <w:r>
+        <w:rPr>
+          <w:lang w:val="en-US"/>
+        </w:rPr>
+        <w:t xml:space="preserve"> alt </w:t>
+      </w:r>
+      <w:r>
+        <w:rPr>
+          <w:lang w:val="en-US"/>
+        </w:rPr>
+        <w:t>–</w:t>
+      </w:r>
+      <w:r>
+        <w:rPr>
+          <w:lang w:val="en-US"/>
+        </w:rPr>
+        <w:t xml:space="preserve"> alt </w:t>
+      </w:r>
+      <w:r>
+        <w:t>добавлен</w:t>
+      </w:r>
+      <w:r>
+        <w:rPr>
+          <w:lang w:val="en-US"/>
+        </w:rPr>
+        <w:t>;</w:t>
+      </w:r>
+    </w:p>
+    <w:p>
+      <w:pPr>
+        <w:pStyle w:val="a3"/>
+        <w:numPr>
+          <w:ilvl w:val="0"/>
+          <w:numId w:val="11"/>
+        </w:numPr>
+        <w:rPr>
+          <w:lang w:val="en-US"/>
+        </w:rPr>
+      </w:pPr>
+      <w:proofErr w:type="spellStart"/>
+      <w:r>
+        <w:rPr>
+          <w:lang w:val="en-US"/>
+        </w:rPr>
+        <w:t>img</w:t>
+      </w:r>
+      <w:proofErr w:type="spellEnd"/>
+      <w:r>
+        <w:rPr>
+          <w:lang w:val="en-US"/>
+        </w:rPr>
+        <w:t xml:space="preserve"> ButMatchD.png </w:t>
+      </w:r>
+      <w:r>
+        <w:t>в</w:t>
+      </w:r>
+      <w:r>
+        <w:rPr>
+          <w:lang w:val="en-US"/>
+        </w:rPr>
+        <w:t xml:space="preserve"> </w:t>
+      </w:r>
+      <w:r>
+        <w:t>блоке</w:t>
+      </w:r>
+      <w:r>
+        <w:rPr>
+          <w:lang w:val="en-US"/>
+        </w:rPr>
+        <w:t xml:space="preserve"> 3 </w:t>
+      </w:r>
+      <w:r>
+        <w:t>без</w:t>
+      </w:r>
+      <w:r>
+        <w:rPr>
+          <w:lang w:val="en-US"/>
+        </w:rPr>
+        <w:t xml:space="preserve"> alt </w:t>
+      </w:r>
+      <w:r>
+        <w:rPr>
+          <w:lang w:val="en-US"/>
+        </w:rPr>
+        <w:t>–</w:t>
+      </w:r>
+      <w:r>
+        <w:rPr>
+          <w:lang w:val="en-US"/>
+        </w:rPr>
+        <w:t xml:space="preserve"> alt </w:t>
+      </w:r>
+      <w:r>
+        <w:t>добавлен</w:t>
+      </w:r>
+      <w:r>
+        <w:rPr>
+          <w:lang w:val="en-US"/>
+        </w:rPr>
+        <w:t>;</w:t>
+      </w:r>
+    </w:p>
+    <w:p>
+      <w:pPr>
+        <w:pStyle w:val="a3"/>
+        <w:numPr>
+          <w:ilvl w:val="0"/>
+          <w:numId w:val="11"/>
+        </w:numPr>
+        <w:rPr>
+          <w:lang w:val="en-US"/>
+        </w:rPr>
+      </w:pPr>
+      <w:proofErr w:type="spellStart"/>
+      <w:r>
+        <w:rPr>
+          <w:lang w:val="en-US"/>
+        </w:rPr>
+        <w:t>img</w:t>
+      </w:r>
+      <w:proofErr w:type="spellEnd"/>
+      <w:r>
+        <w:rPr>
+          <w:lang w:val="en-US"/>
+        </w:rPr>
+        <w:t xml:space="preserve"> linkButD.png </w:t>
+      </w:r>
+      <w:r>
+        <w:t>в</w:t>
+      </w:r>
+      <w:r>
+        <w:rPr>
+          <w:lang w:val="en-US"/>
+        </w:rPr>
+        <w:t xml:space="preserve"> </w:t>
+      </w:r>
+      <w:r>
+        <w:t>блоке</w:t>
+      </w:r>
+      <w:r>
+        <w:rPr>
+          <w:lang w:val="en-US"/>
+        </w:rPr>
+        <w:t xml:space="preserve"> 3 </w:t>
+      </w:r>
+      <w:r>
+        <w:t>без</w:t>
+      </w:r>
+      <w:r>
+        <w:rPr>
+          <w:lang w:val="en-US"/>
+        </w:rPr>
+        <w:t xml:space="preserve"> alt </w:t>
+      </w:r>
+      <w:r>
+        <w:rPr>
+          <w:lang w:val="en-US"/>
+        </w:rPr>
+        <w:t>–</w:t>
+      </w:r>
+      <w:r>
+        <w:rPr>
+          <w:lang w:val="en-US"/>
+        </w:rPr>
+        <w:t xml:space="preserve"> alt </w:t>
+      </w:r>
+      <w:r>
+        <w:t>добавлен</w:t>
+      </w:r>
+      <w:r>
+        <w:rPr>
+          <w:lang w:val="en-US"/>
+        </w:rPr>
+        <w:t>;</w:t>
+      </w:r>
+    </w:p>
+    <w:p>
+      <w:pPr>
+        <w:pStyle w:val="a3"/>
+        <w:numPr>
+          <w:ilvl w:val="0"/>
+          <w:numId w:val="11"/>
+        </w:numPr>
+        <w:rPr>
+          <w:lang w:val="en-US"/>
+        </w:rPr>
+      </w:pPr>
+      <w:proofErr w:type="spellStart"/>
+      <w:r>
+        <w:rPr>
+          <w:lang w:val="en-US"/>
+        </w:rPr>
+        <w:t>img</w:t>
+      </w:r>
+      <w:proofErr w:type="spellEnd"/>
+      <w:r>
+        <w:rPr>
+          <w:lang w:val="en-US"/>
+        </w:rPr>
+        <w:t xml:space="preserve"> teeRed.png </w:t>
+      </w:r>
+      <w:r>
+        <w:t>без</w:t>
+      </w:r>
+      <w:r>
+        <w:rPr>
+          <w:lang w:val="en-US"/>
+        </w:rPr>
+        <w:t xml:space="preserve"> alt </w:t>
+      </w:r>
+      <w:r>
+        <w:rPr>
+          <w:lang w:val="en-US"/>
+        </w:rPr>
+        <w:t>–</w:t>
+      </w:r>
+      <w:r>
+        <w:rPr>
+          <w:lang w:val="en-US"/>
+        </w:rPr>
+        <w:t xml:space="preserve"> alt </w:t>
+      </w:r>
+      <w:r>
+        <w:t>добавлен</w:t>
+      </w:r>
+      <w:r>
+        <w:rPr>
+          <w:lang w:val="en-US"/>
+        </w:rPr>
+        <w:t>;</w:t>
+      </w:r>
+    </w:p>
+    <w:p>
+      <w:pPr>
+        <w:pStyle w:val="a3"/>
+        <w:numPr>
+          <w:ilvl w:val="0"/>
+          <w:numId w:val="11"/>
+        </w:numPr>
+        <w:rPr>
+          <w:lang w:val="en-US"/>
+        </w:rPr>
+      </w:pPr>
+      <w:proofErr w:type="spellStart"/>
+      <w:r>
+        <w:rPr>
+          <w:lang w:val="en-US"/>
+        </w:rPr>
+        <w:t>img</w:t>
+      </w:r>
+      <w:proofErr w:type="spellEnd"/>
+      <w:r>
+        <w:rPr>
+          <w:lang w:val="en-US"/>
+        </w:rPr>
+        <w:t xml:space="preserve"> ButMatchD.png </w:t>
+      </w:r>
+      <w:r>
+        <w:t>в</w:t>
+      </w:r>
+      <w:r>
+        <w:rPr>
+          <w:lang w:val="en-US"/>
+        </w:rPr>
+        <w:t xml:space="preserve"> </w:t>
+      </w:r>
+      <w:r>
+        <w:t>блоке</w:t>
+      </w:r>
+      <w:r>
+        <w:rPr>
+          <w:lang w:val="en-US"/>
+        </w:rPr>
+        <w:t xml:space="preserve"> 4 </w:t>
+      </w:r>
+      <w:r>
+        <w:t>без</w:t>
+      </w:r>
+      <w:r>
+        <w:rPr>
+          <w:lang w:val="en-US"/>
+        </w:rPr>
+        <w:t xml:space="preserve"> alt </w:t>
+      </w:r>
+      <w:r>
+        <w:rPr>
+          <w:lang w:val="en-US"/>
+        </w:rPr>
+        <w:t>–</w:t>
+      </w:r>
+      <w:r>
+        <w:rPr>
+          <w:lang w:val="en-US"/>
+        </w:rPr>
+        <w:t xml:space="preserve"> alt </w:t>
+      </w:r>
+      <w:r>
+        <w:t>добавлен</w:t>
+      </w:r>
+      <w:r>
+        <w:rPr>
+          <w:lang w:val="en-US"/>
+        </w:rPr>
+        <w:t>;</w:t>
+      </w:r>
+    </w:p>
+    <w:p>
+      <w:pPr>
+        <w:pStyle w:val="a3"/>
+        <w:numPr>
+          <w:ilvl w:val="0"/>
+          <w:numId w:val="11"/>
+        </w:numPr>
+        <w:rPr>
+          <w:lang w:val="en-US"/>
+        </w:rPr>
+      </w:pPr>
+      <w:proofErr w:type="spellStart"/>
+      <w:r>
+        <w:rPr>
+          <w:lang w:val="en-US"/>
+        </w:rPr>
+        <w:t>img</w:t>
+      </w:r>
+      <w:proofErr w:type="spellEnd"/>
+      <w:r>
+        <w:rPr>
+          <w:lang w:val="en-US"/>
+        </w:rPr>
+        <w:t xml:space="preserve"> linkButD.png </w:t>
+      </w:r>
+      <w:r>
+        <w:t>в</w:t>
+      </w:r>
+      <w:r>
+        <w:rPr>
+          <w:lang w:val="en-US"/>
+        </w:rPr>
+        <w:t xml:space="preserve"> </w:t>
+      </w:r>
+      <w:r>
+        <w:t>блоке</w:t>
+      </w:r>
+      <w:r>
+        <w:rPr>
+          <w:lang w:val="en-US"/>
+        </w:rPr>
+        <w:t xml:space="preserve"> 4 </w:t>
+      </w:r>
+      <w:r>
+        <w:t>без</w:t>
+      </w:r>
+      <w:r>
+        <w:rPr>
+          <w:lang w:val="en-US"/>
+        </w:rPr>
+        <w:t xml:space="preserve"> alt </w:t>
+      </w:r>
+      <w:r>
+        <w:rPr>
+          <w:lang w:val="en-US"/>
+        </w:rPr>
+        <w:t>–</w:t>
+      </w:r>
+      <w:r>
+        <w:rPr>
+          <w:lang w:val="en-US"/>
+        </w:rPr>
+        <w:t xml:space="preserve"> alt </w:t>
+      </w:r>
+      <w:r>
+        <w:t>добавлен</w:t>
+      </w:r>
+      <w:r>
+        <w:rPr>
+          <w:lang w:val="en-US"/>
+        </w:rPr>
+        <w:t>;</w:t>
+      </w:r>
+    </w:p>
+    <w:p>
+      <w:pPr>
+        <w:pStyle w:val="a3"/>
+        <w:numPr>
+          <w:ilvl w:val="0"/>
+          <w:numId w:val="11"/>
+        </w:numPr>
+        <w:rPr>
+          <w:lang w:val="en-US"/>
+        </w:rPr>
+      </w:pPr>
+      <w:proofErr w:type="spellStart"/>
+      <w:r>
+        <w:rPr>
+          <w:lang w:val="en-US"/>
+        </w:rPr>
         <w:lastRenderedPageBreak/>
-        <w:t xml:space="preserve">5 </w:t>
-      </w:r>
-      <w:r>
-        <w:rPr>
-          <w:lang w:val="en-US"/>
-        </w:rPr>
-        <w:t>tshirt</w:t>
-      </w:r>
-      <w:r>
+        <w:t>img</w:t>
+      </w:r>
+      <w:proofErr w:type="spellEnd"/>
+      <w:r>
+        <w:rPr>
+          <w:lang w:val="en-US"/>
+        </w:rPr>
+        <w:t xml:space="preserve"> tee2.PNG </w:t>
+      </w:r>
+      <w:r>
+        <w:t>без</w:t>
+      </w:r>
+      <w:r>
+        <w:rPr>
+          <w:lang w:val="en-US"/>
+        </w:rPr>
+        <w:t xml:space="preserve"> alt </w:t>
+      </w:r>
+      <w:r>
+        <w:rPr>
+          <w:lang w:val="en-US"/>
+        </w:rPr>
+        <w:t>–</w:t>
+      </w:r>
+      <w:r>
+        <w:rPr>
+          <w:lang w:val="en-US"/>
+        </w:rPr>
+        <w:t xml:space="preserve"> alt </w:t>
+      </w:r>
+      <w:r>
+        <w:t>добавлен</w:t>
+      </w:r>
+      <w:r>
+        <w:rPr>
+          <w:lang w:val="en-US"/>
+        </w:rPr>
         <w:t>.</w:t>
       </w:r>
-      <w:r>
-        <w:rPr>
-          <w:lang w:val="en-US"/>
-        </w:rPr>
-        <w:t>Html</w:t>
-      </w:r>
-      <w:bookmarkEnd w:id="9"/>
-    </w:p>
-    <w:p>
-      <w:pPr>
-        <w:ind w:firstLine="0"/>
-      </w:pPr>
-    </w:p>
-    <w:p>
-      <w:pPr>
-        <w:pStyle w:val="2"/>
-      </w:pPr>
-      <w:bookmarkStart w:id="10" w:name="_Toc216306618"/>
-      <w:r>
-        <w:t>5.1 Перечень ошибок</w:t>
-      </w:r>
-      <w:bookmarkEnd w:id="10"/>
-    </w:p>
-    <w:p>
-      <w:r>
-        <w:t>В</w:t>
-      </w:r>
-      <w:r>
-        <w:t xml:space="preserve">алидатор обнаружил ряд ошибок, связанных с отсутствием атрибута </w:t>
+    </w:p>
+    <w:p>
+      <w:pPr>
+        <w:pStyle w:val="a3"/>
+        <w:ind w:left="710" w:firstLine="0"/>
+        <w:rPr>
+          <w:lang w:val="en-US"/>
+        </w:rPr>
+      </w:pPr>
+    </w:p>
+    <w:p>
+      <w:pPr>
+        <w:pStyle w:val="a3"/>
+      </w:pPr>
+      <w:r>
+        <w:t xml:space="preserve">После добавления альтернативного текста ко всем изображениям и корректировки структуры </w:t>
       </w:r>
       <w:proofErr w:type="spellStart"/>
       <w:r>
-        <w:rPr>
-          <w:rStyle w:val="HTML"/>
-          <w:rFonts w:ascii="Times New Roman" w:eastAsiaTheme="minorHAnsi" w:hAnsi="Times New Roman" w:cs="Times New Roman"/>
-          <w:sz w:val="28"/>
-          <w:szCs w:val="28"/>
-        </w:rPr>
-        <w:t>alt</w:t>
+        <w:t>void</w:t>
       </w:r>
       <w:proofErr w:type="spellEnd"/>
       <w:r>
-        <w:t xml:space="preserve"> у изображений, с наличием лишних закрывающих символов у </w:t>
-      </w:r>
-      <w:proofErr w:type="spellStart"/>
-      <w:r>
-        <w:t>void</w:t>
-      </w:r>
-      <w:proofErr w:type="spellEnd"/>
-      <w:r>
-        <w:t xml:space="preserve">-тегов </w:t>
-      </w:r>
-      <w:r>
-        <w:rPr>
-          <w:rStyle w:val="HTML"/>
-          <w:rFonts w:ascii="Times New Roman" w:eastAsiaTheme="minorHAnsi" w:hAnsi="Times New Roman" w:cs="Times New Roman"/>
-          <w:sz w:val="28"/>
-          <w:szCs w:val="28"/>
-        </w:rPr>
-        <w:t>&lt;</w:t>
-      </w:r>
-      <w:proofErr w:type="spellStart"/>
-      <w:r>
-        <w:rPr>
-          <w:rStyle w:val="HTML"/>
-          <w:rFonts w:ascii="Times New Roman" w:eastAsiaTheme="minorHAnsi" w:hAnsi="Times New Roman" w:cs="Times New Roman"/>
-          <w:sz w:val="28"/>
-          <w:szCs w:val="28"/>
-        </w:rPr>
-        <w:t>meta</w:t>
-      </w:r>
-      <w:proofErr w:type="spellEnd"/>
-      <w:r>
-        <w:rPr>
-          <w:rStyle w:val="HTML"/>
-          <w:rFonts w:ascii="Times New Roman" w:eastAsiaTheme="minorHAnsi" w:hAnsi="Times New Roman" w:cs="Times New Roman"/>
-          <w:sz w:val="28"/>
-          <w:szCs w:val="28"/>
-        </w:rPr>
-        <w:t>&gt;</w:t>
-      </w:r>
-      <w:r>
-        <w:t xml:space="preserve"> и </w:t>
-      </w:r>
-      <w:r>
-        <w:rPr>
-          <w:rStyle w:val="HTML"/>
-          <w:rFonts w:ascii="Times New Roman" w:eastAsiaTheme="minorHAnsi" w:hAnsi="Times New Roman" w:cs="Times New Roman"/>
-          <w:sz w:val="28"/>
-          <w:szCs w:val="28"/>
-        </w:rPr>
-        <w:t>&lt;</w:t>
-      </w:r>
-      <w:proofErr w:type="spellStart"/>
-      <w:r>
-        <w:rPr>
-          <w:rStyle w:val="HTML"/>
-          <w:rFonts w:ascii="Times New Roman" w:eastAsiaTheme="minorHAnsi" w:hAnsi="Times New Roman" w:cs="Times New Roman"/>
-          <w:sz w:val="28"/>
-          <w:szCs w:val="28"/>
-        </w:rPr>
-        <w:t>link</w:t>
-      </w:r>
-      <w:proofErr w:type="spellEnd"/>
-      <w:r>
-        <w:rPr>
-          <w:rStyle w:val="HTML"/>
-          <w:rFonts w:ascii="Times New Roman" w:eastAsiaTheme="minorHAnsi" w:hAnsi="Times New Roman" w:cs="Times New Roman"/>
-          <w:sz w:val="28"/>
-          <w:szCs w:val="28"/>
-        </w:rPr>
-        <w:t>&gt;</w:t>
+        <w:t xml:space="preserve">-тегов повторная валидация показала отсутствие ошибок и предупреждений. Подтверждение исправления ошибок представлен на рисунке </w:t>
+      </w:r>
+      <w:r>
+        <w:t>8</w:t>
       </w:r>
       <w:r>
         <w:t>.</w:t>
       </w:r>
     </w:p>
-    <w:p>
-      <w:r>
-        <w:t xml:space="preserve">Ниже представлены предупреждения и ошибки по данной странице. Показано на рисунке 7 и 8. С первого по четвертый пункты – </w:t>
-      </w:r>
-      <w:r>
-        <w:rPr>
-          <w:lang w:val="en-US"/>
-        </w:rPr>
-        <w:t>Info</w:t>
-      </w:r>
-      <w:r>
-        <w:t xml:space="preserve">, с </w:t>
-      </w:r>
-      <w:r>
-        <w:t>пятого</w:t>
-      </w:r>
-      <w:r>
-        <w:t xml:space="preserve"> пункта ошибки и предупреждения.</w:t>
-      </w:r>
-    </w:p>
     <w:p/>
     <w:p>
       <w:pPr>
-        <w:pStyle w:val="a3"/>
+        <w:pStyle w:val="a4"/>
         <w:keepNext/>
         <w:ind w:firstLine="0"/>
       </w:pPr>
@@ -4340,10 +5515,10 @@
           <w:noProof/>
         </w:rPr>
         <w:drawing>
-          <wp:inline distT="0" distB="0" distL="0" distR="0" wp14:anchorId="20B46A2B" wp14:editId="4949C0B1">
-            <wp:extent cx="5940425" cy="4020820"/>
-            <wp:effectExtent l="0" t="0" r="3175" b="0"/>
-            <wp:docPr id="12" name="Рисунок 12"/>
+          <wp:inline distT="0" distB="0" distL="0" distR="0" wp14:anchorId="3500A425" wp14:editId="7E56886B">
+            <wp:extent cx="5940425" cy="3061970"/>
+            <wp:effectExtent l="0" t="0" r="3175" b="5080"/>
+            <wp:docPr id="15" name="Рисунок 15"/>
             <wp:cNvGraphicFramePr>
               <a:graphicFrameLocks xmlns:a="http://schemas.openxmlformats.org/drawingml/2006/main" noChangeAspect="1"/>
             </wp:cNvGraphicFramePr>
@@ -4363,7 +5538,7 @@
                   <pic:spPr>
                     <a:xfrm>
                       <a:off x="0" y="0"/>
-                      <a:ext cx="5940425" cy="4020820"/>
+                      <a:ext cx="5940425" cy="3061970"/>
                     </a:xfrm>
                     <a:prstGeom prst="rect">
                       <a:avLst/>
@@ -4381,12 +5556,15 @@
         <w:pStyle w:val="a3"/>
         <w:ind w:firstLine="0"/>
         <w:jc w:val="center"/>
-        <w:rPr>
-          <w:lang w:val="en-US"/>
-        </w:rPr>
-      </w:pPr>
-      <w:r>
-        <w:t xml:space="preserve">Рисунок 7 – Ошибки </w:t>
+      </w:pPr>
+      <w:r>
+        <w:t xml:space="preserve">Рисунок </w:t>
+      </w:r>
+      <w:r>
+        <w:t>8</w:t>
+      </w:r>
+      <w:r>
+        <w:t xml:space="preserve"> – Итог </w:t>
       </w:r>
       <w:proofErr w:type="spellStart"/>
       <w:r>
@@ -4408,26 +5586,75 @@
     </w:p>
     <w:p>
       <w:pPr>
-        <w:pStyle w:val="a3"/>
+        <w:spacing w:after="160" w:line="259" w:lineRule="auto"/>
+        <w:ind w:firstLine="0"/>
+      </w:pPr>
+      <w:r>
+        <w:br w:type="page"/>
+      </w:r>
+    </w:p>
+    <w:p>
+      <w:pPr>
+        <w:pStyle w:val="1"/>
+      </w:pPr>
+      <w:bookmarkStart w:id="9" w:name="_Toc216602660"/>
+      <w:r>
+        <w:rPr>
+          <w:caps w:val="0"/>
+        </w:rPr>
+        <w:lastRenderedPageBreak/>
+        <w:t>4</w:t>
+      </w:r>
+      <w:r>
+        <w:rPr>
+          <w:caps w:val="0"/>
+        </w:rPr>
+        <w:t xml:space="preserve"> </w:t>
+      </w:r>
+      <w:r>
+        <w:rPr>
+          <w:caps w:val="0"/>
+          <w:lang w:val="en-US"/>
+        </w:rPr>
+        <w:t>STYLE</w:t>
+      </w:r>
+      <w:r>
+        <w:rPr>
+          <w:caps w:val="0"/>
+        </w:rPr>
+        <w:t>.</w:t>
+      </w:r>
+      <w:r>
+        <w:rPr>
+          <w:caps w:val="0"/>
+          <w:lang w:val="en-US"/>
+        </w:rPr>
+        <w:t>CSS</w:t>
+      </w:r>
+      <w:bookmarkEnd w:id="9"/>
+    </w:p>
+    <w:p/>
+    <w:p>
+      <w:r>
+        <w:t>Подтверждение полученного результата показано на рисунке 9.</w:t>
+      </w:r>
+    </w:p>
+    <w:p/>
+    <w:p>
+      <w:pPr>
+        <w:keepNext/>
         <w:ind w:firstLine="0"/>
         <w:jc w:val="center"/>
       </w:pPr>
-    </w:p>
-    <w:p>
-      <w:pPr>
-        <w:keepNext/>
-        <w:ind w:firstLine="0"/>
-      </w:pPr>
       <w:r>
         <w:rPr>
           <w:noProof/>
         </w:rPr>
-        <w:lastRenderedPageBreak/>
         <w:drawing>
-          <wp:inline distT="0" distB="0" distL="0" distR="0" wp14:anchorId="36464930" wp14:editId="538D04F3">
-            <wp:extent cx="5940425" cy="3673475"/>
-            <wp:effectExtent l="0" t="0" r="3175" b="3175"/>
-            <wp:docPr id="14" name="Рисунок 14"/>
+          <wp:inline distT="0" distB="0" distL="0" distR="0" wp14:anchorId="13E213C4" wp14:editId="631D04B1">
+            <wp:extent cx="5940425" cy="3855720"/>
+            <wp:effectExtent l="0" t="0" r="3175" b="0"/>
+            <wp:docPr id="2" name="Рисунок 2"/>
             <wp:cNvGraphicFramePr>
               <a:graphicFrameLocks xmlns:a="http://schemas.openxmlformats.org/drawingml/2006/main" noChangeAspect="1"/>
             </wp:cNvGraphicFramePr>
@@ -4447,7 +5674,7 @@
                   <pic:spPr>
                     <a:xfrm>
                       <a:off x="0" y="0"/>
-                      <a:ext cx="5940425" cy="3673475"/>
+                      <a:ext cx="5940425" cy="3855720"/>
                     </a:xfrm>
                     <a:prstGeom prst="rect">
                       <a:avLst/>
@@ -4467,16 +5694,62 @@
         <w:jc w:val="center"/>
       </w:pPr>
       <w:r>
-        <w:t xml:space="preserve">Рисунок 8 – Ошибки </w:t>
+        <w:t xml:space="preserve">Рисунок 9 – Итог </w:t>
+      </w:r>
+      <w:r>
+        <w:rPr>
+          <w:lang w:val="en-US"/>
+        </w:rPr>
+        <w:t>Style</w:t>
+      </w:r>
+      <w:r>
+        <w:t>.</w:t>
       </w:r>
       <w:proofErr w:type="spellStart"/>
       <w:r>
         <w:rPr>
           <w:lang w:val="en-US"/>
         </w:rPr>
-        <w:t>tshirts</w:t>
+        <w:t>css</w:t>
       </w:r>
       <w:proofErr w:type="spellEnd"/>
+    </w:p>
+    <w:p>
+      <w:pPr>
+        <w:spacing w:after="160" w:line="259" w:lineRule="auto"/>
+        <w:ind w:firstLine="0"/>
+      </w:pPr>
+      <w:r>
+        <w:br w:type="page"/>
+      </w:r>
+    </w:p>
+    <w:p>
+      <w:pPr>
+        <w:pStyle w:val="1"/>
+      </w:pPr>
+      <w:bookmarkStart w:id="10" w:name="_Toc216602661"/>
+      <w:r>
+        <w:lastRenderedPageBreak/>
+        <w:t>5</w:t>
+      </w:r>
+      <w:r>
+        <w:t xml:space="preserve"> </w:t>
+      </w:r>
+      <w:r>
+        <w:rPr>
+          <w:lang w:val="en-US"/>
+        </w:rPr>
+        <w:t>STYLE</w:t>
+      </w:r>
+      <w:r>
+        <w:t>_</w:t>
+      </w:r>
+      <w:r>
+        <w:rPr>
+          <w:lang w:val="en-US"/>
+        </w:rPr>
+        <w:t>CATALOG</w:t>
+      </w:r>
       <w:r>
         <w:t>.</w:t>
       </w:r>
@@ -4484,8 +5757,9 @@
         <w:rPr>
           <w:lang w:val="en-US"/>
         </w:rPr>
-        <w:t>html</w:t>
-      </w:r>
+        <w:t>CSS</w:t>
+      </w:r>
+      <w:bookmarkEnd w:id="10"/>
     </w:p>
     <w:p>
       <w:pPr>
@@ -4495,14 +5769,9 @@
       </w:pPr>
     </w:p>
     <w:p>
-      <w:pPr>
-        <w:pStyle w:val="2"/>
-      </w:pPr>
-      <w:bookmarkStart w:id="11" w:name="_Toc216306619"/>
-      <w:r>
-        <w:t>5.1 Исправление ошибок</w:t>
-      </w:r>
-      <w:bookmarkEnd w:id="11"/>
+      <w:r>
+        <w:t>Подтверждение полученного результата показано на рисунке 10.</w:t>
+      </w:r>
     </w:p>
     <w:p>
       <w:pPr>
@@ -4514,882 +5783,19 @@
     <w:p>
       <w:pPr>
         <w:pStyle w:val="a3"/>
-        <w:numPr>
-          <w:ilvl w:val="0"/>
-          <w:numId w:val="11"/>
-        </w:numPr>
-        <w:ind w:left="709" w:firstLine="0"/>
-        <w:rPr>
-          <w:lang w:val="en-US"/>
-        </w:rPr>
-      </w:pPr>
-      <w:r>
-        <w:rPr>
-          <w:lang w:val="en-US"/>
-        </w:rPr>
-        <w:t xml:space="preserve">trailing slash </w:t>
-      </w:r>
-      <w:r>
-        <w:t>у</w:t>
-      </w:r>
-      <w:r>
-        <w:rPr>
-          <w:lang w:val="en-US"/>
-        </w:rPr>
-        <w:t xml:space="preserve"> meta charset </w:t>
-      </w:r>
-      <w:r>
-        <w:t>удалён</w:t>
-      </w:r>
-      <w:r>
-        <w:rPr>
-          <w:lang w:val="en-US"/>
-        </w:rPr>
-        <w:t>;</w:t>
-      </w:r>
-    </w:p>
-    <w:p>
-      <w:pPr>
-        <w:pStyle w:val="a3"/>
-        <w:numPr>
-          <w:ilvl w:val="0"/>
-          <w:numId w:val="11"/>
-        </w:numPr>
-        <w:rPr>
-          <w:lang w:val="en-US"/>
-        </w:rPr>
-      </w:pPr>
-      <w:r>
-        <w:rPr>
-          <w:lang w:val="en-US"/>
-        </w:rPr>
-        <w:t xml:space="preserve">trailing slash </w:t>
-      </w:r>
-      <w:r>
-        <w:t>у</w:t>
-      </w:r>
-      <w:r>
-        <w:rPr>
-          <w:lang w:val="en-US"/>
-        </w:rPr>
-        <w:t xml:space="preserve"> meta viewport </w:t>
-      </w:r>
-      <w:r>
-        <w:t>удалён</w:t>
-      </w:r>
-      <w:r>
-        <w:rPr>
-          <w:lang w:val="en-US"/>
-        </w:rPr>
-        <w:t>;</w:t>
-      </w:r>
-    </w:p>
-    <w:p>
-      <w:pPr>
-        <w:pStyle w:val="a3"/>
-        <w:numPr>
-          <w:ilvl w:val="0"/>
-          <w:numId w:val="11"/>
-        </w:numPr>
-        <w:rPr>
-          <w:lang w:val="en-US"/>
-        </w:rPr>
-      </w:pPr>
-      <w:r>
-        <w:rPr>
-          <w:lang w:val="en-US"/>
-        </w:rPr>
-        <w:t xml:space="preserve">trailing slash </w:t>
-      </w:r>
-      <w:r>
-        <w:t>у</w:t>
-      </w:r>
-      <w:r>
-        <w:rPr>
-          <w:lang w:val="en-US"/>
-        </w:rPr>
-        <w:t xml:space="preserve"> link bootstrap.min.css </w:t>
-      </w:r>
-      <w:r>
-        <w:t>удалён</w:t>
-      </w:r>
-      <w:r>
-        <w:rPr>
-          <w:lang w:val="en-US"/>
-        </w:rPr>
-        <w:t>;</w:t>
-      </w:r>
-    </w:p>
-    <w:p>
-      <w:pPr>
-        <w:pStyle w:val="a3"/>
-        <w:numPr>
-          <w:ilvl w:val="0"/>
-          <w:numId w:val="11"/>
-        </w:numPr>
-        <w:rPr>
-          <w:lang w:val="en-US"/>
-        </w:rPr>
-      </w:pPr>
-      <w:r>
-        <w:rPr>
-          <w:lang w:val="en-US"/>
-        </w:rPr>
-        <w:t xml:space="preserve">trailing slash </w:t>
-      </w:r>
-      <w:r>
-        <w:t>у</w:t>
-      </w:r>
-      <w:r>
-        <w:rPr>
-          <w:lang w:val="en-US"/>
-        </w:rPr>
-        <w:t xml:space="preserve"> link Style_Tshirt.css </w:t>
-      </w:r>
-      <w:r>
-        <w:t>удалён</w:t>
-      </w:r>
-      <w:r>
-        <w:rPr>
-          <w:lang w:val="en-US"/>
-        </w:rPr>
-        <w:t>;</w:t>
-      </w:r>
-    </w:p>
-    <w:p>
-      <w:pPr>
-        <w:pStyle w:val="a3"/>
-        <w:numPr>
-          <w:ilvl w:val="0"/>
-          <w:numId w:val="11"/>
-        </w:numPr>
-        <w:rPr>
-          <w:lang w:val="en-US"/>
-        </w:rPr>
-      </w:pPr>
-      <w:proofErr w:type="spellStart"/>
-      <w:r>
-        <w:rPr>
-          <w:lang w:val="en-US"/>
-        </w:rPr>
-        <w:t>img</w:t>
-      </w:r>
-      <w:proofErr w:type="spellEnd"/>
-      <w:r>
-        <w:rPr>
-          <w:lang w:val="en-US"/>
-        </w:rPr>
-        <w:t xml:space="preserve"> DropArrow.png </w:t>
-      </w:r>
-      <w:r>
-        <w:t>без</w:t>
-      </w:r>
-      <w:r>
-        <w:rPr>
-          <w:lang w:val="en-US"/>
-        </w:rPr>
-        <w:t xml:space="preserve"> alt — alt </w:t>
-      </w:r>
-      <w:r>
-        <w:t>добавлен</w:t>
-      </w:r>
-      <w:r>
-        <w:rPr>
-          <w:lang w:val="en-US"/>
-        </w:rPr>
-        <w:t>;</w:t>
-      </w:r>
-    </w:p>
-    <w:p>
-      <w:pPr>
-        <w:pStyle w:val="a3"/>
-        <w:numPr>
-          <w:ilvl w:val="0"/>
-          <w:numId w:val="11"/>
-        </w:numPr>
-        <w:rPr>
-          <w:lang w:val="en-US"/>
-        </w:rPr>
-      </w:pPr>
-      <w:proofErr w:type="spellStart"/>
-      <w:r>
-        <w:rPr>
-          <w:lang w:val="en-US"/>
-        </w:rPr>
-        <w:t>img</w:t>
-      </w:r>
-      <w:proofErr w:type="spellEnd"/>
-      <w:r>
-        <w:rPr>
-          <w:lang w:val="en-US"/>
-        </w:rPr>
-        <w:t xml:space="preserve"> ButMatchD.png </w:t>
-      </w:r>
-      <w:r>
-        <w:t>без</w:t>
-      </w:r>
-      <w:r>
-        <w:rPr>
-          <w:lang w:val="en-US"/>
-        </w:rPr>
-        <w:t xml:space="preserve"> alt — alt </w:t>
-      </w:r>
-      <w:r>
-        <w:t>добавлен</w:t>
-      </w:r>
-      <w:r>
-        <w:rPr>
-          <w:lang w:val="en-US"/>
-        </w:rPr>
-        <w:t>;</w:t>
-      </w:r>
-    </w:p>
-    <w:p>
-      <w:pPr>
-        <w:pStyle w:val="a3"/>
-        <w:numPr>
-          <w:ilvl w:val="0"/>
-          <w:numId w:val="11"/>
-        </w:numPr>
-        <w:rPr>
-          <w:lang w:val="en-US"/>
-        </w:rPr>
-      </w:pPr>
-      <w:proofErr w:type="spellStart"/>
-      <w:r>
-        <w:rPr>
-          <w:lang w:val="en-US"/>
-        </w:rPr>
-        <w:t>img</w:t>
-      </w:r>
-      <w:proofErr w:type="spellEnd"/>
-      <w:r>
-        <w:rPr>
-          <w:lang w:val="en-US"/>
-        </w:rPr>
-        <w:t xml:space="preserve"> linkButD.png </w:t>
-      </w:r>
-      <w:r>
-        <w:t>без</w:t>
-      </w:r>
-      <w:r>
-        <w:rPr>
-          <w:lang w:val="en-US"/>
-        </w:rPr>
-        <w:t xml:space="preserve"> alt — alt </w:t>
-      </w:r>
-      <w:r>
-        <w:t>добавлен</w:t>
-      </w:r>
-      <w:r>
-        <w:rPr>
-          <w:lang w:val="en-US"/>
-        </w:rPr>
-        <w:t>;</w:t>
-      </w:r>
-    </w:p>
-    <w:p>
-      <w:pPr>
-        <w:pStyle w:val="a3"/>
-        <w:numPr>
-          <w:ilvl w:val="0"/>
-          <w:numId w:val="11"/>
-        </w:numPr>
-        <w:rPr>
-          <w:lang w:val="en-US"/>
-        </w:rPr>
-      </w:pPr>
-      <w:proofErr w:type="spellStart"/>
-      <w:r>
-        <w:rPr>
-          <w:lang w:val="en-US"/>
-        </w:rPr>
-        <w:t>img</w:t>
-      </w:r>
-      <w:proofErr w:type="spellEnd"/>
-      <w:r>
-        <w:rPr>
-          <w:lang w:val="en-US"/>
-        </w:rPr>
-        <w:t xml:space="preserve"> tee1.png </w:t>
-      </w:r>
-      <w:r>
-        <w:t>без</w:t>
-      </w:r>
-      <w:r>
-        <w:rPr>
-          <w:lang w:val="en-US"/>
-        </w:rPr>
-        <w:t xml:space="preserve"> alt — alt </w:t>
-      </w:r>
-      <w:r>
-        <w:t>добавлен</w:t>
-      </w:r>
-      <w:r>
-        <w:rPr>
-          <w:lang w:val="en-US"/>
-        </w:rPr>
-        <w:t>;</w:t>
-      </w:r>
-    </w:p>
-    <w:p>
-      <w:pPr>
-        <w:pStyle w:val="a3"/>
-        <w:numPr>
-          <w:ilvl w:val="0"/>
-          <w:numId w:val="11"/>
-        </w:numPr>
-        <w:rPr>
-          <w:lang w:val="en-US"/>
-        </w:rPr>
-      </w:pPr>
-      <w:proofErr w:type="spellStart"/>
-      <w:r>
-        <w:rPr>
-          <w:lang w:val="en-US"/>
-        </w:rPr>
-        <w:t>img</w:t>
-      </w:r>
-      <w:proofErr w:type="spellEnd"/>
-      <w:r>
-        <w:rPr>
-          <w:lang w:val="en-US"/>
-        </w:rPr>
-        <w:t xml:space="preserve"> ButMatchD.png </w:t>
-      </w:r>
-      <w:r>
-        <w:t>в</w:t>
-      </w:r>
-      <w:r>
-        <w:rPr>
-          <w:lang w:val="en-US"/>
-        </w:rPr>
-        <w:t xml:space="preserve"> </w:t>
-      </w:r>
-      <w:r>
-        <w:t>блоке</w:t>
-      </w:r>
-      <w:r>
-        <w:rPr>
-          <w:lang w:val="en-US"/>
-        </w:rPr>
-        <w:t xml:space="preserve"> 2 </w:t>
-      </w:r>
-      <w:r>
-        <w:t>без</w:t>
-      </w:r>
-      <w:r>
-        <w:rPr>
-          <w:lang w:val="en-US"/>
-        </w:rPr>
-        <w:t xml:space="preserve"> alt — alt </w:t>
-      </w:r>
-      <w:r>
-        <w:t>добавлен</w:t>
-      </w:r>
-      <w:r>
-        <w:rPr>
-          <w:lang w:val="en-US"/>
-        </w:rPr>
-        <w:t>;</w:t>
-      </w:r>
-    </w:p>
-    <w:p>
-      <w:pPr>
-        <w:pStyle w:val="a3"/>
-        <w:numPr>
-          <w:ilvl w:val="0"/>
-          <w:numId w:val="11"/>
-        </w:numPr>
-        <w:rPr>
-          <w:lang w:val="en-US"/>
-        </w:rPr>
-      </w:pPr>
-      <w:proofErr w:type="spellStart"/>
-      <w:r>
-        <w:rPr>
-          <w:lang w:val="en-US"/>
-        </w:rPr>
-        <w:t>img</w:t>
-      </w:r>
-      <w:proofErr w:type="spellEnd"/>
-      <w:r>
-        <w:rPr>
-          <w:lang w:val="en-US"/>
-        </w:rPr>
-        <w:t xml:space="preserve"> linkButD.png </w:t>
-      </w:r>
-      <w:r>
-        <w:t>в</w:t>
-      </w:r>
-      <w:r>
-        <w:rPr>
-          <w:lang w:val="en-US"/>
-        </w:rPr>
-        <w:t xml:space="preserve"> </w:t>
-      </w:r>
-      <w:r>
-        <w:t>блоке</w:t>
-      </w:r>
-      <w:r>
-        <w:rPr>
-          <w:lang w:val="en-US"/>
-        </w:rPr>
-        <w:t xml:space="preserve"> 2 </w:t>
-      </w:r>
-      <w:r>
-        <w:t>без</w:t>
-      </w:r>
-      <w:r>
-        <w:rPr>
-          <w:lang w:val="en-US"/>
-        </w:rPr>
-        <w:t xml:space="preserve"> alt — alt </w:t>
-      </w:r>
-      <w:r>
-        <w:t>добавлен</w:t>
-      </w:r>
-      <w:r>
-        <w:rPr>
-          <w:lang w:val="en-US"/>
-        </w:rPr>
-        <w:t>;</w:t>
-      </w:r>
-    </w:p>
-    <w:p>
-      <w:pPr>
-        <w:pStyle w:val="a3"/>
-        <w:numPr>
-          <w:ilvl w:val="0"/>
-          <w:numId w:val="11"/>
-        </w:numPr>
-        <w:rPr>
-          <w:lang w:val="en-US"/>
-        </w:rPr>
-      </w:pPr>
-      <w:proofErr w:type="spellStart"/>
-      <w:r>
-        <w:rPr>
-          <w:lang w:val="en-US"/>
-        </w:rPr>
-        <w:t>img</w:t>
-      </w:r>
-      <w:proofErr w:type="spellEnd"/>
-      <w:r>
-        <w:rPr>
-          <w:lang w:val="en-US"/>
-        </w:rPr>
-        <w:t xml:space="preserve"> teeGray.png </w:t>
-      </w:r>
-      <w:r>
-        <w:t>без</w:t>
-      </w:r>
-      <w:r>
-        <w:rPr>
-          <w:lang w:val="en-US"/>
-        </w:rPr>
-        <w:t xml:space="preserve"> alt — alt </w:t>
-      </w:r>
-      <w:r>
-        <w:t>добавлен</w:t>
-      </w:r>
-      <w:r>
-        <w:rPr>
-          <w:lang w:val="en-US"/>
-        </w:rPr>
-        <w:t>;</w:t>
-      </w:r>
-    </w:p>
-    <w:p>
-      <w:pPr>
-        <w:pStyle w:val="a3"/>
-        <w:numPr>
-          <w:ilvl w:val="0"/>
-          <w:numId w:val="11"/>
-        </w:numPr>
-        <w:rPr>
-          <w:lang w:val="en-US"/>
-        </w:rPr>
-      </w:pPr>
-      <w:proofErr w:type="spellStart"/>
-      <w:r>
-        <w:rPr>
-          <w:lang w:val="en-US"/>
-        </w:rPr>
-        <w:t>img</w:t>
-      </w:r>
-      <w:proofErr w:type="spellEnd"/>
-      <w:r>
-        <w:rPr>
-          <w:lang w:val="en-US"/>
-        </w:rPr>
-        <w:t xml:space="preserve"> ButMatchD.png </w:t>
-      </w:r>
-      <w:r>
-        <w:t>в</w:t>
-      </w:r>
-      <w:r>
-        <w:rPr>
-          <w:lang w:val="en-US"/>
-        </w:rPr>
-        <w:t xml:space="preserve"> </w:t>
-      </w:r>
-      <w:r>
-        <w:t>блоке</w:t>
-      </w:r>
-      <w:r>
-        <w:rPr>
-          <w:lang w:val="en-US"/>
-        </w:rPr>
-        <w:t xml:space="preserve"> 3 </w:t>
-      </w:r>
-      <w:r>
-        <w:t>без</w:t>
-      </w:r>
-      <w:r>
-        <w:rPr>
-          <w:lang w:val="en-US"/>
-        </w:rPr>
-        <w:t xml:space="preserve"> alt — alt </w:t>
-      </w:r>
-      <w:r>
-        <w:t>добавлен</w:t>
-      </w:r>
-      <w:r>
-        <w:rPr>
-          <w:lang w:val="en-US"/>
-        </w:rPr>
-        <w:t>;</w:t>
-      </w:r>
-    </w:p>
-    <w:p>
-      <w:pPr>
-        <w:pStyle w:val="a3"/>
-        <w:numPr>
-          <w:ilvl w:val="0"/>
-          <w:numId w:val="11"/>
-        </w:numPr>
-        <w:rPr>
-          <w:lang w:val="en-US"/>
-        </w:rPr>
-      </w:pPr>
-      <w:proofErr w:type="spellStart"/>
-      <w:r>
-        <w:rPr>
-          <w:lang w:val="en-US"/>
-        </w:rPr>
-        <w:t>img</w:t>
-      </w:r>
-      <w:proofErr w:type="spellEnd"/>
-      <w:r>
-        <w:rPr>
-          <w:lang w:val="en-US"/>
-        </w:rPr>
-        <w:t xml:space="preserve"> linkButD.png </w:t>
-      </w:r>
-      <w:r>
-        <w:t>в</w:t>
-      </w:r>
-      <w:r>
-        <w:rPr>
-          <w:lang w:val="en-US"/>
-        </w:rPr>
-        <w:t xml:space="preserve"> </w:t>
-      </w:r>
-      <w:r>
-        <w:t>блоке</w:t>
-      </w:r>
-      <w:r>
-        <w:rPr>
-          <w:lang w:val="en-US"/>
-        </w:rPr>
-        <w:t xml:space="preserve"> 3 </w:t>
-      </w:r>
-      <w:r>
-        <w:t>без</w:t>
-      </w:r>
-      <w:r>
-        <w:rPr>
-          <w:lang w:val="en-US"/>
-        </w:rPr>
-        <w:t xml:space="preserve"> alt — alt </w:t>
-      </w:r>
-      <w:r>
-        <w:t>добавлен</w:t>
-      </w:r>
-      <w:r>
-        <w:rPr>
-          <w:lang w:val="en-US"/>
-        </w:rPr>
-        <w:t>;</w:t>
-      </w:r>
-    </w:p>
-    <w:p>
-      <w:pPr>
-        <w:pStyle w:val="a3"/>
-        <w:numPr>
-          <w:ilvl w:val="0"/>
-          <w:numId w:val="11"/>
-        </w:numPr>
-        <w:rPr>
-          <w:lang w:val="en-US"/>
-        </w:rPr>
-      </w:pPr>
-      <w:proofErr w:type="spellStart"/>
-      <w:r>
-        <w:rPr>
-          <w:lang w:val="en-US"/>
-        </w:rPr>
-        <w:t>img</w:t>
-      </w:r>
-      <w:proofErr w:type="spellEnd"/>
-      <w:r>
-        <w:rPr>
-          <w:lang w:val="en-US"/>
-        </w:rPr>
-        <w:t xml:space="preserve"> teeRed.png </w:t>
-      </w:r>
-      <w:r>
-        <w:t>без</w:t>
-      </w:r>
-      <w:r>
-        <w:rPr>
-          <w:lang w:val="en-US"/>
-        </w:rPr>
-        <w:t xml:space="preserve"> alt — alt </w:t>
-      </w:r>
-      <w:r>
-        <w:t>добавлен</w:t>
-      </w:r>
-      <w:r>
-        <w:rPr>
-          <w:lang w:val="en-US"/>
-        </w:rPr>
-        <w:t>;</w:t>
-      </w:r>
-    </w:p>
-    <w:p>
-      <w:pPr>
-        <w:pStyle w:val="a3"/>
-        <w:numPr>
-          <w:ilvl w:val="0"/>
-          <w:numId w:val="11"/>
-        </w:numPr>
-        <w:rPr>
-          <w:lang w:val="en-US"/>
-        </w:rPr>
-      </w:pPr>
-      <w:proofErr w:type="spellStart"/>
-      <w:r>
-        <w:rPr>
-          <w:lang w:val="en-US"/>
-        </w:rPr>
-        <w:lastRenderedPageBreak/>
-        <w:t>img</w:t>
-      </w:r>
-      <w:proofErr w:type="spellEnd"/>
-      <w:r>
-        <w:rPr>
-          <w:lang w:val="en-US"/>
-        </w:rPr>
-        <w:t xml:space="preserve"> ButMatchD.png </w:t>
-      </w:r>
-      <w:r>
-        <w:t>в</w:t>
-      </w:r>
-      <w:r>
-        <w:rPr>
-          <w:lang w:val="en-US"/>
-        </w:rPr>
-        <w:t xml:space="preserve"> </w:t>
-      </w:r>
-      <w:r>
-        <w:t>блоке</w:t>
-      </w:r>
-      <w:r>
-        <w:rPr>
-          <w:lang w:val="en-US"/>
-        </w:rPr>
-        <w:t xml:space="preserve"> 4 </w:t>
-      </w:r>
-      <w:r>
-        <w:t>без</w:t>
-      </w:r>
-      <w:r>
-        <w:rPr>
-          <w:lang w:val="en-US"/>
-        </w:rPr>
-        <w:t xml:space="preserve"> alt — alt </w:t>
-      </w:r>
-      <w:r>
-        <w:t>добавлен</w:t>
-      </w:r>
-      <w:r>
-        <w:rPr>
-          <w:lang w:val="en-US"/>
-        </w:rPr>
-        <w:t>;</w:t>
-      </w:r>
-    </w:p>
-    <w:p>
-      <w:pPr>
-        <w:pStyle w:val="a3"/>
-        <w:numPr>
-          <w:ilvl w:val="0"/>
-          <w:numId w:val="11"/>
-        </w:numPr>
-        <w:rPr>
-          <w:lang w:val="en-US"/>
-        </w:rPr>
-      </w:pPr>
-      <w:proofErr w:type="spellStart"/>
-      <w:r>
-        <w:rPr>
-          <w:lang w:val="en-US"/>
-        </w:rPr>
-        <w:t>img</w:t>
-      </w:r>
-      <w:proofErr w:type="spellEnd"/>
-      <w:r>
-        <w:rPr>
-          <w:lang w:val="en-US"/>
-        </w:rPr>
-        <w:t xml:space="preserve"> linkButD.png </w:t>
-      </w:r>
-      <w:r>
-        <w:t>в</w:t>
-      </w:r>
-      <w:r>
-        <w:rPr>
-          <w:lang w:val="en-US"/>
-        </w:rPr>
-        <w:t xml:space="preserve"> </w:t>
-      </w:r>
-      <w:r>
-        <w:t>блоке</w:t>
-      </w:r>
-      <w:r>
-        <w:rPr>
-          <w:lang w:val="en-US"/>
-        </w:rPr>
-        <w:t xml:space="preserve"> 4 </w:t>
-      </w:r>
-      <w:r>
-        <w:t>без</w:t>
-      </w:r>
-      <w:r>
-        <w:rPr>
-          <w:lang w:val="en-US"/>
-        </w:rPr>
-        <w:t xml:space="preserve"> alt — alt </w:t>
-      </w:r>
-      <w:r>
-        <w:t>добавлен</w:t>
-      </w:r>
-      <w:r>
-        <w:rPr>
-          <w:lang w:val="en-US"/>
-        </w:rPr>
-        <w:t>;</w:t>
-      </w:r>
-    </w:p>
-    <w:p>
-      <w:pPr>
-        <w:pStyle w:val="a3"/>
-        <w:numPr>
-          <w:ilvl w:val="0"/>
-          <w:numId w:val="11"/>
-        </w:numPr>
-        <w:rPr>
-          <w:lang w:val="en-US"/>
-        </w:rPr>
-      </w:pPr>
-      <w:proofErr w:type="spellStart"/>
-      <w:r>
-        <w:rPr>
-          <w:lang w:val="en-US"/>
-        </w:rPr>
-        <w:t>img</w:t>
-      </w:r>
-      <w:proofErr w:type="spellEnd"/>
-      <w:r>
-        <w:rPr>
-          <w:lang w:val="en-US"/>
-        </w:rPr>
-        <w:t xml:space="preserve"> tee2.PNG </w:t>
-      </w:r>
-      <w:r>
-        <w:t>без</w:t>
-      </w:r>
-      <w:r>
-        <w:rPr>
-          <w:lang w:val="en-US"/>
-        </w:rPr>
-        <w:t xml:space="preserve"> alt — alt </w:t>
-      </w:r>
-      <w:r>
-        <w:t>добавлен</w:t>
-      </w:r>
-      <w:r>
-        <w:rPr>
-          <w:lang w:val="en-US"/>
-        </w:rPr>
-        <w:t>.</w:t>
-      </w:r>
-    </w:p>
-    <w:p>
-      <w:pPr>
-        <w:pStyle w:val="a3"/>
-        <w:ind w:left="710" w:firstLine="0"/>
-        <w:rPr>
-          <w:lang w:val="en-US"/>
-        </w:rPr>
-      </w:pPr>
-    </w:p>
-    <w:p>
-      <w:pPr>
-        <w:pStyle w:val="a3"/>
-      </w:pPr>
-      <w:r>
-        <w:t xml:space="preserve">После добавления альтернативного текста ко всем изображениям и корректировки структуры </w:t>
-      </w:r>
-      <w:proofErr w:type="spellStart"/>
-      <w:r>
-        <w:t>void</w:t>
-      </w:r>
-      <w:proofErr w:type="spellEnd"/>
-      <w:r>
-        <w:t>-тегов повторная валидация показала отсутствие ошибок и предупреждений.</w:t>
-      </w:r>
-      <w:r>
-        <w:t xml:space="preserve"> </w:t>
-      </w:r>
-      <w:r>
-        <w:t xml:space="preserve">Подтверждение исправления ошибок представлен на рисунке </w:t>
-      </w:r>
-      <w:r>
-        <w:t>9</w:t>
-      </w:r>
-      <w:r>
-        <w:t>.</w:t>
-      </w:r>
-    </w:p>
-    <w:p/>
-    <w:p>
-      <w:pPr>
-        <w:pStyle w:val="a4"/>
         <w:keepNext/>
         <w:ind w:firstLine="0"/>
+        <w:jc w:val="center"/>
       </w:pPr>
       <w:r>
         <w:rPr>
           <w:noProof/>
         </w:rPr>
         <w:drawing>
-          <wp:inline distT="0" distB="0" distL="0" distR="0" wp14:anchorId="3500A425" wp14:editId="7E56886B">
-            <wp:extent cx="5940425" cy="3061970"/>
-            <wp:effectExtent l="0" t="0" r="3175" b="5080"/>
-            <wp:docPr id="15" name="Рисунок 15"/>
+          <wp:inline distT="0" distB="0" distL="0" distR="0" wp14:anchorId="4B542B5A" wp14:editId="770FEE6A">
+            <wp:extent cx="5940425" cy="2992755"/>
+            <wp:effectExtent l="0" t="0" r="3175" b="0"/>
+            <wp:docPr id="4" name="Рисунок 4"/>
             <wp:cNvGraphicFramePr>
               <a:graphicFrameLocks xmlns:a="http://schemas.openxmlformats.org/drawingml/2006/main" noChangeAspect="1"/>
             </wp:cNvGraphicFramePr>
@@ -5409,7 +5815,7 @@
                   <pic:spPr>
                     <a:xfrm>
                       <a:off x="0" y="0"/>
-                      <a:ext cx="5940425" cy="3061970"/>
+                      <a:ext cx="5940425" cy="2992755"/>
                     </a:xfrm>
                     <a:prstGeom prst="rect">
                       <a:avLst/>
@@ -5429,25 +5835,34 @@
         <w:jc w:val="center"/>
       </w:pPr>
       <w:r>
-        <w:t xml:space="preserve">Рисунок 9 – Итог </w:t>
+        <w:t xml:space="preserve">Рисунок 10 – Итог </w:t>
+      </w:r>
+      <w:r>
+        <w:rPr>
+          <w:lang w:val="en-US"/>
+        </w:rPr>
+        <w:t>Style</w:t>
+      </w:r>
+      <w:r>
+        <w:t>_</w:t>
+      </w:r>
+      <w:r>
+        <w:rPr>
+          <w:lang w:val="en-US"/>
+        </w:rPr>
+        <w:t>Catalog</w:t>
+      </w:r>
+      <w:r>
+        <w:t>.</w:t>
       </w:r>
       <w:proofErr w:type="spellStart"/>
       <w:r>
         <w:rPr>
           <w:lang w:val="en-US"/>
         </w:rPr>
-        <w:t>tshirts</w:t>
+        <w:t>css</w:t>
       </w:r>
       <w:proofErr w:type="spellEnd"/>
-      <w:r>
-        <w:t>.</w:t>
-      </w:r>
-      <w:r>
-        <w:rPr>
-          <w:lang w:val="en-US"/>
-        </w:rPr>
-        <w:t>html</w:t>
-      </w:r>
     </w:p>
     <w:p>
       <w:pPr>
@@ -5468,8 +5883,11 @@
     <w:p>
       <w:pPr>
         <w:pStyle w:val="1"/>
-      </w:pPr>
-      <w:bookmarkStart w:id="12" w:name="_Toc216306620"/>
+        <w:rPr>
+          <w:lang w:val="en-US"/>
+        </w:rPr>
+      </w:pPr>
+      <w:bookmarkStart w:id="11" w:name="_Toc216602662"/>
       <w:r>
         <w:lastRenderedPageBreak/>
         <w:t>6</w:t>
@@ -5501,8 +5919,27 @@
         </w:rPr>
         <w:t>CSS</w:t>
       </w:r>
-      <w:bookmarkEnd w:id="12"/>
-    </w:p>
+      <w:bookmarkEnd w:id="11"/>
+    </w:p>
+    <w:p>
+      <w:pPr>
+        <w:rPr>
+          <w:lang w:val="en-US"/>
+        </w:rPr>
+      </w:pPr>
+    </w:p>
+    <w:p>
+      <w:r>
+        <w:t>Подтверждение полученного результата показано на рисунке 1</w:t>
+      </w:r>
+      <w:r>
+        <w:t>1</w:t>
+      </w:r>
+      <w:r>
+        <w:t>.</w:t>
+      </w:r>
+    </w:p>
+    <w:p/>
     <w:p>
       <w:pPr>
         <w:keepNext/>
@@ -5560,7 +5997,10 @@
         <w:t xml:space="preserve">Рисунок </w:t>
       </w:r>
       <w:r>
-        <w:t>10</w:t>
+        <w:t>1</w:t>
+      </w:r>
+      <w:r>
+        <w:t>1</w:t>
       </w:r>
       <w:r>
         <w:t xml:space="preserve"> – Итог </w:t>
@@ -5905,6 +6345,95 @@
     </w:lvl>
   </w:abstractNum>
   <w:abstractNum w:abstractNumId="3" w15:restartNumberingAfterBreak="0">
+    <w:nsid w:val="0FE0430D"/>
+    <w:multiLevelType w:val="hybridMultilevel"/>
+    <w:tmpl w:val="BA364AD4"/>
+    <w:lvl w:ilvl="0" w:tplc="920A29FA">
+      <w:start w:val="1"/>
+      <w:numFmt w:val="decimal"/>
+      <w:lvlText w:val="%1."/>
+      <w:lvlJc w:val="left"/>
+      <w:pPr>
+        <w:ind w:left="1069" w:hanging="360"/>
+      </w:pPr>
+      <w:rPr>
+        <w:rFonts w:hAnsi="Symbol" w:cstheme="minorBidi" w:hint="default"/>
+      </w:rPr>
+    </w:lvl>
+    <w:lvl w:ilvl="1" w:tplc="04190019" w:tentative="1">
+      <w:start w:val="1"/>
+      <w:numFmt w:val="lowerLetter"/>
+      <w:lvlText w:val="%2."/>
+      <w:lvlJc w:val="left"/>
+      <w:pPr>
+        <w:ind w:left="1789" w:hanging="360"/>
+      </w:pPr>
+    </w:lvl>
+    <w:lvl w:ilvl="2" w:tplc="0419001B" w:tentative="1">
+      <w:start w:val="1"/>
+      <w:numFmt w:val="lowerRoman"/>
+      <w:lvlText w:val="%3."/>
+      <w:lvlJc w:val="right"/>
+      <w:pPr>
+        <w:ind w:left="2509" w:hanging="180"/>
+      </w:pPr>
+    </w:lvl>
+    <w:lvl w:ilvl="3" w:tplc="0419000F" w:tentative="1">
+      <w:start w:val="1"/>
+      <w:numFmt w:val="decimal"/>
+      <w:lvlText w:val="%4."/>
+      <w:lvlJc w:val="left"/>
+      <w:pPr>
+        <w:ind w:left="3229" w:hanging="360"/>
+      </w:pPr>
+    </w:lvl>
+    <w:lvl w:ilvl="4" w:tplc="04190019" w:tentative="1">
+      <w:start w:val="1"/>
+      <w:numFmt w:val="lowerLetter"/>
+      <w:lvlText w:val="%5."/>
+      <w:lvlJc w:val="left"/>
+      <w:pPr>
+        <w:ind w:left="3949" w:hanging="360"/>
+      </w:pPr>
+    </w:lvl>
+    <w:lvl w:ilvl="5" w:tplc="0419001B" w:tentative="1">
+      <w:start w:val="1"/>
+      <w:numFmt w:val="lowerRoman"/>
+      <w:lvlText w:val="%6."/>
+      <w:lvlJc w:val="right"/>
+      <w:pPr>
+        <w:ind w:left="4669" w:hanging="180"/>
+      </w:pPr>
+    </w:lvl>
+    <w:lvl w:ilvl="6" w:tplc="0419000F" w:tentative="1">
+      <w:start w:val="1"/>
+      <w:numFmt w:val="decimal"/>
+      <w:lvlText w:val="%7."/>
+      <w:lvlJc w:val="left"/>
+      <w:pPr>
+        <w:ind w:left="5389" w:hanging="360"/>
+      </w:pPr>
+    </w:lvl>
+    <w:lvl w:ilvl="7" w:tplc="04190019" w:tentative="1">
+      <w:start w:val="1"/>
+      <w:numFmt w:val="lowerLetter"/>
+      <w:lvlText w:val="%8."/>
+      <w:lvlJc w:val="left"/>
+      <w:pPr>
+        <w:ind w:left="6109" w:hanging="360"/>
+      </w:pPr>
+    </w:lvl>
+    <w:lvl w:ilvl="8" w:tplc="0419001B" w:tentative="1">
+      <w:start w:val="1"/>
+      <w:numFmt w:val="lowerRoman"/>
+      <w:lvlText w:val="%9."/>
+      <w:lvlJc w:val="right"/>
+      <w:pPr>
+        <w:ind w:left="6829" w:hanging="180"/>
+      </w:pPr>
+    </w:lvl>
+  </w:abstractNum>
+  <w:abstractNum w:abstractNumId="4" w15:restartNumberingAfterBreak="0">
     <w:nsid w:val="23B21B63"/>
     <w:multiLevelType w:val="multilevel"/>
     <w:tmpl w:val="947020A0"/>
@@ -6017,7 +6546,7 @@
       </w:rPr>
     </w:lvl>
   </w:abstractNum>
-  <w:abstractNum w:abstractNumId="4" w15:restartNumberingAfterBreak="0">
+  <w:abstractNum w:abstractNumId="5" w15:restartNumberingAfterBreak="0">
     <w:nsid w:val="25D17698"/>
     <w:multiLevelType w:val="hybridMultilevel"/>
     <w:tmpl w:val="35CC3BAC"/>
@@ -6106,7 +6635,7 @@
       </w:pPr>
     </w:lvl>
   </w:abstractNum>
-  <w:abstractNum w:abstractNumId="5" w15:restartNumberingAfterBreak="0">
+  <w:abstractNum w:abstractNumId="6" w15:restartNumberingAfterBreak="0">
     <w:nsid w:val="2C31221D"/>
     <w:multiLevelType w:val="multilevel"/>
     <w:tmpl w:val="947020A0"/>
@@ -6219,7 +6748,96 @@
       </w:rPr>
     </w:lvl>
   </w:abstractNum>
-  <w:abstractNum w:abstractNumId="6" w15:restartNumberingAfterBreak="0">
+  <w:abstractNum w:abstractNumId="7" w15:restartNumberingAfterBreak="0">
+    <w:nsid w:val="2D0434D9"/>
+    <w:multiLevelType w:val="hybridMultilevel"/>
+    <w:tmpl w:val="30102308"/>
+    <w:lvl w:ilvl="0" w:tplc="C9F2FE8E">
+      <w:start w:val="1"/>
+      <w:numFmt w:val="decimal"/>
+      <w:lvlText w:val="%1"/>
+      <w:lvlJc w:val="left"/>
+      <w:pPr>
+        <w:ind w:left="1069" w:hanging="360"/>
+      </w:pPr>
+      <w:rPr>
+        <w:rFonts w:hint="default"/>
+      </w:rPr>
+    </w:lvl>
+    <w:lvl w:ilvl="1" w:tplc="04190019" w:tentative="1">
+      <w:start w:val="1"/>
+      <w:numFmt w:val="lowerLetter"/>
+      <w:lvlText w:val="%2."/>
+      <w:lvlJc w:val="left"/>
+      <w:pPr>
+        <w:ind w:left="1789" w:hanging="360"/>
+      </w:pPr>
+    </w:lvl>
+    <w:lvl w:ilvl="2" w:tplc="0419001B" w:tentative="1">
+      <w:start w:val="1"/>
+      <w:numFmt w:val="lowerRoman"/>
+      <w:lvlText w:val="%3."/>
+      <w:lvlJc w:val="right"/>
+      <w:pPr>
+        <w:ind w:left="2509" w:hanging="180"/>
+      </w:pPr>
+    </w:lvl>
+    <w:lvl w:ilvl="3" w:tplc="0419000F" w:tentative="1">
+      <w:start w:val="1"/>
+      <w:numFmt w:val="decimal"/>
+      <w:lvlText w:val="%4."/>
+      <w:lvlJc w:val="left"/>
+      <w:pPr>
+        <w:ind w:left="3229" w:hanging="360"/>
+      </w:pPr>
+    </w:lvl>
+    <w:lvl w:ilvl="4" w:tplc="04190019" w:tentative="1">
+      <w:start w:val="1"/>
+      <w:numFmt w:val="lowerLetter"/>
+      <w:lvlText w:val="%5."/>
+      <w:lvlJc w:val="left"/>
+      <w:pPr>
+        <w:ind w:left="3949" w:hanging="360"/>
+      </w:pPr>
+    </w:lvl>
+    <w:lvl w:ilvl="5" w:tplc="0419001B" w:tentative="1">
+      <w:start w:val="1"/>
+      <w:numFmt w:val="lowerRoman"/>
+      <w:lvlText w:val="%6."/>
+      <w:lvlJc w:val="right"/>
+      <w:pPr>
+        <w:ind w:left="4669" w:hanging="180"/>
+      </w:pPr>
+    </w:lvl>
+    <w:lvl w:ilvl="6" w:tplc="0419000F" w:tentative="1">
+      <w:start w:val="1"/>
+      <w:numFmt w:val="decimal"/>
+      <w:lvlText w:val="%7."/>
+      <w:lvlJc w:val="left"/>
+      <w:pPr>
+        <w:ind w:left="5389" w:hanging="360"/>
+      </w:pPr>
+    </w:lvl>
+    <w:lvl w:ilvl="7" w:tplc="04190019" w:tentative="1">
+      <w:start w:val="1"/>
+      <w:numFmt w:val="lowerLetter"/>
+      <w:lvlText w:val="%8."/>
+      <w:lvlJc w:val="left"/>
+      <w:pPr>
+        <w:ind w:left="6109" w:hanging="360"/>
+      </w:pPr>
+    </w:lvl>
+    <w:lvl w:ilvl="8" w:tplc="0419001B" w:tentative="1">
+      <w:start w:val="1"/>
+      <w:numFmt w:val="lowerRoman"/>
+      <w:lvlText w:val="%9."/>
+      <w:lvlJc w:val="right"/>
+      <w:pPr>
+        <w:ind w:left="6829" w:hanging="180"/>
+      </w:pPr>
+    </w:lvl>
+  </w:abstractNum>
+  <w:abstractNum w:abstractNumId="8" w15:restartNumberingAfterBreak="0">
     <w:nsid w:val="34EC0C92"/>
     <w:multiLevelType w:val="hybridMultilevel"/>
     <w:tmpl w:val="75E438BE"/>
@@ -6332,7 +6950,185 @@
       </w:rPr>
     </w:lvl>
   </w:abstractNum>
-  <w:abstractNum w:abstractNumId="7" w15:restartNumberingAfterBreak="0">
+  <w:abstractNum w:abstractNumId="9" w15:restartNumberingAfterBreak="0">
+    <w:nsid w:val="4CDC5A88"/>
+    <w:multiLevelType w:val="hybridMultilevel"/>
+    <w:tmpl w:val="35CC3BAC"/>
+    <w:lvl w:ilvl="0" w:tplc="0D3E56DA">
+      <w:start w:val="1"/>
+      <w:numFmt w:val="decimal"/>
+      <w:lvlText w:val="%1."/>
+      <w:lvlJc w:val="left"/>
+      <w:pPr>
+        <w:ind w:left="1069" w:hanging="360"/>
+      </w:pPr>
+      <w:rPr>
+        <w:rFonts w:hint="default"/>
+      </w:rPr>
+    </w:lvl>
+    <w:lvl w:ilvl="1" w:tplc="04190019" w:tentative="1">
+      <w:start w:val="1"/>
+      <w:numFmt w:val="lowerLetter"/>
+      <w:lvlText w:val="%2."/>
+      <w:lvlJc w:val="left"/>
+      <w:pPr>
+        <w:ind w:left="1789" w:hanging="360"/>
+      </w:pPr>
+    </w:lvl>
+    <w:lvl w:ilvl="2" w:tplc="0419001B" w:tentative="1">
+      <w:start w:val="1"/>
+      <w:numFmt w:val="lowerRoman"/>
+      <w:lvlText w:val="%3."/>
+      <w:lvlJc w:val="right"/>
+      <w:pPr>
+        <w:ind w:left="2509" w:hanging="180"/>
+      </w:pPr>
+    </w:lvl>
+    <w:lvl w:ilvl="3" w:tplc="0419000F" w:tentative="1">
+      <w:start w:val="1"/>
+      <w:numFmt w:val="decimal"/>
+      <w:lvlText w:val="%4."/>
+      <w:lvlJc w:val="left"/>
+      <w:pPr>
+        <w:ind w:left="3229" w:hanging="360"/>
+      </w:pPr>
+    </w:lvl>
+    <w:lvl w:ilvl="4" w:tplc="04190019" w:tentative="1">
+      <w:start w:val="1"/>
+      <w:numFmt w:val="lowerLetter"/>
+      <w:lvlText w:val="%5."/>
+      <w:lvlJc w:val="left"/>
+      <w:pPr>
+        <w:ind w:left="3949" w:hanging="360"/>
+      </w:pPr>
+    </w:lvl>
+    <w:lvl w:ilvl="5" w:tplc="0419001B" w:tentative="1">
+      <w:start w:val="1"/>
+      <w:numFmt w:val="lowerRoman"/>
+      <w:lvlText w:val="%6."/>
+      <w:lvlJc w:val="right"/>
+      <w:pPr>
+        <w:ind w:left="4669" w:hanging="180"/>
+      </w:pPr>
+    </w:lvl>
+    <w:lvl w:ilvl="6" w:tplc="0419000F" w:tentative="1">
+      <w:start w:val="1"/>
+      <w:numFmt w:val="decimal"/>
+      <w:lvlText w:val="%7."/>
+      <w:lvlJc w:val="left"/>
+      <w:pPr>
+        <w:ind w:left="5389" w:hanging="360"/>
+      </w:pPr>
+    </w:lvl>
+    <w:lvl w:ilvl="7" w:tplc="04190019" w:tentative="1">
+      <w:start w:val="1"/>
+      <w:numFmt w:val="lowerLetter"/>
+      <w:lvlText w:val="%8."/>
+      <w:lvlJc w:val="left"/>
+      <w:pPr>
+        <w:ind w:left="6109" w:hanging="360"/>
+      </w:pPr>
+    </w:lvl>
+    <w:lvl w:ilvl="8" w:tplc="0419001B" w:tentative="1">
+      <w:start w:val="1"/>
+      <w:numFmt w:val="lowerRoman"/>
+      <w:lvlText w:val="%9."/>
+      <w:lvlJc w:val="right"/>
+      <w:pPr>
+        <w:ind w:left="6829" w:hanging="180"/>
+      </w:pPr>
+    </w:lvl>
+  </w:abstractNum>
+  <w:abstractNum w:abstractNumId="10" w15:restartNumberingAfterBreak="0">
+    <w:nsid w:val="61A24E02"/>
+    <w:multiLevelType w:val="hybridMultilevel"/>
+    <w:tmpl w:val="0D76D9AC"/>
+    <w:lvl w:ilvl="0" w:tplc="75A6FE22">
+      <w:start w:val="1"/>
+      <w:numFmt w:val="decimal"/>
+      <w:lvlText w:val="%1"/>
+      <w:lvlJc w:val="left"/>
+      <w:pPr>
+        <w:ind w:left="1069" w:hanging="360"/>
+      </w:pPr>
+      <w:rPr>
+        <w:rFonts w:hint="default"/>
+      </w:rPr>
+    </w:lvl>
+    <w:lvl w:ilvl="1" w:tplc="04190019" w:tentative="1">
+      <w:start w:val="1"/>
+      <w:numFmt w:val="lowerLetter"/>
+      <w:lvlText w:val="%2."/>
+      <w:lvlJc w:val="left"/>
+      <w:pPr>
+        <w:ind w:left="1789" w:hanging="360"/>
+      </w:pPr>
+    </w:lvl>
+    <w:lvl w:ilvl="2" w:tplc="0419001B" w:tentative="1">
+      <w:start w:val="1"/>
+      <w:numFmt w:val="lowerRoman"/>
+      <w:lvlText w:val="%3."/>
+      <w:lvlJc w:val="right"/>
+      <w:pPr>
+        <w:ind w:left="2509" w:hanging="180"/>
+      </w:pPr>
+    </w:lvl>
+    <w:lvl w:ilvl="3" w:tplc="0419000F" w:tentative="1">
+      <w:start w:val="1"/>
+      <w:numFmt w:val="decimal"/>
+      <w:lvlText w:val="%4."/>
+      <w:lvlJc w:val="left"/>
+      <w:pPr>
+        <w:ind w:left="3229" w:hanging="360"/>
+      </w:pPr>
+    </w:lvl>
+    <w:lvl w:ilvl="4" w:tplc="04190019" w:tentative="1">
+      <w:start w:val="1"/>
+      <w:numFmt w:val="lowerLetter"/>
+      <w:lvlText w:val="%5."/>
+      <w:lvlJc w:val="left"/>
+      <w:pPr>
+        <w:ind w:left="3949" w:hanging="360"/>
+      </w:pPr>
+    </w:lvl>
+    <w:lvl w:ilvl="5" w:tplc="0419001B" w:tentative="1">
+      <w:start w:val="1"/>
+      <w:numFmt w:val="lowerRoman"/>
+      <w:lvlText w:val="%6."/>
+      <w:lvlJc w:val="right"/>
+      <w:pPr>
+        <w:ind w:left="4669" w:hanging="180"/>
+      </w:pPr>
+    </w:lvl>
+    <w:lvl w:ilvl="6" w:tplc="0419000F" w:tentative="1">
+      <w:start w:val="1"/>
+      <w:numFmt w:val="decimal"/>
+      <w:lvlText w:val="%7."/>
+      <w:lvlJc w:val="left"/>
+      <w:pPr>
+        <w:ind w:left="5389" w:hanging="360"/>
+      </w:pPr>
+    </w:lvl>
+    <w:lvl w:ilvl="7" w:tplc="04190019" w:tentative="1">
+      <w:start w:val="1"/>
+      <w:numFmt w:val="lowerLetter"/>
+      <w:lvlText w:val="%8."/>
+      <w:lvlJc w:val="left"/>
+      <w:pPr>
+        <w:ind w:left="6109" w:hanging="360"/>
+      </w:pPr>
+    </w:lvl>
+    <w:lvl w:ilvl="8" w:tplc="0419001B" w:tentative="1">
+      <w:start w:val="1"/>
+      <w:numFmt w:val="lowerRoman"/>
+      <w:lvlText w:val="%9."/>
+      <w:lvlJc w:val="right"/>
+      <w:pPr>
+        <w:ind w:left="6829" w:hanging="180"/>
+      </w:pPr>
+    </w:lvl>
+  </w:abstractNum>
+  <w:abstractNum w:abstractNumId="11" w15:restartNumberingAfterBreak="0">
     <w:nsid w:val="6213516F"/>
     <w:multiLevelType w:val="multilevel"/>
     <w:tmpl w:val="B18CE414"/>
@@ -6445,7 +7241,7 @@
       </w:pPr>
     </w:lvl>
   </w:abstractNum>
-  <w:abstractNum w:abstractNumId="8" w15:restartNumberingAfterBreak="0">
+  <w:abstractNum w:abstractNumId="12" w15:restartNumberingAfterBreak="0">
     <w:nsid w:val="628A174B"/>
     <w:multiLevelType w:val="multilevel"/>
     <w:tmpl w:val="C600A970"/>
@@ -6558,7 +7354,7 @@
       </w:rPr>
     </w:lvl>
   </w:abstractNum>
-  <w:abstractNum w:abstractNumId="9" w15:restartNumberingAfterBreak="0">
+  <w:abstractNum w:abstractNumId="13" w15:restartNumberingAfterBreak="0">
     <w:nsid w:val="66A05A91"/>
     <w:multiLevelType w:val="multilevel"/>
     <w:tmpl w:val="C600A970"/>
@@ -6671,7 +7467,7 @@
       </w:rPr>
     </w:lvl>
   </w:abstractNum>
-  <w:abstractNum w:abstractNumId="10" w15:restartNumberingAfterBreak="0">
+  <w:abstractNum w:abstractNumId="14" w15:restartNumberingAfterBreak="0">
     <w:nsid w:val="7C7445BF"/>
     <w:multiLevelType w:val="multilevel"/>
     <w:tmpl w:val="CD0279BC"/>
@@ -6785,37 +7581,49 @@
     </w:lvl>
   </w:abstractNum>
   <w:num w:numId="1">
-    <w:abstractNumId w:val="8"/>
+    <w:abstractNumId w:val="12"/>
   </w:num>
   <w:num w:numId="2">
     <w:abstractNumId w:val="0"/>
   </w:num>
   <w:num w:numId="3">
-    <w:abstractNumId w:val="4"/>
+    <w:abstractNumId w:val="5"/>
   </w:num>
   <w:num w:numId="4">
-    <w:abstractNumId w:val="9"/>
+    <w:abstractNumId w:val="13"/>
   </w:num>
   <w:num w:numId="5">
-    <w:abstractNumId w:val="10"/>
+    <w:abstractNumId w:val="14"/>
   </w:num>
   <w:num w:numId="6">
-    <w:abstractNumId w:val="7"/>
+    <w:abstractNumId w:val="11"/>
   </w:num>
   <w:num w:numId="7">
     <w:abstractNumId w:val="1"/>
   </w:num>
   <w:num w:numId="8">
-    <w:abstractNumId w:val="3"/>
+    <w:abstractNumId w:val="4"/>
   </w:num>
   <w:num w:numId="9">
-    <w:abstractNumId w:val="5"/>
+    <w:abstractNumId w:val="6"/>
   </w:num>
   <w:num w:numId="10">
-    <w:abstractNumId w:val="6"/>
+    <w:abstractNumId w:val="8"/>
   </w:num>
   <w:num w:numId="11">
     <w:abstractNumId w:val="2"/>
+  </w:num>
+  <w:num w:numId="12">
+    <w:abstractNumId w:val="9"/>
+  </w:num>
+  <w:num w:numId="13">
+    <w:abstractNumId w:val="3"/>
+  </w:num>
+  <w:num w:numId="14">
+    <w:abstractNumId w:val="10"/>
+  </w:num>
+  <w:num w:numId="15">
+    <w:abstractNumId w:val="7"/>
   </w:num>
 </w:numbering>
 </file>
@@ -7272,6 +8080,22 @@
       <w:szCs w:val="26"/>
     </w:rPr>
   </w:style>
+  <w:style w:type="paragraph" w:styleId="3">
+    <w:name w:val="heading 3"/>
+    <w:basedOn w:val="2"/>
+    <w:next w:val="a"/>
+    <w:link w:val="30"/>
+    <w:uiPriority w:val="9"/>
+    <w:unhideWhenUsed/>
+    <w:qFormat/>
+    <w:rsid w:val="008C3DB1"/>
+    <w:pPr>
+      <w:outlineLvl w:val="2"/>
+    </w:pPr>
+    <w:rPr>
+      <w:lang w:val="en-US"/>
+    </w:rPr>
+  </w:style>
   <w:style w:type="character" w:default="1" w:styleId="a0">
     <w:name w:val="Default Paragraph Font"/>
     <w:uiPriority w:val="1"/>
@@ -7492,6 +8316,34 @@
       <w:i/>
       <w:iCs/>
     </w:rPr>
+  </w:style>
+  <w:style w:type="character" w:customStyle="1" w:styleId="30">
+    <w:name w:val="Заголовок 3 Знак"/>
+    <w:basedOn w:val="a0"/>
+    <w:link w:val="3"/>
+    <w:uiPriority w:val="9"/>
+    <w:rsid w:val="008C3DB1"/>
+    <w:rPr>
+      <w:rFonts w:ascii="Times New Roman" w:eastAsiaTheme="majorEastAsia" w:hAnsi="Times New Roman" w:cstheme="majorBidi"/>
+      <w:b/>
+      <w:spacing w:val="60"/>
+      <w:sz w:val="28"/>
+      <w:szCs w:val="26"/>
+      <w:lang w:val="en-US"/>
+    </w:rPr>
+  </w:style>
+  <w:style w:type="paragraph" w:styleId="31">
+    <w:name w:val="toc 3"/>
+    <w:basedOn w:val="a"/>
+    <w:next w:val="a"/>
+    <w:autoRedefine/>
+    <w:uiPriority w:val="39"/>
+    <w:unhideWhenUsed/>
+    <w:rsid w:val="008C3DB1"/>
+    <w:pPr>
+      <w:spacing w:after="100"/>
+      <w:ind w:left="560"/>
+    </w:pPr>
   </w:style>
 </w:styles>
 </file>

--- a/Files_Фаруди И/Validation_Фаруди И.docx
+++ b/Files_Фаруди И/Validation_Фаруди И.docx
@@ -948,7 +948,7 @@
           <w:u w:val="single"/>
           <w14:ligatures w14:val="none"/>
         </w:rPr>
-        <w:t>https://jigsaw.w3.org/css-validator/validator</w:t>
+        <w:t>https://css-validator.org/#validate_by_upload</w:t>
       </w:r>
     </w:p>
     <w:p>
@@ -2843,49 +2843,47 @@
     <w:p>
       <w:pPr>
         <w:pStyle w:val="3"/>
+        <w:rPr>
+          <w:lang w:val="ru-RU"/>
+        </w:rPr>
       </w:pPr>
       <w:bookmarkStart w:id="4" w:name="_Toc216602655"/>
       <w:r>
+        <w:rPr>
+          <w:lang w:val="ru-RU"/>
+        </w:rPr>
         <w:t>1.1.2</w:t>
       </w:r>
       <w:r>
+        <w:rPr>
+          <w:lang w:val="ru-RU"/>
+        </w:rPr>
         <w:t xml:space="preserve"> </w:t>
       </w:r>
-      <w:proofErr w:type="spellStart"/>
-      <w:r>
+      <w:r>
+        <w:rPr>
+          <w:lang w:val="ru-RU"/>
+        </w:rPr>
         <w:t>О</w:t>
       </w:r>
       <w:r>
+        <w:rPr>
+          <w:lang w:val="ru-RU"/>
+        </w:rPr>
         <w:t>шиб</w:t>
       </w:r>
       <w:r>
+        <w:rPr>
+          <w:lang w:val="ru-RU"/>
+        </w:rPr>
         <w:t>ки</w:t>
       </w:r>
       <w:bookmarkEnd w:id="4"/>
-      <w:proofErr w:type="spellEnd"/>
-    </w:p>
-    <w:p>
-      <w:pPr>
-        <w:rPr>
-          <w:lang w:val="en-US"/>
-        </w:rPr>
-      </w:pPr>
-    </w:p>
-    <w:p>
-      <w:r>
-        <w:t xml:space="preserve">Ниже представлены </w:t>
-      </w:r>
-      <w:r>
-        <w:t xml:space="preserve">ошибки </w:t>
-      </w:r>
-      <w:r>
-        <w:t xml:space="preserve">по данной странице. Показано на рисунке </w:t>
-      </w:r>
-      <w:r>
-        <w:t>2</w:t>
-      </w:r>
-      <w:r>
-        <w:t xml:space="preserve">. </w:t>
+    </w:p>
+    <w:p/>
+    <w:p>
+      <w:r>
+        <w:t xml:space="preserve">Ниже представлены ошибки по данной странице. Показано на рисунке 2. </w:t>
       </w:r>
     </w:p>
     <w:p/>
@@ -2944,13 +2942,7 @@
         <w:jc w:val="center"/>
       </w:pPr>
       <w:r>
-        <w:t xml:space="preserve">Рисунок 2 – </w:t>
-      </w:r>
-      <w:r>
-        <w:t>Ошибки</w:t>
-      </w:r>
-      <w:r>
-        <w:t xml:space="preserve"> </w:t>
+        <w:t xml:space="preserve">Рисунок 2 – Ошибки </w:t>
       </w:r>
       <w:r>
         <w:rPr>
@@ -3446,26 +3438,42 @@
     <w:p>
       <w:pPr>
         <w:pStyle w:val="3"/>
+        <w:rPr>
+          <w:lang w:val="ru-RU"/>
+        </w:rPr>
       </w:pPr>
       <w:bookmarkStart w:id="6" w:name="_Toc216602657"/>
       <w:r>
+        <w:rPr>
+          <w:lang w:val="ru-RU"/>
+        </w:rPr>
         <w:t>1.2.1</w:t>
       </w:r>
       <w:r>
+        <w:rPr>
+          <w:lang w:val="ru-RU"/>
+        </w:rPr>
         <w:t xml:space="preserve"> </w:t>
       </w:r>
-      <w:proofErr w:type="spellStart"/>
-      <w:r>
+      <w:r>
+        <w:rPr>
+          <w:lang w:val="ru-RU"/>
+        </w:rPr>
         <w:t>П</w:t>
       </w:r>
       <w:r>
+        <w:rPr>
+          <w:lang w:val="ru-RU"/>
+        </w:rPr>
         <w:t>редупреждени</w:t>
       </w:r>
       <w:r>
+        <w:rPr>
+          <w:lang w:val="ru-RU"/>
+        </w:rPr>
         <w:t>я</w:t>
       </w:r>
       <w:bookmarkEnd w:id="6"/>
-      <w:proofErr w:type="spellEnd"/>
     </w:p>
     <w:p/>
     <w:p>
@@ -4159,29 +4167,48 @@
     <w:p>
       <w:pPr>
         <w:pStyle w:val="3"/>
+        <w:rPr>
+          <w:lang w:val="ru-RU"/>
+        </w:rPr>
       </w:pPr>
       <w:bookmarkStart w:id="8" w:name="_Toc216602659"/>
       <w:r>
+        <w:rPr>
+          <w:lang w:val="ru-RU"/>
+        </w:rPr>
         <w:t>1.</w:t>
       </w:r>
       <w:r>
+        <w:rPr>
+          <w:lang w:val="ru-RU"/>
+        </w:rPr>
         <w:t>3</w:t>
       </w:r>
       <w:r>
+        <w:rPr>
+          <w:lang w:val="ru-RU"/>
+        </w:rPr>
         <w:t xml:space="preserve">.1 </w:t>
       </w:r>
-      <w:proofErr w:type="spellStart"/>
-      <w:r>
+      <w:r>
+        <w:rPr>
+          <w:lang w:val="ru-RU"/>
+        </w:rPr>
         <w:t>О</w:t>
       </w:r>
       <w:r>
+        <w:rPr>
+          <w:lang w:val="ru-RU"/>
+        </w:rPr>
         <w:t>шиб</w:t>
       </w:r>
       <w:r>
+        <w:rPr>
+          <w:lang w:val="ru-RU"/>
+        </w:rPr>
         <w:t>ки</w:t>
       </w:r>
       <w:bookmarkEnd w:id="8"/>
-      <w:proofErr w:type="spellEnd"/>
     </w:p>
     <w:p/>
     <w:p>
@@ -5883,9 +5910,6 @@
     <w:p>
       <w:pPr>
         <w:pStyle w:val="1"/>
-        <w:rPr>
-          <w:lang w:val="en-US"/>
-        </w:rPr>
       </w:pPr>
       <w:bookmarkStart w:id="11" w:name="_Toc216602662"/>
       <w:r>
@@ -5921,22 +5945,10 @@
       </w:r>
       <w:bookmarkEnd w:id="11"/>
     </w:p>
-    <w:p>
-      <w:pPr>
-        <w:rPr>
-          <w:lang w:val="en-US"/>
-        </w:rPr>
-      </w:pPr>
-    </w:p>
-    <w:p>
-      <w:r>
-        <w:t>Подтверждение полученного результата показано на рисунке 1</w:t>
-      </w:r>
-      <w:r>
-        <w:t>1</w:t>
-      </w:r>
-      <w:r>
-        <w:t>.</w:t>
+    <w:p/>
+    <w:p>
+      <w:r>
+        <w:t>Подтверждение полученного результата показано на рисунке 11.</w:t>
       </w:r>
     </w:p>
     <w:p/>

--- a/Files_Фаруди И/Validation_Фаруди И.docx
+++ b/Files_Фаруди И/Validation_Фаруди И.docx
@@ -948,7 +948,7 @@
           <w:u w:val="single"/>
           <w14:ligatures w14:val="none"/>
         </w:rPr>
-        <w:t>https://css-validator.org/#validate_by_upload</w:t>
+        <w:t>https://jigsaw.w3.org/css-validator/validator</w:t>
       </w:r>
     </w:p>
     <w:p>
@@ -2843,47 +2843,49 @@
     <w:p>
       <w:pPr>
         <w:pStyle w:val="3"/>
-        <w:rPr>
-          <w:lang w:val="ru-RU"/>
-        </w:rPr>
       </w:pPr>
       <w:bookmarkStart w:id="4" w:name="_Toc216602655"/>
       <w:r>
-        <w:rPr>
-          <w:lang w:val="ru-RU"/>
-        </w:rPr>
         <w:t>1.1.2</w:t>
       </w:r>
       <w:r>
-        <w:rPr>
-          <w:lang w:val="ru-RU"/>
-        </w:rPr>
         <w:t xml:space="preserve"> </w:t>
       </w:r>
-      <w:r>
-        <w:rPr>
-          <w:lang w:val="ru-RU"/>
-        </w:rPr>
+      <w:proofErr w:type="spellStart"/>
+      <w:r>
         <w:t>О</w:t>
       </w:r>
       <w:r>
-        <w:rPr>
-          <w:lang w:val="ru-RU"/>
-        </w:rPr>
         <w:t>шиб</w:t>
       </w:r>
       <w:r>
-        <w:rPr>
-          <w:lang w:val="ru-RU"/>
-        </w:rPr>
         <w:t>ки</w:t>
       </w:r>
       <w:bookmarkEnd w:id="4"/>
-    </w:p>
-    <w:p/>
-    <w:p>
-      <w:r>
-        <w:t xml:space="preserve">Ниже представлены ошибки по данной странице. Показано на рисунке 2. </w:t>
+      <w:proofErr w:type="spellEnd"/>
+    </w:p>
+    <w:p>
+      <w:pPr>
+        <w:rPr>
+          <w:lang w:val="en-US"/>
+        </w:rPr>
+      </w:pPr>
+    </w:p>
+    <w:p>
+      <w:r>
+        <w:t xml:space="preserve">Ниже представлены </w:t>
+      </w:r>
+      <w:r>
+        <w:t xml:space="preserve">ошибки </w:t>
+      </w:r>
+      <w:r>
+        <w:t xml:space="preserve">по данной странице. Показано на рисунке </w:t>
+      </w:r>
+      <w:r>
+        <w:t>2</w:t>
+      </w:r>
+      <w:r>
+        <w:t xml:space="preserve">. </w:t>
       </w:r>
     </w:p>
     <w:p/>
@@ -2942,7 +2944,13 @@
         <w:jc w:val="center"/>
       </w:pPr>
       <w:r>
-        <w:t xml:space="preserve">Рисунок 2 – Ошибки </w:t>
+        <w:t xml:space="preserve">Рисунок 2 – </w:t>
+      </w:r>
+      <w:r>
+        <w:t>Ошибки</w:t>
+      </w:r>
+      <w:r>
+        <w:t xml:space="preserve"> </w:t>
       </w:r>
       <w:r>
         <w:rPr>
@@ -3438,42 +3446,26 @@
     <w:p>
       <w:pPr>
         <w:pStyle w:val="3"/>
-        <w:rPr>
-          <w:lang w:val="ru-RU"/>
-        </w:rPr>
       </w:pPr>
       <w:bookmarkStart w:id="6" w:name="_Toc216602657"/>
       <w:r>
-        <w:rPr>
-          <w:lang w:val="ru-RU"/>
-        </w:rPr>
         <w:t>1.2.1</w:t>
       </w:r>
       <w:r>
-        <w:rPr>
-          <w:lang w:val="ru-RU"/>
-        </w:rPr>
         <w:t xml:space="preserve"> </w:t>
       </w:r>
-      <w:r>
-        <w:rPr>
-          <w:lang w:val="ru-RU"/>
-        </w:rPr>
+      <w:proofErr w:type="spellStart"/>
+      <w:r>
         <w:t>П</w:t>
       </w:r>
       <w:r>
-        <w:rPr>
-          <w:lang w:val="ru-RU"/>
-        </w:rPr>
         <w:t>редупреждени</w:t>
       </w:r>
       <w:r>
-        <w:rPr>
-          <w:lang w:val="ru-RU"/>
-        </w:rPr>
         <w:t>я</w:t>
       </w:r>
       <w:bookmarkEnd w:id="6"/>
+      <w:proofErr w:type="spellEnd"/>
     </w:p>
     <w:p/>
     <w:p>
@@ -4167,48 +4159,29 @@
     <w:p>
       <w:pPr>
         <w:pStyle w:val="3"/>
-        <w:rPr>
-          <w:lang w:val="ru-RU"/>
-        </w:rPr>
       </w:pPr>
       <w:bookmarkStart w:id="8" w:name="_Toc216602659"/>
       <w:r>
-        <w:rPr>
-          <w:lang w:val="ru-RU"/>
-        </w:rPr>
         <w:t>1.</w:t>
       </w:r>
       <w:r>
-        <w:rPr>
-          <w:lang w:val="ru-RU"/>
-        </w:rPr>
         <w:t>3</w:t>
       </w:r>
       <w:r>
-        <w:rPr>
-          <w:lang w:val="ru-RU"/>
-        </w:rPr>
         <w:t xml:space="preserve">.1 </w:t>
       </w:r>
-      <w:r>
-        <w:rPr>
-          <w:lang w:val="ru-RU"/>
-        </w:rPr>
+      <w:proofErr w:type="spellStart"/>
+      <w:r>
         <w:t>О</w:t>
       </w:r>
       <w:r>
-        <w:rPr>
-          <w:lang w:val="ru-RU"/>
-        </w:rPr>
         <w:t>шиб</w:t>
       </w:r>
       <w:r>
-        <w:rPr>
-          <w:lang w:val="ru-RU"/>
-        </w:rPr>
         <w:t>ки</w:t>
       </w:r>
       <w:bookmarkEnd w:id="8"/>
+      <w:proofErr w:type="spellEnd"/>
     </w:p>
     <w:p/>
     <w:p>
@@ -5910,6 +5883,9 @@
     <w:p>
       <w:pPr>
         <w:pStyle w:val="1"/>
+        <w:rPr>
+          <w:lang w:val="en-US"/>
+        </w:rPr>
       </w:pPr>
       <w:bookmarkStart w:id="11" w:name="_Toc216602662"/>
       <w:r>
@@ -5945,10 +5921,22 @@
       </w:r>
       <w:bookmarkEnd w:id="11"/>
     </w:p>
-    <w:p/>
-    <w:p>
-      <w:r>
-        <w:t>Подтверждение полученного результата показано на рисунке 11.</w:t>
+    <w:p>
+      <w:pPr>
+        <w:rPr>
+          <w:lang w:val="en-US"/>
+        </w:rPr>
+      </w:pPr>
+    </w:p>
+    <w:p>
+      <w:r>
+        <w:t>Подтверждение полученного результата показано на рисунке 1</w:t>
+      </w:r>
+      <w:r>
+        <w:t>1</w:t>
+      </w:r>
+      <w:r>
+        <w:t>.</w:t>
       </w:r>
     </w:p>
     <w:p/>
